--- a/Báo Cáo.docx
+++ b/Báo Cáo.docx
@@ -102,7 +102,7 @@
           </mc:Choice>
           <mc:Fallback>
             <w:pict>
-              <v:rect w14:anchorId="77086C97" id="Rectangle 64" o:spid="_x0000_s1026" style="position:absolute;left:0;text-align:left;margin-left:-32.5pt;margin-top:-26.5pt;width:501.75pt;height:679.5pt;z-index:-251659264;visibility:visible;mso-wrap-style:square;mso-width-percent:0;mso-height-percent:0;mso-wrap-distance-left:9pt;mso-wrap-distance-top:0;mso-wrap-distance-right:9pt;mso-wrap-distance-bottom:0;mso-position-horizontal:absolute;mso-position-horizontal-relative:margin;mso-position-vertical:absolute;mso-position-vertical-relative:text;mso-width-percent:0;mso-height-percent:0;mso-width-relative:margin;mso-height-relative:margin;v-text-anchor:top" o:gfxdata="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" strokeweight="4.5pt">
+              <v:rect w14:anchorId="77086C97" id="Rectangle 64" o:spid="_x0000_s1026" style="position:absolute;left:0;text-align:left;margin-left:-32.5pt;margin-top:-26.5pt;width:501.75pt;height:679.5pt;z-index:-251659264;visibility:visible;mso-wrap-style:square;mso-width-percent:0;mso-height-percent:0;mso-wrap-distance-left:9pt;mso-wrap-distance-top:0;mso-wrap-distance-right:9pt;mso-wrap-distance-bottom:0;mso-position-horizontal:absolute;mso-position-horizontal-relative:margin;mso-position-vertical:absolute;mso-position-vertical-relative:text;mso-width-percent:0;mso-height-percent:0;mso-width-relative:margin;mso-height-relative:margin;v-text-anchor:top" o:gfxdata="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" strokeweight="4.5pt">
                 <v:stroke linestyle="thickThin"/>
                 <v:textbox>
                   <w:txbxContent>
@@ -455,11 +455,101 @@
     </w:p>
     <w:p>
       <w:pPr>
+        <w:ind w:firstLine="720"/>
         <w:rPr>
           <w:color w:val="000000" w:themeColor="text1"/>
           <w:lang w:val="en-US"/>
         </w:rPr>
       </w:pPr>
+      <w:proofErr w:type="spellStart"/>
+      <w:r>
+        <w:rPr>
+          <w:color w:val="000000" w:themeColor="text1"/>
+          <w:lang w:val="en-US"/>
+        </w:rPr>
+        <w:t>Giảng</w:t>
+      </w:r>
+      <w:proofErr w:type="spellEnd"/>
+      <w:r>
+        <w:rPr>
+          <w:color w:val="000000" w:themeColor="text1"/>
+          <w:lang w:val="en-US"/>
+        </w:rPr>
+        <w:t xml:space="preserve"> </w:t>
+      </w:r>
+      <w:proofErr w:type="spellStart"/>
+      <w:proofErr w:type="gramStart"/>
+      <w:r>
+        <w:rPr>
+          <w:color w:val="000000" w:themeColor="text1"/>
+          <w:lang w:val="en-US"/>
+        </w:rPr>
+        <w:t>viên</w:t>
+      </w:r>
+      <w:proofErr w:type="spellEnd"/>
+      <w:r>
+        <w:rPr>
+          <w:color w:val="000000" w:themeColor="text1"/>
+          <w:lang w:val="en-US"/>
+        </w:rPr>
+        <w:t xml:space="preserve"> :</w:t>
+      </w:r>
+      <w:proofErr w:type="gramEnd"/>
+      <w:r>
+        <w:rPr>
+          <w:color w:val="000000" w:themeColor="text1"/>
+          <w:lang w:val="en-US"/>
+        </w:rPr>
+        <w:t xml:space="preserve"> </w:t>
+      </w:r>
+      <w:proofErr w:type="spellStart"/>
+      <w:r>
+        <w:rPr>
+          <w:color w:val="000000" w:themeColor="text1"/>
+          <w:lang w:val="en-US"/>
+        </w:rPr>
+        <w:t>ThS</w:t>
+      </w:r>
+      <w:proofErr w:type="spellEnd"/>
+      <w:r>
+        <w:rPr>
+          <w:color w:val="000000" w:themeColor="text1"/>
+          <w:lang w:val="en-US"/>
+        </w:rPr>
+        <w:t xml:space="preserve">. </w:t>
+      </w:r>
+      <w:proofErr w:type="spellStart"/>
+      <w:r>
+        <w:rPr>
+          <w:color w:val="000000" w:themeColor="text1"/>
+          <w:lang w:val="en-US"/>
+        </w:rPr>
+        <w:t>Trần</w:t>
+      </w:r>
+      <w:proofErr w:type="spellEnd"/>
+      <w:r>
+        <w:rPr>
+          <w:color w:val="000000" w:themeColor="text1"/>
+          <w:lang w:val="en-US"/>
+        </w:rPr>
+        <w:t xml:space="preserve"> Tiến Dũng, </w:t>
+      </w:r>
+      <w:proofErr w:type="spellStart"/>
+      <w:r>
+        <w:rPr>
+          <w:color w:val="000000" w:themeColor="text1"/>
+          <w:lang w:val="en-US"/>
+        </w:rPr>
+        <w:t>ThS</w:t>
+      </w:r>
+      <w:proofErr w:type="spellEnd"/>
+      <w:r>
+        <w:rPr>
+          <w:color w:val="000000" w:themeColor="text1"/>
+          <w:lang w:val="en-US"/>
+        </w:rPr>
+        <w:t>. Lưu Văn Hải</w:t>
+      </w:r>
     </w:p>
     <w:p>
       <w:pPr>
@@ -468,12 +558,37 @@
           <w:lang w:val="en-US"/>
         </w:rPr>
       </w:pPr>
+      <w:proofErr w:type="spellStart"/>
       <w:r>
         <w:rPr>
           <w:color w:val="000000" w:themeColor="text1"/>
           <w:lang w:val="en-US"/>
         </w:rPr>
-        <w:t xml:space="preserve">Mã môn: </w:t>
+        <w:t>Mã</w:t>
+      </w:r>
+      <w:proofErr w:type="spellEnd"/>
+      <w:r>
+        <w:rPr>
+          <w:color w:val="000000" w:themeColor="text1"/>
+          <w:lang w:val="en-US"/>
+        </w:rPr>
+        <w:t xml:space="preserve"> </w:t>
+      </w:r>
+      <w:proofErr w:type="spellStart"/>
+      <w:r>
+        <w:rPr>
+          <w:color w:val="000000" w:themeColor="text1"/>
+          <w:lang w:val="en-US"/>
+        </w:rPr>
+        <w:t>môn</w:t>
+      </w:r>
+      <w:proofErr w:type="spellEnd"/>
+      <w:r>
+        <w:rPr>
+          <w:color w:val="000000" w:themeColor="text1"/>
+          <w:lang w:val="en-US"/>
+        </w:rPr>
+        <w:t xml:space="preserve">: </w:t>
       </w:r>
       <w:hyperlink r:id="rId9" w:history="1">
         <w:r>
@@ -498,13 +613,49 @@
         <w:rPr>
           <w:lang w:val="en-US"/>
         </w:rPr>
-        <w:t>Sinh viên</w:t>
-      </w:r>
-      <w:r>
-        <w:rPr>
-          <w:lang w:val="en-US"/>
-        </w:rPr>
-        <w:t xml:space="preserve"> thực hiện:</w:t>
+        <w:t xml:space="preserve">Sinh </w:t>
+      </w:r>
+      <w:proofErr w:type="spellStart"/>
+      <w:r>
+        <w:rPr>
+          <w:lang w:val="en-US"/>
+        </w:rPr>
+        <w:t>viên</w:t>
+      </w:r>
+      <w:proofErr w:type="spellEnd"/>
+      <w:r>
+        <w:rPr>
+          <w:lang w:val="en-US"/>
+        </w:rPr>
+        <w:t xml:space="preserve"> </w:t>
+      </w:r>
+      <w:proofErr w:type="spellStart"/>
+      <w:r>
+        <w:rPr>
+          <w:lang w:val="en-US"/>
+        </w:rPr>
+        <w:t>thực</w:t>
+      </w:r>
+      <w:proofErr w:type="spellEnd"/>
+      <w:r>
+        <w:rPr>
+          <w:lang w:val="en-US"/>
+        </w:rPr>
+        <w:t xml:space="preserve"> </w:t>
+      </w:r>
+      <w:proofErr w:type="spellStart"/>
+      <w:r>
+        <w:rPr>
+          <w:lang w:val="en-US"/>
+        </w:rPr>
+        <w:t>hiện</w:t>
+      </w:r>
+      <w:proofErr w:type="spellEnd"/>
+      <w:r>
+        <w:rPr>
+          <w:lang w:val="en-US"/>
+        </w:rPr>
+        <w:t>:</w:t>
       </w:r>
     </w:p>
     <w:tbl>
@@ -584,6 +735,7 @@
                 <w:lang w:val="en-US"/>
               </w:rPr>
             </w:pPr>
+            <w:proofErr w:type="spellStart"/>
             <w:r>
               <w:rPr>
                 <w:b/>
@@ -592,6 +744,7 @@
               </w:rPr>
               <w:t>Lớp</w:t>
             </w:r>
+            <w:proofErr w:type="spellEnd"/>
           </w:p>
         </w:tc>
       </w:tr>
@@ -2857,104 +3010,6 @@
         </w:p>
         <w:p>
           <w:pPr>
-            <w:pStyle w:val="TOC3"/>
-            <w:tabs>
-              <w:tab w:val="right" w:leader="dot" w:pos="8778"/>
-            </w:tabs>
-            <w:rPr>
-              <w:rFonts w:ascii="Times New Roman" w:eastAsiaTheme="minorEastAsia" w:hAnsi="Times New Roman" w:cs="Times New Roman"/>
-              <w:noProof/>
-              <w:kern w:val="2"/>
-              <w:sz w:val="26"/>
-              <w:szCs w:val="26"/>
-              <w:lang w:eastAsia="vi-VN"/>
-              <w14:ligatures w14:val="standardContextual"/>
-            </w:rPr>
-          </w:pPr>
-          <w:hyperlink w:anchor="_Toc215954087" w:history="1">
-            <w:r>
-              <w:rPr>
-                <w:rStyle w:val="Hyperlink"/>
-                <w:rFonts w:ascii="Times New Roman" w:hAnsi="Times New Roman" w:cs="Times New Roman"/>
-                <w:noProof/>
-                <w:sz w:val="26"/>
-                <w:szCs w:val="26"/>
-              </w:rPr>
-              <w:t>2.3.2. Trình tự xử lý chức năng: Xem lịch sử mượn</w:t>
-            </w:r>
-            <w:r>
-              <w:rPr>
-                <w:rFonts w:ascii="Times New Roman" w:hAnsi="Times New Roman" w:cs="Times New Roman"/>
-                <w:noProof/>
-                <w:webHidden/>
-                <w:sz w:val="26"/>
-                <w:szCs w:val="26"/>
-              </w:rPr>
-              <w:tab/>
-            </w:r>
-            <w:r>
-              <w:rPr>
-                <w:rFonts w:ascii="Times New Roman" w:hAnsi="Times New Roman" w:cs="Times New Roman"/>
-                <w:noProof/>
-                <w:webHidden/>
-                <w:sz w:val="26"/>
-                <w:szCs w:val="26"/>
-              </w:rPr>
-              <w:fldChar w:fldCharType="begin"/>
-            </w:r>
-            <w:r>
-              <w:rPr>
-                <w:rFonts w:ascii="Times New Roman" w:hAnsi="Times New Roman" w:cs="Times New Roman"/>
-                <w:noProof/>
-                <w:webHidden/>
-                <w:sz w:val="26"/>
-                <w:szCs w:val="26"/>
-              </w:rPr>
-              <w:instrText xml:space="preserve"> PAGEREF _Toc215954087 \h </w:instrText>
-            </w:r>
-            <w:r>
-              <w:rPr>
-                <w:rFonts w:ascii="Times New Roman" w:hAnsi="Times New Roman" w:cs="Times New Roman"/>
-                <w:noProof/>
-                <w:webHidden/>
-                <w:sz w:val="26"/>
-                <w:szCs w:val="26"/>
-              </w:rPr>
-            </w:r>
-            <w:r>
-              <w:rPr>
-                <w:rFonts w:ascii="Times New Roman" w:hAnsi="Times New Roman" w:cs="Times New Roman"/>
-                <w:noProof/>
-                <w:webHidden/>
-                <w:sz w:val="26"/>
-                <w:szCs w:val="26"/>
-              </w:rPr>
-              <w:fldChar w:fldCharType="separate"/>
-            </w:r>
-            <w:r>
-              <w:rPr>
-                <w:rFonts w:ascii="Times New Roman" w:hAnsi="Times New Roman" w:cs="Times New Roman"/>
-                <w:noProof/>
-                <w:webHidden/>
-                <w:sz w:val="26"/>
-                <w:szCs w:val="26"/>
-              </w:rPr>
-              <w:t>13</w:t>
-            </w:r>
-            <w:r>
-              <w:rPr>
-                <w:rFonts w:ascii="Times New Roman" w:hAnsi="Times New Roman" w:cs="Times New Roman"/>
-                <w:noProof/>
-                <w:webHidden/>
-                <w:sz w:val="26"/>
-                <w:szCs w:val="26"/>
-              </w:rPr>
-              <w:fldChar w:fldCharType="end"/>
-            </w:r>
-          </w:hyperlink>
-        </w:p>
-        <w:p>
-          <w:pPr>
             <w:pStyle w:val="TOC2"/>
             <w:tabs>
               <w:tab w:val="right" w:leader="dot" w:pos="8778"/>
@@ -5297,11 +5352,33 @@
       <w:r>
         <w:t>Admin: quản lý toàn bộ sách,</w:t>
       </w:r>
-      <w:r>
-        <w:rPr>
-          <w:lang w:val="en-US"/>
-        </w:rPr>
-        <w:t>mượn trả,</w:t>
+      <w:proofErr w:type="spellStart"/>
+      <w:r>
+        <w:rPr>
+          <w:lang w:val="en-US"/>
+        </w:rPr>
+        <w:t>mượn</w:t>
+      </w:r>
+      <w:proofErr w:type="spellEnd"/>
+      <w:r>
+        <w:rPr>
+          <w:lang w:val="en-US"/>
+        </w:rPr>
+        <w:t xml:space="preserve"> </w:t>
+      </w:r>
+      <w:proofErr w:type="spellStart"/>
+      <w:r>
+        <w:rPr>
+          <w:lang w:val="en-US"/>
+        </w:rPr>
+        <w:t>trả</w:t>
+      </w:r>
+      <w:proofErr w:type="spellEnd"/>
+      <w:r>
+        <w:rPr>
+          <w:lang w:val="en-US"/>
+        </w:rPr>
+        <w:t>,</w:t>
       </w:r>
       <w:r>
         <w:t xml:space="preserve"> người dùng, thống kê</w:t>
@@ -5314,12 +5391,28 @@
           <w:numId w:val="23"/>
         </w:numPr>
       </w:pPr>
-      <w:r>
-        <w:rPr>
-          <w:lang w:val="en-US"/>
-        </w:rPr>
-        <w:t>Thủ thư</w:t>
-      </w:r>
+      <w:proofErr w:type="spellStart"/>
+      <w:r>
+        <w:rPr>
+          <w:lang w:val="en-US"/>
+        </w:rPr>
+        <w:t>Thủ</w:t>
+      </w:r>
+      <w:proofErr w:type="spellEnd"/>
+      <w:r>
+        <w:rPr>
+          <w:lang w:val="en-US"/>
+        </w:rPr>
+        <w:t xml:space="preserve"> </w:t>
+      </w:r>
+      <w:proofErr w:type="spellStart"/>
+      <w:r>
+        <w:rPr>
+          <w:lang w:val="en-US"/>
+        </w:rPr>
+        <w:t>thư</w:t>
+      </w:r>
+      <w:proofErr w:type="spellEnd"/>
       <w:r>
         <w:rPr>
           <w:lang w:val="en-US"/>
@@ -6211,12 +6304,28 @@
       <w:r>
         <w:t xml:space="preserve">Model: chứa các lớp biểu diễn dữ liệu (Book, </w:t>
       </w:r>
-      <w:r>
-        <w:rPr>
-          <w:lang w:val="en-US"/>
-        </w:rPr>
-        <w:t>NguoiDung, MuonTra</w:t>
-      </w:r>
+      <w:proofErr w:type="spellStart"/>
+      <w:r>
+        <w:rPr>
+          <w:lang w:val="en-US"/>
+        </w:rPr>
+        <w:t>NguoiDung</w:t>
+      </w:r>
+      <w:proofErr w:type="spellEnd"/>
+      <w:r>
+        <w:rPr>
+          <w:lang w:val="en-US"/>
+        </w:rPr>
+        <w:t xml:space="preserve">, </w:t>
+      </w:r>
+      <w:proofErr w:type="spellStart"/>
+      <w:r>
+        <w:rPr>
+          <w:lang w:val="en-US"/>
+        </w:rPr>
+        <w:t>MuonTra</w:t>
+      </w:r>
+      <w:proofErr w:type="spellEnd"/>
       <w:r>
         <w:t>).</w:t>
       </w:r>
@@ -6393,62 +6502,54 @@
         <w:t>User</w:t>
       </w:r>
       <w:r>
-        <w:t>: người đọc có tài khoản, chỉ được xem sách và xem lịch sử mượn của mình</w:t>
-      </w:r>
+        <w:t>: người đọc c</w:t>
+      </w:r>
+      <w:r>
+        <w:rPr>
+          <w:lang w:val="en-US"/>
+        </w:rPr>
+        <w:t xml:space="preserve">ó </w:t>
+      </w:r>
+      <w:proofErr w:type="spellStart"/>
+      <w:r>
+        <w:rPr>
+          <w:lang w:val="en-US"/>
+        </w:rPr>
+        <w:t>thông</w:t>
+      </w:r>
+      <w:proofErr w:type="spellEnd"/>
+      <w:r>
+        <w:rPr>
+          <w:lang w:val="en-US"/>
+        </w:rPr>
+        <w:t xml:space="preserve"> tin </w:t>
+      </w:r>
+      <w:proofErr w:type="spellStart"/>
+      <w:r>
+        <w:rPr>
+          <w:lang w:val="en-US"/>
+        </w:rPr>
+        <w:t>mượn</w:t>
+      </w:r>
+      <w:proofErr w:type="spellEnd"/>
+      <w:r>
+        <w:rPr>
+          <w:lang w:val="en-US"/>
+        </w:rPr>
+        <w:t xml:space="preserve"> </w:t>
+      </w:r>
+      <w:proofErr w:type="spellStart"/>
+      <w:r>
+        <w:rPr>
+          <w:lang w:val="en-US"/>
+        </w:rPr>
+        <w:t>sách</w:t>
+      </w:r>
+      <w:proofErr w:type="spellEnd"/>
     </w:p>
     <w:p>
       <w:r>
         <w:t>Các chức năng chính được mô hình hóa trong biểu đồ Use Case như sau:</w:t>
-      </w:r>
-    </w:p>
-    <w:p>
-      <w:pPr>
-        <w:jc w:val="center"/>
-        <w:rPr>
-          <w:lang w:val="en-US"/>
-        </w:rPr>
-      </w:pPr>
-      <w:r>
-        <w:rPr>
-          <w:noProof/>
-          <w:lang w:val="en-US"/>
-        </w:rPr>
-        <w:lastRenderedPageBreak/>
-        <w:drawing>
-          <wp:inline distT="0" distB="0" distL="0" distR="0" wp14:anchorId="4EACC631" wp14:editId="553C26D5">
-            <wp:extent cx="4277322" cy="5649113"/>
-            <wp:effectExtent l="0" t="0" r="9525" b="8890"/>
-            <wp:docPr id="1989214342" name="Hình ảnh 1"/>
-            <wp:cNvGraphicFramePr>
-              <a:graphicFrameLocks xmlns:a="http://schemas.openxmlformats.org/drawingml/2006/main" noChangeAspect="1"/>
-            </wp:cNvGraphicFramePr>
-            <a:graphic xmlns:a="http://schemas.openxmlformats.org/drawingml/2006/main">
-              <a:graphicData uri="http://schemas.openxmlformats.org/drawingml/2006/picture">
-                <pic:pic xmlns:pic="http://schemas.openxmlformats.org/drawingml/2006/picture">
-                  <pic:nvPicPr>
-                    <pic:cNvPr id="1989214342" name=""/>
-                    <pic:cNvPicPr/>
-                  </pic:nvPicPr>
-                  <pic:blipFill>
-                    <a:blip r:embed="rId11"/>
-                    <a:stretch>
-                      <a:fillRect/>
-                    </a:stretch>
-                  </pic:blipFill>
-                  <pic:spPr>
-                    <a:xfrm>
-                      <a:off x="0" y="0"/>
-                      <a:ext cx="4277322" cy="5649113"/>
-                    </a:xfrm>
-                    <a:prstGeom prst="rect">
-                      <a:avLst/>
-                    </a:prstGeom>
-                  </pic:spPr>
-                </pic:pic>
-              </a:graphicData>
-            </a:graphic>
-          </wp:inline>
-        </w:drawing>
       </w:r>
     </w:p>
     <w:p>
@@ -6516,6 +6617,7 @@
           <w:b/>
           <w:bCs/>
         </w:rPr>
+        <w:lastRenderedPageBreak/>
         <w:t>Quản lý người dùng và phân quyền:</w:t>
       </w:r>
       <w:r>
@@ -6538,7 +6640,6 @@
           <w:b/>
           <w:bCs/>
         </w:rPr>
-        <w:lastRenderedPageBreak/>
         <w:t>Quản lý mượn – trả sách:</w:t>
       </w:r>
       <w:r>
@@ -6587,28 +6688,6 @@
       </w:r>
       <w:r>
         <w:t xml:space="preserve"> Cung cấp thông tin đầy đủ về sách để người dùng thuận tiện tra cứu và lựa chọn tài liệu cần mượn.</w:t>
-      </w:r>
-    </w:p>
-    <w:p>
-      <w:pPr>
-        <w:pStyle w:val="ListParagraph"/>
-        <w:numPr>
-          <w:ilvl w:val="0"/>
-          <w:numId w:val="38"/>
-        </w:numPr>
-        <w:rPr>
-          <w:lang w:val="en-US"/>
-        </w:rPr>
-      </w:pPr>
-      <w:r>
-        <w:rPr>
-          <w:b/>
-          <w:bCs/>
-        </w:rPr>
-        <w:t>Xem lịch sử mượn sách:</w:t>
-      </w:r>
-      <w:r>
-        <w:t xml:space="preserve"> Hiển thị các phiếu mượn đã thực hiện, giúp người dùng theo dõi tiến trình trả sách và tránh tình trạng quá hạn.</w:t>
       </w:r>
     </w:p>
     <w:p>
@@ -6671,7 +6750,7 @@
                     <pic:cNvPicPr/>
                   </pic:nvPicPr>
                   <pic:blipFill>
-                    <a:blip r:embed="rId12"/>
+                    <a:blip r:embed="rId11"/>
                     <a:stretch>
                       <a:fillRect/>
                     </a:stretch>
@@ -6694,21 +6773,959 @@
     </w:p>
     <w:p>
       <w:pPr>
+        <w:pStyle w:val="Heading2"/>
+      </w:pPr>
+      <w:bookmarkStart w:id="14" w:name="_Toc215954088"/>
+      <w:r>
+        <w:t>2.4. Thiết kế cơ sở dữ liệu</w:t>
+      </w:r>
+      <w:bookmarkEnd w:id="14"/>
+    </w:p>
+    <w:p>
+      <w:r>
+        <w:t>Hệ thống sử dụng cơ sở dữ liệu SQL Server với các bảng chính sau:</w:t>
+      </w:r>
+    </w:p>
+    <w:p>
+      <w:pPr>
         <w:pStyle w:val="Heading3"/>
-      </w:pPr>
-      <w:bookmarkStart w:id="14" w:name="_Toc215954087"/>
-      <w:r>
-        <w:t>2.3.2. Trình tự xử lý chức năng: Xem lịch sử mượn</w:t>
-      </w:r>
-      <w:bookmarkEnd w:id="14"/>
-    </w:p>
-    <w:p>
-      <w:r>
-        <w:t>User chỉ thấy lịch sử của bản thân</w:t>
-      </w:r>
-    </w:p>
-    <w:p>
-      <w:pPr>
+        <w:rPr>
+          <w:sz w:val="27"/>
+          <w:lang w:val="en-VN"/>
+        </w:rPr>
+      </w:pPr>
+      <w:r>
+        <w:rPr>
+          <w:rStyle w:val="s1"/>
+        </w:rPr>
+        <w:lastRenderedPageBreak/>
+        <w:t>Category (Thể loại)</w:t>
+      </w:r>
+    </w:p>
+    <w:p>
+      <w:pPr>
+        <w:pStyle w:val="p2"/>
+      </w:pPr>
+      <w:r>
+        <w:t>Bảng dùng để lưu thông tin các thể loại sách trong thư viện.</w:t>
+      </w:r>
+      <w:r>
+        <w:br/>
+        <w:t>Bao gồm các thông tin:</w:t>
+      </w:r>
+    </w:p>
+    <w:p>
+      <w:pPr>
+        <w:numPr>
+          <w:ilvl w:val="0"/>
+          <w:numId w:val="41"/>
+        </w:numPr>
+        <w:spacing w:before="100" w:beforeAutospacing="1" w:after="100" w:afterAutospacing="1" w:line="240" w:lineRule="auto"/>
+        <w:jc w:val="left"/>
+      </w:pPr>
+      <w:r>
+        <w:t>Mã thể loại</w:t>
+      </w:r>
+    </w:p>
+    <w:p>
+      <w:pPr>
+        <w:numPr>
+          <w:ilvl w:val="0"/>
+          <w:numId w:val="41"/>
+        </w:numPr>
+        <w:spacing w:before="100" w:beforeAutospacing="1" w:after="100" w:afterAutospacing="1" w:line="240" w:lineRule="auto"/>
+        <w:jc w:val="left"/>
+      </w:pPr>
+      <w:r>
+        <w:t>Tên thể loại</w:t>
+      </w:r>
+    </w:p>
+    <w:p>
+      <w:pPr>
+        <w:numPr>
+          <w:ilvl w:val="0"/>
+          <w:numId w:val="41"/>
+        </w:numPr>
+        <w:spacing w:before="100" w:beforeAutospacing="1" w:after="100" w:afterAutospacing="1" w:line="240" w:lineRule="auto"/>
+        <w:jc w:val="left"/>
+      </w:pPr>
+      <w:r>
+        <w:t>Mô tả thể loại</w:t>
+      </w:r>
+    </w:p>
+    <w:p>
+      <w:pPr>
+        <w:numPr>
+          <w:ilvl w:val="0"/>
+          <w:numId w:val="41"/>
+        </w:numPr>
+        <w:spacing w:before="100" w:beforeAutospacing="1" w:after="100" w:afterAutospacing="1" w:line="240" w:lineRule="auto"/>
+        <w:jc w:val="left"/>
+      </w:pPr>
+      <w:r>
+        <w:t>Ngày tạo</w:t>
+      </w:r>
+    </w:p>
+    <w:p>
+      <w:pPr>
+        <w:pStyle w:val="Heading3"/>
+        <w:rPr>
+          <w:sz w:val="27"/>
+          <w:lang w:val="en-VN"/>
+        </w:rPr>
+      </w:pPr>
+      <w:r>
+        <w:rPr>
+          <w:rStyle w:val="s1"/>
+        </w:rPr>
+        <w:t>Book (Sách)</w:t>
+      </w:r>
+    </w:p>
+    <w:p>
+      <w:pPr>
+        <w:pStyle w:val="p2"/>
+      </w:pPr>
+      <w:r>
+        <w:t>Bảng dùng để lưu thông tin chi tiết của sách trong thư viện.</w:t>
+      </w:r>
+      <w:r>
+        <w:br/>
+        <w:t>Bao gồm các thông tin:</w:t>
+      </w:r>
+    </w:p>
+    <w:p>
+      <w:pPr>
+        <w:numPr>
+          <w:ilvl w:val="0"/>
+          <w:numId w:val="42"/>
+        </w:numPr>
+        <w:spacing w:before="100" w:beforeAutospacing="1" w:after="100" w:afterAutospacing="1" w:line="240" w:lineRule="auto"/>
+        <w:jc w:val="left"/>
+      </w:pPr>
+      <w:r>
+        <w:t>Mã sách</w:t>
+      </w:r>
+    </w:p>
+    <w:p>
+      <w:pPr>
+        <w:numPr>
+          <w:ilvl w:val="0"/>
+          <w:numId w:val="42"/>
+        </w:numPr>
+        <w:spacing w:before="100" w:beforeAutospacing="1" w:after="100" w:afterAutospacing="1" w:line="240" w:lineRule="auto"/>
+        <w:jc w:val="left"/>
+      </w:pPr>
+      <w:r>
+        <w:t>Tên sách</w:t>
+      </w:r>
+    </w:p>
+    <w:p>
+      <w:pPr>
+        <w:numPr>
+          <w:ilvl w:val="0"/>
+          <w:numId w:val="42"/>
+        </w:numPr>
+        <w:spacing w:before="100" w:beforeAutospacing="1" w:after="100" w:afterAutospacing="1" w:line="240" w:lineRule="auto"/>
+        <w:jc w:val="left"/>
+      </w:pPr>
+      <w:r>
+        <w:t>Tác giả</w:t>
+      </w:r>
+    </w:p>
+    <w:p>
+      <w:pPr>
+        <w:numPr>
+          <w:ilvl w:val="0"/>
+          <w:numId w:val="42"/>
+        </w:numPr>
+        <w:spacing w:before="100" w:beforeAutospacing="1" w:after="100" w:afterAutospacing="1" w:line="240" w:lineRule="auto"/>
+        <w:jc w:val="left"/>
+      </w:pPr>
+      <w:r>
+        <w:t>Nhà xuất bản</w:t>
+      </w:r>
+    </w:p>
+    <w:p>
+      <w:pPr>
+        <w:numPr>
+          <w:ilvl w:val="0"/>
+          <w:numId w:val="42"/>
+        </w:numPr>
+        <w:spacing w:before="100" w:beforeAutospacing="1" w:after="100" w:afterAutospacing="1" w:line="240" w:lineRule="auto"/>
+        <w:jc w:val="left"/>
+      </w:pPr>
+      <w:r>
+        <w:t>Thể loại</w:t>
+      </w:r>
+    </w:p>
+    <w:p>
+      <w:pPr>
+        <w:numPr>
+          <w:ilvl w:val="0"/>
+          <w:numId w:val="42"/>
+        </w:numPr>
+        <w:spacing w:before="100" w:beforeAutospacing="1" w:after="100" w:afterAutospacing="1" w:line="240" w:lineRule="auto"/>
+        <w:jc w:val="left"/>
+      </w:pPr>
+      <w:r>
+        <w:t>Ảnh bìa</w:t>
+      </w:r>
+    </w:p>
+    <w:p>
+      <w:pPr>
+        <w:numPr>
+          <w:ilvl w:val="0"/>
+          <w:numId w:val="42"/>
+        </w:numPr>
+        <w:spacing w:before="100" w:beforeAutospacing="1" w:after="100" w:afterAutospacing="1" w:line="240" w:lineRule="auto"/>
+        <w:jc w:val="left"/>
+      </w:pPr>
+      <w:r>
+        <w:t>Ngày xuất bản</w:t>
+      </w:r>
+    </w:p>
+    <w:p>
+      <w:pPr>
+        <w:numPr>
+          <w:ilvl w:val="0"/>
+          <w:numId w:val="42"/>
+        </w:numPr>
+        <w:spacing w:before="100" w:beforeAutospacing="1" w:after="100" w:afterAutospacing="1" w:line="240" w:lineRule="auto"/>
+        <w:jc w:val="left"/>
+      </w:pPr>
+      <w:r>
+        <w:t>Mô tả sách</w:t>
+      </w:r>
+    </w:p>
+    <w:p>
+      <w:pPr>
+        <w:numPr>
+          <w:ilvl w:val="0"/>
+          <w:numId w:val="42"/>
+        </w:numPr>
+        <w:spacing w:before="100" w:beforeAutospacing="1" w:after="100" w:afterAutospacing="1" w:line="240" w:lineRule="auto"/>
+        <w:jc w:val="left"/>
+      </w:pPr>
+      <w:r>
+        <w:t>Số trang</w:t>
+      </w:r>
+    </w:p>
+    <w:p>
+      <w:pPr>
+        <w:numPr>
+          <w:ilvl w:val="0"/>
+          <w:numId w:val="42"/>
+        </w:numPr>
+        <w:spacing w:before="100" w:beforeAutospacing="1" w:after="100" w:afterAutospacing="1" w:line="240" w:lineRule="auto"/>
+        <w:jc w:val="left"/>
+      </w:pPr>
+      <w:r>
+        <w:t>ISBN</w:t>
+      </w:r>
+    </w:p>
+    <w:p>
+      <w:pPr>
+        <w:numPr>
+          <w:ilvl w:val="0"/>
+          <w:numId w:val="42"/>
+        </w:numPr>
+        <w:spacing w:before="100" w:beforeAutospacing="1" w:after="100" w:afterAutospacing="1" w:line="240" w:lineRule="auto"/>
+        <w:jc w:val="left"/>
+      </w:pPr>
+      <w:r>
+        <w:t>Tổng số lượng sách</w:t>
+      </w:r>
+    </w:p>
+    <w:p>
+      <w:pPr>
+        <w:numPr>
+          <w:ilvl w:val="0"/>
+          <w:numId w:val="42"/>
+        </w:numPr>
+        <w:spacing w:before="100" w:beforeAutospacing="1" w:after="100" w:afterAutospacing="1" w:line="240" w:lineRule="auto"/>
+        <w:jc w:val="left"/>
+      </w:pPr>
+      <w:r>
+        <w:t>Số lượng còn lại</w:t>
+      </w:r>
+    </w:p>
+    <w:p>
+      <w:pPr>
+        <w:numPr>
+          <w:ilvl w:val="0"/>
+          <w:numId w:val="42"/>
+        </w:numPr>
+        <w:spacing w:before="100" w:beforeAutospacing="1" w:after="100" w:afterAutospacing="1" w:line="240" w:lineRule="auto"/>
+        <w:jc w:val="left"/>
+      </w:pPr>
+      <w:r>
+        <w:t>Giá sách</w:t>
+      </w:r>
+    </w:p>
+    <w:p>
+      <w:pPr>
+        <w:numPr>
+          <w:ilvl w:val="0"/>
+          <w:numId w:val="42"/>
+        </w:numPr>
+        <w:spacing w:before="100" w:beforeAutospacing="1" w:after="100" w:afterAutospacing="1" w:line="240" w:lineRule="auto"/>
+        <w:jc w:val="left"/>
+      </w:pPr>
+      <w:r>
+        <w:t>Trạng thái sách</w:t>
+      </w:r>
+    </w:p>
+    <w:p>
+      <w:pPr>
+        <w:pStyle w:val="p3"/>
+      </w:pPr>
+      <w:r>
+        <w:t>Mỗi sách sẽ thuộc một thể loại thông qua khóa ngoại CategoryId.</w:t>
+      </w:r>
+    </w:p>
+    <w:p>
+      <w:pPr>
+        <w:pStyle w:val="Heading3"/>
+        <w:rPr>
+          <w:sz w:val="27"/>
+          <w:lang w:val="en-VN"/>
+        </w:rPr>
+      </w:pPr>
+      <w:r>
+        <w:rPr>
+          <w:rStyle w:val="s1"/>
+        </w:rPr>
+        <w:t>Customer (Khách hàng/Độc giả)</w:t>
+      </w:r>
+    </w:p>
+    <w:p>
+      <w:pPr>
+        <w:pStyle w:val="p2"/>
+      </w:pPr>
+      <w:r>
+        <w:t>Bảng dùng để lưu thông tin người đọc trong hệ thống thư viện.</w:t>
+      </w:r>
+      <w:r>
+        <w:br/>
+        <w:t>Bao gồm các thông tin:</w:t>
+      </w:r>
+    </w:p>
+    <w:p>
+      <w:pPr>
+        <w:numPr>
+          <w:ilvl w:val="0"/>
+          <w:numId w:val="43"/>
+        </w:numPr>
+        <w:spacing w:before="100" w:beforeAutospacing="1" w:after="100" w:afterAutospacing="1" w:line="240" w:lineRule="auto"/>
+        <w:jc w:val="left"/>
+      </w:pPr>
+      <w:r>
+        <w:t>Mã khách hàng</w:t>
+      </w:r>
+    </w:p>
+    <w:p>
+      <w:pPr>
+        <w:numPr>
+          <w:ilvl w:val="0"/>
+          <w:numId w:val="43"/>
+        </w:numPr>
+        <w:spacing w:before="100" w:beforeAutospacing="1" w:after="100" w:afterAutospacing="1" w:line="240" w:lineRule="auto"/>
+        <w:jc w:val="left"/>
+      </w:pPr>
+      <w:r>
+        <w:t>Họ và tên</w:t>
+      </w:r>
+    </w:p>
+    <w:p>
+      <w:pPr>
+        <w:numPr>
+          <w:ilvl w:val="0"/>
+          <w:numId w:val="43"/>
+        </w:numPr>
+        <w:spacing w:before="100" w:beforeAutospacing="1" w:after="100" w:afterAutospacing="1" w:line="240" w:lineRule="auto"/>
+        <w:jc w:val="left"/>
+      </w:pPr>
+      <w:r>
+        <w:t>Số điện thoại</w:t>
+      </w:r>
+    </w:p>
+    <w:p>
+      <w:pPr>
+        <w:numPr>
+          <w:ilvl w:val="0"/>
+          <w:numId w:val="43"/>
+        </w:numPr>
+        <w:spacing w:before="100" w:beforeAutospacing="1" w:after="100" w:afterAutospacing="1" w:line="240" w:lineRule="auto"/>
+        <w:jc w:val="left"/>
+      </w:pPr>
+      <w:r>
+        <w:t>Email</w:t>
+      </w:r>
+    </w:p>
+    <w:p>
+      <w:pPr>
+        <w:numPr>
+          <w:ilvl w:val="0"/>
+          <w:numId w:val="43"/>
+        </w:numPr>
+        <w:spacing w:before="100" w:beforeAutospacing="1" w:after="100" w:afterAutospacing="1" w:line="240" w:lineRule="auto"/>
+        <w:jc w:val="left"/>
+      </w:pPr>
+      <w:r>
+        <w:t>Địa chỉ</w:t>
+      </w:r>
+    </w:p>
+    <w:p>
+      <w:pPr>
+        <w:numPr>
+          <w:ilvl w:val="0"/>
+          <w:numId w:val="43"/>
+        </w:numPr>
+        <w:spacing w:before="100" w:beforeAutospacing="1" w:after="100" w:afterAutospacing="1" w:line="240" w:lineRule="auto"/>
+        <w:jc w:val="left"/>
+      </w:pPr>
+      <w:r>
+        <w:t>Ngày sinh</w:t>
+      </w:r>
+    </w:p>
+    <w:p>
+      <w:pPr>
+        <w:numPr>
+          <w:ilvl w:val="0"/>
+          <w:numId w:val="43"/>
+        </w:numPr>
+        <w:spacing w:before="100" w:beforeAutospacing="1" w:after="100" w:afterAutospacing="1" w:line="240" w:lineRule="auto"/>
+        <w:jc w:val="left"/>
+      </w:pPr>
+      <w:r>
+        <w:lastRenderedPageBreak/>
+        <w:t>Ngày tạo tài khoản</w:t>
+      </w:r>
+    </w:p>
+    <w:p>
+      <w:pPr>
+        <w:pStyle w:val="p3"/>
+      </w:pPr>
+      <w:r>
+        <w:t>Khách hàng có thể thực hiện nhiều phiếu mượn sách khác nhau.</w:t>
+      </w:r>
+    </w:p>
+    <w:p>
+      <w:pPr>
+        <w:pStyle w:val="Heading3"/>
+        <w:rPr>
+          <w:sz w:val="27"/>
+          <w:lang w:val="en-VN"/>
+        </w:rPr>
+      </w:pPr>
+      <w:r>
+        <w:rPr>
+          <w:rStyle w:val="s1"/>
+        </w:rPr>
+        <w:t xml:space="preserve"> Employee (Nhân viên)</w:t>
+      </w:r>
+    </w:p>
+    <w:p>
+      <w:pPr>
+        <w:pStyle w:val="p2"/>
+      </w:pPr>
+      <w:r>
+        <w:t>Bảng dùng để lưu thông tin nhân viên quản lý thư viện.</w:t>
+      </w:r>
+      <w:r>
+        <w:br/>
+        <w:t>Bao gồm các thông tin:</w:t>
+      </w:r>
+    </w:p>
+    <w:p>
+      <w:pPr>
+        <w:numPr>
+          <w:ilvl w:val="0"/>
+          <w:numId w:val="44"/>
+        </w:numPr>
+        <w:spacing w:before="100" w:beforeAutospacing="1" w:after="100" w:afterAutospacing="1" w:line="240" w:lineRule="auto"/>
+        <w:jc w:val="left"/>
+      </w:pPr>
+      <w:r>
+        <w:t>Mã nhân viên</w:t>
+      </w:r>
+    </w:p>
+    <w:p>
+      <w:pPr>
+        <w:numPr>
+          <w:ilvl w:val="0"/>
+          <w:numId w:val="44"/>
+        </w:numPr>
+        <w:spacing w:before="100" w:beforeAutospacing="1" w:after="100" w:afterAutospacing="1" w:line="240" w:lineRule="auto"/>
+        <w:jc w:val="left"/>
+      </w:pPr>
+      <w:r>
+        <w:t>Tài khoản đăng nhập</w:t>
+      </w:r>
+    </w:p>
+    <w:p>
+      <w:pPr>
+        <w:numPr>
+          <w:ilvl w:val="0"/>
+          <w:numId w:val="44"/>
+        </w:numPr>
+        <w:spacing w:before="100" w:beforeAutospacing="1" w:after="100" w:afterAutospacing="1" w:line="240" w:lineRule="auto"/>
+        <w:jc w:val="left"/>
+      </w:pPr>
+      <w:r>
+        <w:t>Mật khẩu</w:t>
+      </w:r>
+    </w:p>
+    <w:p>
+      <w:pPr>
+        <w:numPr>
+          <w:ilvl w:val="0"/>
+          <w:numId w:val="44"/>
+        </w:numPr>
+        <w:spacing w:before="100" w:beforeAutospacing="1" w:after="100" w:afterAutospacing="1" w:line="240" w:lineRule="auto"/>
+        <w:jc w:val="left"/>
+      </w:pPr>
+      <w:r>
+        <w:t>Họ tên</w:t>
+      </w:r>
+    </w:p>
+    <w:p>
+      <w:pPr>
+        <w:numPr>
+          <w:ilvl w:val="0"/>
+          <w:numId w:val="44"/>
+        </w:numPr>
+        <w:spacing w:before="100" w:beforeAutospacing="1" w:after="100" w:afterAutospacing="1" w:line="240" w:lineRule="auto"/>
+        <w:jc w:val="left"/>
+      </w:pPr>
+      <w:r>
+        <w:t>Email</w:t>
+      </w:r>
+    </w:p>
+    <w:p>
+      <w:pPr>
+        <w:numPr>
+          <w:ilvl w:val="0"/>
+          <w:numId w:val="44"/>
+        </w:numPr>
+        <w:spacing w:before="100" w:beforeAutospacing="1" w:after="100" w:afterAutospacing="1" w:line="240" w:lineRule="auto"/>
+        <w:jc w:val="left"/>
+      </w:pPr>
+      <w:r>
+        <w:t>Số điện thoại</w:t>
+      </w:r>
+    </w:p>
+    <w:p>
+      <w:pPr>
+        <w:numPr>
+          <w:ilvl w:val="0"/>
+          <w:numId w:val="44"/>
+        </w:numPr>
+        <w:spacing w:before="100" w:beforeAutospacing="1" w:after="100" w:afterAutospacing="1" w:line="240" w:lineRule="auto"/>
+        <w:jc w:val="left"/>
+      </w:pPr>
+      <w:r>
+        <w:t>Vai trò (Admin, Staff)</w:t>
+      </w:r>
+    </w:p>
+    <w:p>
+      <w:pPr>
+        <w:numPr>
+          <w:ilvl w:val="0"/>
+          <w:numId w:val="44"/>
+        </w:numPr>
+        <w:spacing w:before="100" w:beforeAutospacing="1" w:after="100" w:afterAutospacing="1" w:line="240" w:lineRule="auto"/>
+        <w:jc w:val="left"/>
+      </w:pPr>
+      <w:r>
+        <w:t>Trạng thái hoạt động</w:t>
+      </w:r>
+    </w:p>
+    <w:p>
+      <w:pPr>
+        <w:numPr>
+          <w:ilvl w:val="0"/>
+          <w:numId w:val="44"/>
+        </w:numPr>
+        <w:spacing w:before="100" w:beforeAutospacing="1" w:after="100" w:afterAutospacing="1" w:line="240" w:lineRule="auto"/>
+        <w:jc w:val="left"/>
+      </w:pPr>
+      <w:r>
+        <w:t>Ngày tạo</w:t>
+      </w:r>
+    </w:p>
+    <w:p>
+      <w:pPr>
+        <w:pStyle w:val="p3"/>
+      </w:pPr>
+      <w:r>
+        <w:t>Nhân viên có quyền quản lý sách, khách hàng và xử lý phiếu mượn/trả sách.</w:t>
+      </w:r>
+    </w:p>
+    <w:p>
+      <w:pPr>
+        <w:pStyle w:val="Heading3"/>
+        <w:rPr>
+          <w:sz w:val="27"/>
+          <w:lang w:val="en-VN"/>
+        </w:rPr>
+      </w:pPr>
+      <w:r>
+        <w:rPr>
+          <w:rStyle w:val="s1"/>
+        </w:rPr>
+        <w:t>BorrowTicket (Phiếu mượn)</w:t>
+      </w:r>
+    </w:p>
+    <w:p>
+      <w:pPr>
+        <w:pStyle w:val="p2"/>
+      </w:pPr>
+      <w:r>
+        <w:t>Bảng dùng để lưu thông tin các lần mượn và trả sách của khách hàng.</w:t>
+      </w:r>
+      <w:r>
+        <w:br/>
+        <w:t>Bao gồm các thông tin:</w:t>
+      </w:r>
+    </w:p>
+    <w:p>
+      <w:pPr>
+        <w:numPr>
+          <w:ilvl w:val="0"/>
+          <w:numId w:val="45"/>
+        </w:numPr>
+        <w:spacing w:before="100" w:beforeAutospacing="1" w:after="100" w:afterAutospacing="1" w:line="240" w:lineRule="auto"/>
+        <w:jc w:val="left"/>
+      </w:pPr>
+      <w:r>
+        <w:t>Mã phiếu mượn</w:t>
+      </w:r>
+    </w:p>
+    <w:p>
+      <w:pPr>
+        <w:numPr>
+          <w:ilvl w:val="0"/>
+          <w:numId w:val="45"/>
+        </w:numPr>
+        <w:spacing w:before="100" w:beforeAutospacing="1" w:after="100" w:afterAutospacing="1" w:line="240" w:lineRule="auto"/>
+        <w:jc w:val="left"/>
+      </w:pPr>
+      <w:r>
+        <w:t>Khách hàng mượn</w:t>
+      </w:r>
+    </w:p>
+    <w:p>
+      <w:pPr>
+        <w:numPr>
+          <w:ilvl w:val="0"/>
+          <w:numId w:val="45"/>
+        </w:numPr>
+        <w:spacing w:before="100" w:beforeAutospacing="1" w:after="100" w:afterAutospacing="1" w:line="240" w:lineRule="auto"/>
+        <w:jc w:val="left"/>
+      </w:pPr>
+      <w:r>
+        <w:t>Ngày mượn</w:t>
+      </w:r>
+    </w:p>
+    <w:p>
+      <w:pPr>
+        <w:numPr>
+          <w:ilvl w:val="0"/>
+          <w:numId w:val="45"/>
+        </w:numPr>
+        <w:spacing w:before="100" w:beforeAutospacing="1" w:after="100" w:afterAutospacing="1" w:line="240" w:lineRule="auto"/>
+        <w:jc w:val="left"/>
+      </w:pPr>
+      <w:r>
+        <w:t>Hạn trả</w:t>
+      </w:r>
+    </w:p>
+    <w:p>
+      <w:pPr>
+        <w:numPr>
+          <w:ilvl w:val="0"/>
+          <w:numId w:val="45"/>
+        </w:numPr>
+        <w:spacing w:before="100" w:beforeAutospacing="1" w:after="100" w:afterAutospacing="1" w:line="240" w:lineRule="auto"/>
+        <w:jc w:val="left"/>
+      </w:pPr>
+      <w:r>
+        <w:t>Ngày trả thực tế</w:t>
+      </w:r>
+    </w:p>
+    <w:p>
+      <w:pPr>
+        <w:numPr>
+          <w:ilvl w:val="0"/>
+          <w:numId w:val="45"/>
+        </w:numPr>
+        <w:spacing w:before="100" w:beforeAutospacing="1" w:after="100" w:afterAutospacing="1" w:line="240" w:lineRule="auto"/>
+        <w:jc w:val="left"/>
+      </w:pPr>
+      <w:r>
+        <w:t>Trạng thái phiếu mượn (Đang mượn, Đã trả, Quá hạn)</w:t>
+      </w:r>
+    </w:p>
+    <w:p>
+      <w:pPr>
+        <w:numPr>
+          <w:ilvl w:val="0"/>
+          <w:numId w:val="45"/>
+        </w:numPr>
+        <w:spacing w:before="100" w:beforeAutospacing="1" w:after="100" w:afterAutospacing="1" w:line="240" w:lineRule="auto"/>
+        <w:jc w:val="left"/>
+      </w:pPr>
+      <w:r>
+        <w:t>Ghi chú</w:t>
+      </w:r>
+    </w:p>
+    <w:p>
+      <w:pPr>
+        <w:numPr>
+          <w:ilvl w:val="0"/>
+          <w:numId w:val="45"/>
+        </w:numPr>
+        <w:spacing w:before="100" w:beforeAutospacing="1" w:after="100" w:afterAutospacing="1" w:line="240" w:lineRule="auto"/>
+        <w:jc w:val="left"/>
+      </w:pPr>
+      <w:r>
+        <w:t>Nhân viên tạo phiếu</w:t>
+      </w:r>
+    </w:p>
+    <w:p>
+      <w:pPr>
+        <w:numPr>
+          <w:ilvl w:val="0"/>
+          <w:numId w:val="45"/>
+        </w:numPr>
+        <w:spacing w:before="100" w:beforeAutospacing="1" w:after="100" w:afterAutospacing="1" w:line="240" w:lineRule="auto"/>
+        <w:jc w:val="left"/>
+      </w:pPr>
+      <w:r>
+        <w:t>Nhân viên nhận trả sách</w:t>
+      </w:r>
+    </w:p>
+    <w:p>
+      <w:pPr>
+        <w:numPr>
+          <w:ilvl w:val="0"/>
+          <w:numId w:val="45"/>
+        </w:numPr>
+        <w:spacing w:before="100" w:beforeAutospacing="1" w:after="100" w:afterAutospacing="1" w:line="240" w:lineRule="auto"/>
+        <w:jc w:val="left"/>
+      </w:pPr>
+      <w:r>
+        <w:t>Ngày tạo phiếu</w:t>
+      </w:r>
+    </w:p>
+    <w:p>
+      <w:pPr>
+        <w:pStyle w:val="p3"/>
+      </w:pPr>
+      <w:r>
+        <w:t>Mỗi phiếu mượn có thể chứa nhiều sách khác nhau.</w:t>
+      </w:r>
+    </w:p>
+    <w:p>
+      <w:pPr>
+        <w:pStyle w:val="Heading3"/>
+        <w:rPr>
+          <w:sz w:val="27"/>
+          <w:lang w:val="en-VN"/>
+        </w:rPr>
+      </w:pPr>
+      <w:r>
+        <w:rPr>
+          <w:rStyle w:val="s1"/>
+        </w:rPr>
+        <w:t>BorrowTicketDetail (Chi tiết phiếu mượn)</w:t>
+      </w:r>
+    </w:p>
+    <w:p>
+      <w:pPr>
+        <w:pStyle w:val="p2"/>
+      </w:pPr>
+      <w:r>
+        <w:t>Bảng dùng để lưu danh sách sách thuộc từng phiếu mượn.</w:t>
+      </w:r>
+      <w:r>
+        <w:br/>
+        <w:t>Bao gồm các thông tin:</w:t>
+      </w:r>
+    </w:p>
+    <w:p>
+      <w:pPr>
+        <w:numPr>
+          <w:ilvl w:val="0"/>
+          <w:numId w:val="46"/>
+        </w:numPr>
+        <w:spacing w:before="100" w:beforeAutospacing="1" w:after="100" w:afterAutospacing="1" w:line="240" w:lineRule="auto"/>
+        <w:jc w:val="left"/>
+      </w:pPr>
+      <w:r>
+        <w:lastRenderedPageBreak/>
+        <w:t>Mã chi tiết phiếu mượn</w:t>
+      </w:r>
+    </w:p>
+    <w:p>
+      <w:pPr>
+        <w:numPr>
+          <w:ilvl w:val="0"/>
+          <w:numId w:val="46"/>
+        </w:numPr>
+        <w:spacing w:before="100" w:beforeAutospacing="1" w:after="100" w:afterAutospacing="1" w:line="240" w:lineRule="auto"/>
+        <w:jc w:val="left"/>
+      </w:pPr>
+      <w:r>
+        <w:t>Mã phiếu mượn</w:t>
+      </w:r>
+    </w:p>
+    <w:p>
+      <w:pPr>
+        <w:numPr>
+          <w:ilvl w:val="0"/>
+          <w:numId w:val="46"/>
+        </w:numPr>
+        <w:spacing w:before="100" w:beforeAutospacing="1" w:after="100" w:afterAutospacing="1" w:line="240" w:lineRule="auto"/>
+        <w:jc w:val="left"/>
+      </w:pPr>
+      <w:r>
+        <w:t>Mã sách</w:t>
+      </w:r>
+    </w:p>
+    <w:p>
+      <w:pPr>
+        <w:pStyle w:val="p3"/>
+      </w:pPr>
+      <w:r>
+        <w:t>Bảng này đóng vai trò liên kết giữa bảng BorrowTicket và bảng Book theo quan hệ nhiều – nhiều.</w:t>
+      </w:r>
+    </w:p>
+    <w:p>
+      <w:pPr>
+        <w:pStyle w:val="Heading3"/>
+        <w:rPr>
+          <w:sz w:val="27"/>
+          <w:lang w:val="en-VN"/>
+        </w:rPr>
+      </w:pPr>
+      <w:r>
+        <w:rPr>
+          <w:rStyle w:val="s1"/>
+        </w:rPr>
+        <w:t>•</w:t>
+      </w:r>
+      <w:r>
+        <w:rPr>
+          <w:rStyle w:val="s1"/>
+        </w:rPr>
+        <w:t>Employee</w:t>
+      </w:r>
+    </w:p>
+    <w:p>
+      <w:pPr>
+        <w:pStyle w:val="p2"/>
+      </w:pPr>
+      <w:r>
+        <w:t>Bảng dùng cho chức năng xác thực và đăng nhập của hệ thống ASP.NET Identity.</w:t>
+      </w:r>
+      <w:r>
+        <w:br/>
+        <w:t>Bao gồm các thông tin:</w:t>
+      </w:r>
+    </w:p>
+    <w:p>
+      <w:pPr>
+        <w:numPr>
+          <w:ilvl w:val="0"/>
+          <w:numId w:val="47"/>
+        </w:numPr>
+        <w:spacing w:before="100" w:beforeAutospacing="1" w:after="100" w:afterAutospacing="1" w:line="240" w:lineRule="auto"/>
+        <w:jc w:val="left"/>
+      </w:pPr>
+      <w:r>
+        <w:t>Tên đăng nhập</w:t>
+      </w:r>
+    </w:p>
+    <w:p>
+      <w:pPr>
+        <w:numPr>
+          <w:ilvl w:val="0"/>
+          <w:numId w:val="47"/>
+        </w:numPr>
+        <w:spacing w:before="100" w:beforeAutospacing="1" w:after="100" w:afterAutospacing="1" w:line="240" w:lineRule="auto"/>
+        <w:jc w:val="left"/>
+      </w:pPr>
+      <w:r>
+        <w:t>Email</w:t>
+      </w:r>
+    </w:p>
+    <w:p>
+      <w:pPr>
+        <w:numPr>
+          <w:ilvl w:val="0"/>
+          <w:numId w:val="47"/>
+        </w:numPr>
+        <w:spacing w:before="100" w:beforeAutospacing="1" w:after="100" w:afterAutospacing="1" w:line="240" w:lineRule="auto"/>
+        <w:jc w:val="left"/>
+      </w:pPr>
+      <w:r>
+        <w:t>Mật khẩu mã hóa</w:t>
+      </w:r>
+    </w:p>
+    <w:p>
+      <w:pPr>
+        <w:numPr>
+          <w:ilvl w:val="0"/>
+          <w:numId w:val="47"/>
+        </w:numPr>
+        <w:spacing w:before="100" w:beforeAutospacing="1" w:after="100" w:afterAutospacing="1" w:line="240" w:lineRule="auto"/>
+        <w:jc w:val="left"/>
+      </w:pPr>
+      <w:r>
+        <w:t>Vai trò người dùng</w:t>
+      </w:r>
+    </w:p>
+    <w:p>
+      <w:pPr>
+        <w:numPr>
+          <w:ilvl w:val="0"/>
+          <w:numId w:val="47"/>
+        </w:numPr>
+        <w:spacing w:before="100" w:beforeAutospacing="1" w:after="100" w:afterAutospacing="1" w:line="240" w:lineRule="auto"/>
+        <w:jc w:val="left"/>
+      </w:pPr>
+      <w:r>
+        <w:t>Thông tin bảo mật và xác thực</w:t>
+      </w:r>
+    </w:p>
+    <w:p>
+      <w:pPr>
+        <w:pStyle w:val="p3"/>
+      </w:pPr>
+      <w:r>
+        <w:t>Bảng này hỗ trợ quản lý đăng nhập, phân quyền và bảo mật hệ thống.</w:t>
+      </w:r>
+    </w:p>
+    <w:p>
+      <w:pPr>
+        <w:pStyle w:val="p3"/>
+      </w:pPr>
+    </w:p>
+    <w:p>
+      <w:pPr>
+        <w:rPr>
+          <w:lang w:val="en-US"/>
+        </w:rPr>
+      </w:pPr>
+      <w:r>
+        <w:t>Sơ đồ ERD thể hiện mối quan hệ giữa các bảng:</w:t>
+      </w:r>
+    </w:p>
+    <w:p>
+      <w:pPr>
+        <w:jc w:val="center"/>
         <w:rPr>
           <w:lang w:val="en-US"/>
         </w:rPr>
@@ -6718,12 +7735,11 @@
           <w:noProof/>
           <w:lang w:val="en-US"/>
         </w:rPr>
-        <w:lastRenderedPageBreak/>
         <w:drawing>
-          <wp:inline distT="0" distB="0" distL="0" distR="0" wp14:anchorId="09D4531B" wp14:editId="1DB5CBB7">
-            <wp:extent cx="5580380" cy="2546985"/>
-            <wp:effectExtent l="0" t="0" r="1270" b="5715"/>
-            <wp:docPr id="537870801" name="Hình ảnh 1"/>
+          <wp:inline distT="0" distB="0" distL="0" distR="0" wp14:anchorId="05C4086B" wp14:editId="7FCDA0A6">
+            <wp:extent cx="5397931" cy="3044368"/>
+            <wp:effectExtent l="0" t="0" r="0" b="3810"/>
+            <wp:docPr id="1183810875" name="Hình ảnh 1"/>
             <wp:cNvGraphicFramePr>
               <a:graphicFrameLocks xmlns:a="http://schemas.openxmlformats.org/drawingml/2006/main" noChangeAspect="1"/>
             </wp:cNvGraphicFramePr>
@@ -6731,11 +7747,17 @@
               <a:graphicData uri="http://schemas.openxmlformats.org/drawingml/2006/picture">
                 <pic:pic xmlns:pic="http://schemas.openxmlformats.org/drawingml/2006/picture">
                   <pic:nvPicPr>
-                    <pic:cNvPr id="537870801" name=""/>
+                    <pic:cNvPr id="1183810875" name="Hình ảnh 1"/>
                     <pic:cNvPicPr/>
                   </pic:nvPicPr>
                   <pic:blipFill>
-                    <a:blip r:embed="rId13"/>
+                    <a:blip r:embed="rId12">
+                      <a:extLst>
+                        <a:ext uri="{28A0092B-C50C-407E-A947-70E740481C1C}">
+                          <a14:useLocalDpi xmlns:a14="http://schemas.microsoft.com/office/drawing/2010/main" val="0"/>
+                        </a:ext>
+                      </a:extLst>
+                    </a:blip>
                     <a:stretch>
                       <a:fillRect/>
                     </a:stretch>
@@ -6743,7 +7765,7 @@
                   <pic:spPr>
                     <a:xfrm>
                       <a:off x="0" y="0"/>
-                      <a:ext cx="5580380" cy="2546985"/>
+                      <a:ext cx="5397931" cy="3044368"/>
                     </a:xfrm>
                     <a:prstGeom prst="rect">
                       <a:avLst/>
@@ -6759,153 +7781,16 @@
     <w:p>
       <w:pPr>
         <w:pStyle w:val="Heading2"/>
-      </w:pPr>
-      <w:bookmarkStart w:id="15" w:name="_Toc215954088"/>
-      <w:r>
-        <w:t>2.4. Thiết kế cơ sở dữ liệu</w:t>
+        <w:rPr>
+          <w:lang w:val="en-US"/>
+        </w:rPr>
+      </w:pPr>
+      <w:bookmarkStart w:id="15" w:name="_Toc215954089"/>
+      <w:r>
+        <w:lastRenderedPageBreak/>
+        <w:t>2.5. Thiết kế giao diện</w:t>
       </w:r>
       <w:bookmarkEnd w:id="15"/>
-    </w:p>
-    <w:p>
-      <w:r>
-        <w:t>Hệ thống sử dụng cơ sở dữ liệu SQL Server với các bảng chính sau:</w:t>
-      </w:r>
-    </w:p>
-    <w:p>
-      <w:pPr>
-        <w:numPr>
-          <w:ilvl w:val="0"/>
-          <w:numId w:val="30"/>
-        </w:numPr>
-        <w:tabs>
-          <w:tab w:val="num" w:pos="720"/>
-        </w:tabs>
-      </w:pPr>
-      <w:r>
-        <w:rPr>
-          <w:b/>
-          <w:bCs/>
-        </w:rPr>
-        <w:t>Book</w:t>
-      </w:r>
-      <w:r>
-        <w:t>: Lưu thông tin sách, bao gồm: mã sách, tên sách, tác giả, thể loại, ảnh bìa, ngày phát hành, mô tả, số trang, số lượng và giá sách.</w:t>
-      </w:r>
-    </w:p>
-    <w:p>
-      <w:pPr>
-        <w:numPr>
-          <w:ilvl w:val="0"/>
-          <w:numId w:val="30"/>
-        </w:numPr>
-        <w:tabs>
-          <w:tab w:val="num" w:pos="720"/>
-        </w:tabs>
-      </w:pPr>
-      <w:r>
-        <w:rPr>
-          <w:b/>
-          <w:bCs/>
-        </w:rPr>
-        <w:t>NguoiDung</w:t>
-      </w:r>
-      <w:r>
-        <w:t>: Lưu thông tin người dùng tham gia hệ thống với các vai trò khác nhau như: Admin, Thủ thư, Độc giả (User). Các thông tin bao gồm họ tên, ngày sinh, giới tính, địa chỉ, email, mật khẩu, ảnh đại diện, số điện thoại và vai trò.</w:t>
-      </w:r>
-    </w:p>
-    <w:p>
-      <w:pPr>
-        <w:numPr>
-          <w:ilvl w:val="0"/>
-          <w:numId w:val="30"/>
-        </w:numPr>
-        <w:tabs>
-          <w:tab w:val="num" w:pos="720"/>
-        </w:tabs>
-      </w:pPr>
-      <w:r>
-        <w:rPr>
-          <w:b/>
-          <w:bCs/>
-        </w:rPr>
-        <w:t>MuonSach</w:t>
-      </w:r>
-      <w:r>
-        <w:t>: Lưu thông tin các lần mượn/trả sách của người dùng. Bao gồm mã mượn, liên kết đến người mượn và sách, ngày mượn – ngày trả, hạn trả, trạng thái mượn (đang mượn, đã trả, mất), thông tin nhân viên xử lý, phí thuê, tiền phạt và tổng tiền thanh toán.</w:t>
-      </w:r>
-    </w:p>
-    <w:p>
-      <w:pPr>
-        <w:rPr>
-          <w:lang w:val="en-US"/>
-        </w:rPr>
-      </w:pPr>
-      <w:r>
-        <w:t>Sơ đồ ERD thể hiện mối quan hệ giữa các bảng:</w:t>
-      </w:r>
-    </w:p>
-    <w:p>
-      <w:pPr>
-        <w:jc w:val="center"/>
-        <w:rPr>
-          <w:lang w:val="en-US"/>
-        </w:rPr>
-      </w:pPr>
-      <w:r>
-        <w:rPr>
-          <w:noProof/>
-          <w:lang w:val="en-US"/>
-        </w:rPr>
-        <w:lastRenderedPageBreak/>
-        <w:drawing>
-          <wp:inline distT="0" distB="0" distL="0" distR="0" wp14:anchorId="05C4086B" wp14:editId="0D625C43">
-            <wp:extent cx="5390515" cy="4772025"/>
-            <wp:effectExtent l="0" t="0" r="635" b="9525"/>
-            <wp:docPr id="1183810875" name="Hình ảnh 1"/>
-            <wp:cNvGraphicFramePr>
-              <a:graphicFrameLocks xmlns:a="http://schemas.openxmlformats.org/drawingml/2006/main" noChangeAspect="1"/>
-            </wp:cNvGraphicFramePr>
-            <a:graphic xmlns:a="http://schemas.openxmlformats.org/drawingml/2006/main">
-              <a:graphicData uri="http://schemas.openxmlformats.org/drawingml/2006/picture">
-                <pic:pic xmlns:pic="http://schemas.openxmlformats.org/drawingml/2006/picture">
-                  <pic:nvPicPr>
-                    <pic:cNvPr id="1183810875" name=""/>
-                    <pic:cNvPicPr/>
-                  </pic:nvPicPr>
-                  <pic:blipFill>
-                    <a:blip r:embed="rId14"/>
-                    <a:stretch>
-                      <a:fillRect/>
-                    </a:stretch>
-                  </pic:blipFill>
-                  <pic:spPr>
-                    <a:xfrm>
-                      <a:off x="0" y="0"/>
-                      <a:ext cx="5397931" cy="4778590"/>
-                    </a:xfrm>
-                    <a:prstGeom prst="rect">
-                      <a:avLst/>
-                    </a:prstGeom>
-                  </pic:spPr>
-                </pic:pic>
-              </a:graphicData>
-            </a:graphic>
-          </wp:inline>
-        </w:drawing>
-      </w:r>
-    </w:p>
-    <w:p>
-      <w:pPr>
-        <w:pStyle w:val="Heading2"/>
-        <w:rPr>
-          <w:lang w:val="en-US"/>
-        </w:rPr>
-      </w:pPr>
-      <w:bookmarkStart w:id="16" w:name="_Toc215954089"/>
-      <w:r>
-        <w:t>2.5. Thiết kế giao diện</w:t>
-      </w:r>
-      <w:bookmarkEnd w:id="16"/>
     </w:p>
     <w:p>
       <w:r>
@@ -6982,7 +7867,6 @@
         </w:rPr>
       </w:pPr>
       <w:r>
-        <w:lastRenderedPageBreak/>
         <w:t>Các View trong hệ thống được phát triển trên Razor Pages của ASP.NET Core MVC, kết hợp Bootstrap để đảm bảo giao diện đồng nhất và tương thích với nhiều màn hình khác nhau.</w:t>
       </w:r>
     </w:p>
@@ -6993,16 +7877,38 @@
           <w:lang w:val="en-US"/>
         </w:rPr>
       </w:pPr>
-      <w:bookmarkStart w:id="17" w:name="_Toc215954090"/>
+      <w:bookmarkStart w:id="16" w:name="_Toc215954090"/>
       <w:r>
         <w:t xml:space="preserve">2.6. Bảo mật và </w:t>
       </w:r>
-      <w:bookmarkEnd w:id="17"/>
-      <w:r>
-        <w:rPr>
-          <w:lang w:val="en-US"/>
-        </w:rPr>
-        <w:t>xử lý cache</w:t>
+      <w:bookmarkEnd w:id="16"/>
+      <w:proofErr w:type="spellStart"/>
+      <w:r>
+        <w:rPr>
+          <w:lang w:val="en-US"/>
+        </w:rPr>
+        <w:t>xử</w:t>
+      </w:r>
+      <w:proofErr w:type="spellEnd"/>
+      <w:r>
+        <w:rPr>
+          <w:lang w:val="en-US"/>
+        </w:rPr>
+        <w:t xml:space="preserve"> </w:t>
+      </w:r>
+      <w:proofErr w:type="spellStart"/>
+      <w:r>
+        <w:rPr>
+          <w:lang w:val="en-US"/>
+        </w:rPr>
+        <w:t>lý</w:t>
+      </w:r>
+      <w:proofErr w:type="spellEnd"/>
+      <w:r>
+        <w:rPr>
+          <w:lang w:val="en-US"/>
+        </w:rPr>
+        <w:t xml:space="preserve"> cache</w:t>
       </w:r>
     </w:p>
     <w:p>
@@ -7111,6 +8017,7 @@
                 <w:b/>
                 <w:bCs/>
               </w:rPr>
+              <w:lastRenderedPageBreak/>
               <w:t>Admin</w:t>
             </w:r>
           </w:p>
@@ -7239,7 +8146,6 @@
         <w:jc w:val="left"/>
       </w:pPr>
       <w:r>
-        <w:lastRenderedPageBreak/>
         <w:t>Để giảm tải cho hệ quản trị cơ sở dữ liệu SQL Server và tăng tốc độ phản hồi giao diện, hệ thống triển khai cơ chế In-Memory Caching (IMemoryCache) của ASP.NET Core MVC.</w:t>
       </w:r>
     </w:p>
@@ -7400,21 +8306,21 @@
       <w:pPr>
         <w:pStyle w:val="Heading1"/>
       </w:pPr>
-      <w:bookmarkStart w:id="18" w:name="_Toc215954091"/>
+      <w:bookmarkStart w:id="17" w:name="_Toc215954091"/>
       <w:r>
         <w:t>CHƯƠNG 3: XÂY DỰNG, TRIỂN KHAI VÀ ĐÁNH GIÁ HỆ THỐNG</w:t>
       </w:r>
+      <w:bookmarkEnd w:id="17"/>
+    </w:p>
+    <w:p>
+      <w:pPr>
+        <w:pStyle w:val="Heading2"/>
+      </w:pPr>
+      <w:bookmarkStart w:id="18" w:name="_Toc215954092"/>
+      <w:r>
+        <w:t>3.1. Môi trường phát triển và triển khai</w:t>
+      </w:r>
       <w:bookmarkEnd w:id="18"/>
-    </w:p>
-    <w:p>
-      <w:pPr>
-        <w:pStyle w:val="Heading2"/>
-      </w:pPr>
-      <w:bookmarkStart w:id="19" w:name="_Toc215954092"/>
-      <w:r>
-        <w:t>3.1. Môi trường phát triển và triển khai</w:t>
-      </w:r>
-      <w:bookmarkEnd w:id="19"/>
     </w:p>
     <w:p>
       <w:r>
@@ -7474,7 +8380,6 @@
         </w:tabs>
       </w:pPr>
       <w:r>
-        <w:lastRenderedPageBreak/>
         <w:t>Frontend: HTML5, CSS3, Bootstrap, Ajax/FETCH API</w:t>
       </w:r>
     </w:p>
@@ -7520,11 +8425,11 @@
       <w:pPr>
         <w:pStyle w:val="Heading2"/>
       </w:pPr>
-      <w:bookmarkStart w:id="20" w:name="_Toc215954093"/>
+      <w:bookmarkStart w:id="19" w:name="_Toc215954093"/>
       <w:r>
         <w:t>3.2. Hiện thực các chức năng chính</w:t>
       </w:r>
-      <w:bookmarkEnd w:id="20"/>
+      <w:bookmarkEnd w:id="19"/>
     </w:p>
     <w:p>
       <w:r>
@@ -7581,6 +8486,7 @@
         </w:rPr>
       </w:pPr>
       <w:r>
+        <w:lastRenderedPageBreak/>
         <w:t>Trang quản lý hiển thị danh sách các lần mượn với trạng thái Đang mượn / Đã trả / Mất cùng các thông tin phí thuê, tiền phạt, tổng tiền.</w:t>
       </w:r>
     </w:p>
@@ -7648,7 +8554,6 @@
         </w:rPr>
       </w:pPr>
       <w:r>
-        <w:lastRenderedPageBreak/>
         <w:t>User chỉ được xem danh sách sách và lịch sử mượn của chính mình, đúng chính sách bảo mật của hệ thống.</w:t>
       </w:r>
     </w:p>
@@ -7659,17 +8564,33 @@
           <w:lang w:val="en-US"/>
         </w:rPr>
       </w:pPr>
-      <w:bookmarkStart w:id="21" w:name="_Toc215954094"/>
+      <w:bookmarkStart w:id="20" w:name="_Toc215954094"/>
       <w:r>
         <w:t xml:space="preserve">3.3. Giao diện </w:t>
       </w:r>
-      <w:r>
-        <w:rPr>
-          <w:lang w:val="en-US"/>
-        </w:rPr>
-        <w:t>chương trình</w:t>
-      </w:r>
-      <w:bookmarkEnd w:id="21"/>
+      <w:proofErr w:type="spellStart"/>
+      <w:r>
+        <w:rPr>
+          <w:lang w:val="en-US"/>
+        </w:rPr>
+        <w:t>chương</w:t>
+      </w:r>
+      <w:proofErr w:type="spellEnd"/>
+      <w:r>
+        <w:rPr>
+          <w:lang w:val="en-US"/>
+        </w:rPr>
+        <w:t xml:space="preserve"> </w:t>
+      </w:r>
+      <w:proofErr w:type="spellStart"/>
+      <w:r>
+        <w:rPr>
+          <w:lang w:val="en-US"/>
+        </w:rPr>
+        <w:t>trình</w:t>
+      </w:r>
+      <w:bookmarkEnd w:id="20"/>
+      <w:proofErr w:type="spellEnd"/>
     </w:p>
     <w:p>
       <w:pPr>
@@ -7697,16 +8618,16 @@
         </w:tabs>
       </w:pPr>
       <w:r>
-        <w:t>Mở file: QuanLyThuVienSo_202</w:t>
-      </w:r>
-      <w:r>
-        <w:rPr>
-          <w:lang w:val="en-US"/>
-        </w:rPr>
-        <w:t>6</w:t>
-      </w:r>
-      <w:r>
-        <w:t>.sln</w:t>
+        <w:t xml:space="preserve">Mở file: </w:t>
+      </w:r>
+      <w:r>
+        <w:rPr>
+          <w:lang w:val="en-US"/>
+        </w:rPr>
+        <w:t>Code.</w:t>
+      </w:r>
+      <w:r>
+        <w:t>sln</w:t>
       </w:r>
     </w:p>
     <w:p>
@@ -7726,6 +8647,209 @@
     <w:p>
       <w:pPr>
         <w:rPr>
+          <w:b/>
+          <w:bCs/>
+        </w:rPr>
+      </w:pPr>
+      <w:r>
+        <w:rPr>
+          <w:b/>
+          <w:bCs/>
+        </w:rPr>
+        <w:t xml:space="preserve">Bước </w:t>
+      </w:r>
+      <w:r>
+        <w:rPr>
+          <w:b/>
+          <w:bCs/>
+          <w:lang w:val="en-US"/>
+        </w:rPr>
+        <w:t>2</w:t>
+      </w:r>
+      <w:r>
+        <w:rPr>
+          <w:b/>
+          <w:bCs/>
+        </w:rPr>
+        <w:t>: Chạy ứng dụng</w:t>
+      </w:r>
+    </w:p>
+    <w:p>
+      <w:r>
+        <w:t>Nhấn:</w:t>
+      </w:r>
+    </w:p>
+    <w:p>
+      <w:pPr>
+        <w:numPr>
+          <w:ilvl w:val="0"/>
+          <w:numId w:val="37"/>
+        </w:numPr>
+        <w:tabs>
+          <w:tab w:val="num" w:pos="720"/>
+        </w:tabs>
+      </w:pPr>
+      <w:r>
+        <w:t xml:space="preserve">IIS Express </w:t>
+      </w:r>
+      <w:r>
+        <w:rPr>
+          <w:rFonts w:ascii="Segoe UI Emoji" w:hAnsi="Segoe UI Emoji" w:cs="Segoe UI Emoji"/>
+        </w:rPr>
+        <w:t>▶️</w:t>
+      </w:r>
+      <w:r>
+        <w:t xml:space="preserve"> hoặc</w:t>
+      </w:r>
+    </w:p>
+    <w:p>
+      <w:pPr>
+        <w:numPr>
+          <w:ilvl w:val="0"/>
+          <w:numId w:val="37"/>
+        </w:numPr>
+        <w:tabs>
+          <w:tab w:val="num" w:pos="720"/>
+        </w:tabs>
+      </w:pPr>
+      <w:r>
+        <w:t>Nhấn F5 để chạy</w:t>
+      </w:r>
+    </w:p>
+    <w:p>
+      <w:pPr>
+        <w:rPr>
+          <w:lang w:val="en-US"/>
+        </w:rPr>
+      </w:pPr>
+      <w:r>
+        <w:t xml:space="preserve">Trình duyệt sẽ mở giao diện </w:t>
+      </w:r>
+      <w:proofErr w:type="spellStart"/>
+      <w:r>
+        <w:rPr>
+          <w:lang w:val="en-US"/>
+        </w:rPr>
+        <w:t>trang</w:t>
+      </w:r>
+      <w:proofErr w:type="spellEnd"/>
+      <w:r>
+        <w:rPr>
+          <w:lang w:val="en-US"/>
+        </w:rPr>
+        <w:t xml:space="preserve"> </w:t>
+      </w:r>
+      <w:proofErr w:type="spellStart"/>
+      <w:r>
+        <w:rPr>
+          <w:lang w:val="en-US"/>
+        </w:rPr>
+        <w:t>đăng</w:t>
+      </w:r>
+      <w:proofErr w:type="spellEnd"/>
+      <w:r>
+        <w:rPr>
+          <w:lang w:val="en-US"/>
+        </w:rPr>
+        <w:t xml:space="preserve"> </w:t>
+      </w:r>
+      <w:proofErr w:type="spellStart"/>
+      <w:r>
+        <w:rPr>
+          <w:lang w:val="en-US"/>
+        </w:rPr>
+        <w:t>nhập</w:t>
+      </w:r>
+      <w:proofErr w:type="spellEnd"/>
+      <w:r>
+        <w:rPr>
+          <w:lang w:val="en-US"/>
+        </w:rPr>
+        <w:t>.</w:t>
+      </w:r>
+    </w:p>
+    <w:p>
+      <w:pPr>
+        <w:rPr>
+          <w:lang w:val="en-US"/>
+        </w:rPr>
+      </w:pPr>
+    </w:p>
+    <w:p>
+      <w:pPr>
+        <w:rPr>
+          <w:lang w:val="en-US"/>
+        </w:rPr>
+      </w:pPr>
+    </w:p>
+    <w:p>
+      <w:pPr>
+        <w:rPr>
+          <w:b/>
+          <w:bCs/>
+          <w:lang w:val="en-US"/>
+        </w:rPr>
+      </w:pPr>
+      <w:proofErr w:type="spellStart"/>
+      <w:r>
+        <w:rPr>
+          <w:b/>
+          <w:bCs/>
+          <w:lang w:val="en-US"/>
+        </w:rPr>
+        <w:lastRenderedPageBreak/>
+        <w:t>Đăng</w:t>
+      </w:r>
+      <w:proofErr w:type="spellEnd"/>
+      <w:r>
+        <w:rPr>
+          <w:b/>
+          <w:bCs/>
+          <w:lang w:val="en-US"/>
+        </w:rPr>
+        <w:t xml:space="preserve"> </w:t>
+      </w:r>
+      <w:proofErr w:type="spellStart"/>
+      <w:r>
+        <w:rPr>
+          <w:b/>
+          <w:bCs/>
+          <w:lang w:val="en-US"/>
+        </w:rPr>
+        <w:t>nhập</w:t>
+      </w:r>
+      <w:proofErr w:type="spellEnd"/>
+      <w:r>
+        <w:rPr>
+          <w:b/>
+          <w:bCs/>
+          <w:lang w:val="en-US"/>
+        </w:rPr>
+        <w:t>:</w:t>
+      </w:r>
+    </w:p>
+    <w:p>
+      <w:pPr>
+        <w:rPr>
+          <w:lang w:val="en-US"/>
+        </w:rPr>
+      </w:pPr>
+      <w:r>
+        <w:t>Trang đăng nhập là cửa ngõ đầu tiên để người dùng truy cập vào hệ thống Quản lý Thư viện Số. Giao diện được thiết kế trực quan, hiện đại với hai trường thông tin Email và Mật khẩu giúp người dùng dễ dàng thao tác. Chức năng đăng nhập đảm bảo kiểm soát truy cập, xác thực thông tin người dùng dựa trên cơ sở dữ liệu và phân quyền hợp lý theo từng vai trò như Quản trị viên, Thủ th</w:t>
+      </w:r>
+      <w:r>
+        <w:rPr>
+          <w:lang w:val="en-US"/>
+        </w:rPr>
+        <w:t>ư</w:t>
+      </w:r>
+      <w:r>
+        <w:t>. Nhờ vậy, hệ thống đảm bảo tính bảo mật, an toàn dữ liệu và mang đến trải nghiệm sử dụng chuyên nghiệp ngay từ bước đầu tiên.</w:t>
+      </w:r>
+    </w:p>
+    <w:p>
+      <w:pPr>
+        <w:rPr>
           <w:lang w:val="en-US"/>
         </w:rPr>
       </w:pPr>
@@ -7735,10 +8859,10 @@
           <w:lang w:val="en-US"/>
         </w:rPr>
         <w:drawing>
-          <wp:inline distT="0" distB="0" distL="0" distR="0" wp14:anchorId="5AED23BB" wp14:editId="5680AA2E">
-            <wp:extent cx="2229161" cy="914528"/>
+          <wp:inline distT="0" distB="0" distL="0" distR="0" wp14:anchorId="3F2B8015" wp14:editId="57548CDB">
+            <wp:extent cx="5580380" cy="3483610"/>
             <wp:effectExtent l="0" t="0" r="0" b="0"/>
-            <wp:docPr id="435062385" name="Picture 1"/>
+            <wp:docPr id="190816337" name="Picture 3" descr="A screenshot of a login form&#10;&#10;AI-generated content may be incorrect."/>
             <wp:cNvGraphicFramePr>
               <a:graphicFrameLocks xmlns:a="http://schemas.openxmlformats.org/drawingml/2006/main" noChangeAspect="1"/>
             </wp:cNvGraphicFramePr>
@@ -7746,11 +8870,17 @@
               <a:graphicData uri="http://schemas.openxmlformats.org/drawingml/2006/picture">
                 <pic:pic xmlns:pic="http://schemas.openxmlformats.org/drawingml/2006/picture">
                   <pic:nvPicPr>
-                    <pic:cNvPr id="435062385" name=""/>
+                    <pic:cNvPr id="190816337" name="Picture 3" descr="A screenshot of a login form&#10;&#10;AI-generated content may be incorrect."/>
                     <pic:cNvPicPr/>
                   </pic:nvPicPr>
                   <pic:blipFill>
-                    <a:blip r:embed="rId15"/>
+                    <a:blip r:embed="rId13" cstate="print">
+                      <a:extLst>
+                        <a:ext uri="{28A0092B-C50C-407E-A947-70E740481C1C}">
+                          <a14:useLocalDpi xmlns:a14="http://schemas.microsoft.com/office/drawing/2010/main" val="0"/>
+                        </a:ext>
+                      </a:extLst>
+                    </a:blip>
                     <a:stretch>
                       <a:fillRect/>
                     </a:stretch>
@@ -7758,7 +8888,7 @@
                   <pic:spPr>
                     <a:xfrm>
                       <a:off x="0" y="0"/>
-                      <a:ext cx="2229161" cy="914528"/>
+                      <a:ext cx="5580380" cy="3483610"/>
                     </a:xfrm>
                     <a:prstGeom prst="rect">
                       <a:avLst/>
@@ -7776,130 +8906,80 @@
         <w:rPr>
           <w:b/>
           <w:bCs/>
+          <w:lang w:val="en-US"/>
         </w:rPr>
       </w:pPr>
       <w:r>
         <w:rPr>
           <w:b/>
           <w:bCs/>
-        </w:rPr>
-        <w:t xml:space="preserve">Bước </w:t>
-      </w:r>
+          <w:lang w:val="en-US"/>
+        </w:rPr>
+        <w:t xml:space="preserve">Quản </w:t>
+      </w:r>
+      <w:proofErr w:type="spellStart"/>
       <w:r>
         <w:rPr>
           <w:b/>
           <w:bCs/>
           <w:lang w:val="en-US"/>
         </w:rPr>
-        <w:t>2</w:t>
-      </w:r>
+        <w:t>lý</w:t>
+      </w:r>
+      <w:proofErr w:type="spellEnd"/>
       <w:r>
         <w:rPr>
           <w:b/>
           <w:bCs/>
-        </w:rPr>
-        <w:t>: Chạy ứng dụng</w:t>
-      </w:r>
-    </w:p>
-    <w:p>
-      <w:r>
-        <w:t>Nhấn:</w:t>
-      </w:r>
-    </w:p>
-    <w:p>
-      <w:pPr>
-        <w:numPr>
-          <w:ilvl w:val="0"/>
-          <w:numId w:val="37"/>
-        </w:numPr>
-        <w:tabs>
-          <w:tab w:val="num" w:pos="720"/>
-        </w:tabs>
-      </w:pPr>
-      <w:r>
-        <w:t xml:space="preserve">IIS Express </w:t>
-      </w:r>
-      <w:r>
-        <w:rPr>
-          <w:rFonts w:ascii="Segoe UI Emoji" w:hAnsi="Segoe UI Emoji" w:cs="Segoe UI Emoji"/>
-        </w:rPr>
-        <w:t>▶️</w:t>
-      </w:r>
-      <w:r>
-        <w:t xml:space="preserve"> hoặc</w:t>
-      </w:r>
-    </w:p>
-    <w:p>
-      <w:pPr>
-        <w:numPr>
-          <w:ilvl w:val="0"/>
-          <w:numId w:val="37"/>
-        </w:numPr>
-        <w:tabs>
-          <w:tab w:val="num" w:pos="720"/>
-        </w:tabs>
-      </w:pPr>
-      <w:r>
-        <w:t>Nhấn F5 để chạy</w:t>
-      </w:r>
-    </w:p>
-    <w:p>
-      <w:pPr>
-        <w:rPr>
-          <w:lang w:val="en-US"/>
-        </w:rPr>
-      </w:pPr>
-      <w:r>
-        <w:t xml:space="preserve">Trình duyệt sẽ mở giao diện </w:t>
-      </w:r>
-      <w:r>
-        <w:rPr>
-          <w:lang w:val="en-US"/>
-        </w:rPr>
-        <w:t>trang đăng nhập</w:t>
-      </w:r>
-      <w:r>
-        <w:rPr>
-          <w:lang w:val="en-US"/>
-        </w:rPr>
-        <w:t>.</w:t>
-      </w:r>
-    </w:p>
-    <w:p>
-      <w:pPr>
-        <w:rPr>
-          <w:lang w:val="en-US"/>
-        </w:rPr>
-      </w:pPr>
-    </w:p>
-    <w:p>
-      <w:pPr>
-        <w:rPr>
-          <w:lang w:val="en-US"/>
-        </w:rPr>
-      </w:pPr>
-    </w:p>
-    <w:p>
-      <w:pPr>
-        <w:rPr>
-          <w:lang w:val="en-US"/>
-        </w:rPr>
-      </w:pPr>
-      <w:r>
-        <w:rPr>
-          <w:lang w:val="en-US"/>
-        </w:rPr>
-        <w:t>Đăng nhập:</w:t>
-      </w:r>
-    </w:p>
-    <w:p>
-      <w:pPr>
-        <w:rPr>
-          <w:lang w:val="en-US"/>
-        </w:rPr>
-      </w:pPr>
-      <w:r>
-        <w:t>Trang đăng nhập là cửa ngõ đầu tiên để người dùng truy cập vào hệ thống Quản lý Thư viện Số. Giao diện được thiết kế trực quan, hiện đại với hai trường thông tin Email và Mật khẩu giúp người dùng dễ dàng thao tác. Chức năng đăng nhập đảm bảo kiểm soát truy cập, xác thực thông tin người dùng dựa trên cơ sở dữ liệu và phân quyền hợp lý theo từng vai trò như Quản trị viên, Thủ thư hoặc Người đọc. Nhờ vậy, hệ thống đảm bảo tính bảo mật, an toàn dữ liệu và mang đến trải nghiệm sử dụng chuyên nghiệp ngay từ bước đầu tiên.</w:t>
+          <w:lang w:val="en-US"/>
+        </w:rPr>
+        <w:t xml:space="preserve"> </w:t>
+      </w:r>
+      <w:proofErr w:type="spellStart"/>
+      <w:r>
+        <w:rPr>
+          <w:b/>
+          <w:bCs/>
+          <w:lang w:val="en-US"/>
+        </w:rPr>
+        <w:t>sách</w:t>
+      </w:r>
+      <w:proofErr w:type="spellEnd"/>
+      <w:r>
+        <w:rPr>
+          <w:b/>
+          <w:bCs/>
+          <w:lang w:val="en-US"/>
+        </w:rPr>
+        <w:t>:</w:t>
+      </w:r>
+    </w:p>
+    <w:p>
+      <w:pPr>
+        <w:rPr>
+          <w:lang w:val="en-US"/>
+        </w:rPr>
+      </w:pPr>
+      <w:r>
+        <w:t xml:space="preserve">Trang </w:t>
+      </w:r>
+      <w:r>
+        <w:rPr>
+          <w:lang w:val="en-US"/>
+        </w:rPr>
+        <w:t>q</w:t>
+      </w:r>
+      <w:r>
+        <w:t xml:space="preserve">uản lý </w:t>
+      </w:r>
+      <w:r>
+        <w:rPr>
+          <w:lang w:val="en-US"/>
+        </w:rPr>
+        <w:t>s</w:t>
+      </w:r>
+      <w:r>
+        <w:t>ách hiển thị toàn bộ danh sách sách trong thư viện và cho phép người quản trị thực hiện các thao tác như xem, chỉnh sửa, xóa hoặc thêm mới sách. Giao diện được bố trí khoa học với bảng thông tin chi tiết từng đầu sách và các nút chức năng xử lý nhanh. Ngoài ra, trang còn hỗ trợ tìm kiếm theo từ khóa giúp quản lý kho sách hiệu quả và thuận tiện hơn.</w:t>
       </w:r>
     </w:p>
     <w:p>
@@ -7915,10 +8995,10 @@
         </w:rPr>
         <w:lastRenderedPageBreak/>
         <w:drawing>
-          <wp:inline distT="0" distB="0" distL="0" distR="0" wp14:anchorId="50FC6560" wp14:editId="00F298F7">
-            <wp:extent cx="5580380" cy="1885950"/>
-            <wp:effectExtent l="0" t="0" r="1270" b="0"/>
-            <wp:docPr id="1768154396" name="Hình ảnh 1"/>
+          <wp:inline distT="0" distB="0" distL="0" distR="0" wp14:anchorId="372341E9" wp14:editId="49658964">
+            <wp:extent cx="4206287" cy="1866900"/>
+            <wp:effectExtent l="0" t="0" r="0" b="0"/>
+            <wp:docPr id="1733711800" name="Hình ảnh 1"/>
             <wp:cNvGraphicFramePr>
               <a:graphicFrameLocks xmlns:a="http://schemas.openxmlformats.org/drawingml/2006/main" noChangeAspect="1"/>
             </wp:cNvGraphicFramePr>
@@ -7926,11 +9006,17 @@
               <a:graphicData uri="http://schemas.openxmlformats.org/drawingml/2006/picture">
                 <pic:pic xmlns:pic="http://schemas.openxmlformats.org/drawingml/2006/picture">
                   <pic:nvPicPr>
-                    <pic:cNvPr id="1768154396" name=""/>
+                    <pic:cNvPr id="1733711800" name="Hình ảnh 1"/>
                     <pic:cNvPicPr/>
                   </pic:nvPicPr>
                   <pic:blipFill>
-                    <a:blip r:embed="rId16"/>
+                    <a:blip r:embed="rId14" cstate="print">
+                      <a:extLst>
+                        <a:ext uri="{28A0092B-C50C-407E-A947-70E740481C1C}">
+                          <a14:useLocalDpi xmlns:a14="http://schemas.microsoft.com/office/drawing/2010/main" val="0"/>
+                        </a:ext>
+                      </a:extLst>
+                    </a:blip>
                     <a:stretch>
                       <a:fillRect/>
                     </a:stretch>
@@ -7938,7 +9024,7 @@
                   <pic:spPr>
                     <a:xfrm>
                       <a:off x="0" y="0"/>
-                      <a:ext cx="5580380" cy="1885950"/>
+                      <a:ext cx="4206287" cy="1866900"/>
                     </a:xfrm>
                     <a:prstGeom prst="rect">
                       <a:avLst/>
@@ -7957,11 +9043,76 @@
           <w:lang w:val="en-US"/>
         </w:rPr>
       </w:pPr>
-      <w:r>
-        <w:rPr>
-          <w:lang w:val="en-US"/>
-        </w:rPr>
-        <w:t>Quản lý sách:</w:t>
+    </w:p>
+    <w:p>
+      <w:pPr>
+        <w:rPr>
+          <w:b/>
+          <w:bCs/>
+          <w:lang w:val="en-US"/>
+        </w:rPr>
+      </w:pPr>
+      <w:r>
+        <w:rPr>
+          <w:b/>
+          <w:bCs/>
+          <w:lang w:val="en-US"/>
+        </w:rPr>
+        <w:t xml:space="preserve">Quản </w:t>
+      </w:r>
+      <w:proofErr w:type="spellStart"/>
+      <w:r>
+        <w:rPr>
+          <w:b/>
+          <w:bCs/>
+          <w:lang w:val="en-US"/>
+        </w:rPr>
+        <w:t>lý</w:t>
+      </w:r>
+      <w:proofErr w:type="spellEnd"/>
+      <w:r>
+        <w:rPr>
+          <w:b/>
+          <w:bCs/>
+          <w:lang w:val="en-US"/>
+        </w:rPr>
+        <w:t xml:space="preserve"> </w:t>
+      </w:r>
+      <w:proofErr w:type="spellStart"/>
+      <w:r>
+        <w:rPr>
+          <w:b/>
+          <w:bCs/>
+          <w:lang w:val="en-US"/>
+        </w:rPr>
+        <w:t>mượn</w:t>
+      </w:r>
+      <w:proofErr w:type="spellEnd"/>
+      <w:r>
+        <w:rPr>
+          <w:b/>
+          <w:bCs/>
+          <w:lang w:val="en-US"/>
+        </w:rPr>
+        <w:t xml:space="preserve"> </w:t>
+      </w:r>
+      <w:proofErr w:type="spellStart"/>
+      <w:r>
+        <w:rPr>
+          <w:b/>
+          <w:bCs/>
+          <w:lang w:val="en-US"/>
+        </w:rPr>
+        <w:t>trả</w:t>
+      </w:r>
+      <w:proofErr w:type="spellEnd"/>
+      <w:r>
+        <w:rPr>
+          <w:b/>
+          <w:bCs/>
+          <w:lang w:val="en-US"/>
+        </w:rPr>
+        <w:t>:</w:t>
       </w:r>
     </w:p>
     <w:p>
@@ -7986,10 +9137,19 @@
         <w:rPr>
           <w:lang w:val="en-US"/>
         </w:rPr>
-        <w:t>s</w:t>
-      </w:r>
-      <w:r>
-        <w:t>ách hiển thị toàn bộ danh sách sách trong thư viện và cho phép người quản trị thực hiện các thao tác như xem, chỉnh sửa, xóa hoặc thêm mới sách. Giao diện được bố trí khoa học với bảng thông tin chi tiết từng đầu sách và các nút chức năng xử lý nhanh. Ngoài ra, trang còn hỗ trợ tìm kiếm theo từ khóa giúp quản lý kho sách hiệu quả và thuận tiện hơn.</w:t>
+        <w:t>p</w:t>
+      </w:r>
+      <w:r>
+        <w:t xml:space="preserve">hiếu </w:t>
+      </w:r>
+      <w:r>
+        <w:rPr>
+          <w:lang w:val="en-US"/>
+        </w:rPr>
+        <w:t>m</w:t>
+      </w:r>
+      <w:r>
+        <w:t>ượn cho phép theo dõi toàn bộ thông tin mượn – trả sách của người đọc trong thư viện. Hệ thống hiển thị danh sách chi tiết gồm tên độc giả, tên sách, ngày mượn, hạn trả, chi phí thuê, tiền phạt nếu trả trễ và trạng thái hiện tại của phiếu mượn. Người quản trị có thể nhanh chóng thao tác Sửa, Xóa hoặc đánh dấu Trả sách ngay trên bảng dữ liệu. Ngoài ra, trang hỗ trợ tạo phiếu mượn mới với nút “+ Tạo phiếu mượn”, giúp quá trình xử lý nghiệp vụ diễn ra nhanh chóng, chính xác và thuận tiện.</w:t>
       </w:r>
     </w:p>
     <w:p>
@@ -8004,10 +9164,10 @@
           <w:lang w:val="en-US"/>
         </w:rPr>
         <w:drawing>
-          <wp:inline distT="0" distB="0" distL="0" distR="0" wp14:anchorId="372341E9" wp14:editId="6CA08ECC">
-            <wp:extent cx="5580380" cy="1866900"/>
-            <wp:effectExtent l="0" t="0" r="1270" b="0"/>
-            <wp:docPr id="1733711800" name="Hình ảnh 1"/>
+          <wp:inline distT="0" distB="0" distL="0" distR="0" wp14:anchorId="3A0BC470" wp14:editId="28EA8E65">
+            <wp:extent cx="5568021" cy="2526665"/>
+            <wp:effectExtent l="0" t="0" r="0" b="635"/>
+            <wp:docPr id="2113214306" name="Hình ảnh 1"/>
             <wp:cNvGraphicFramePr>
               <a:graphicFrameLocks xmlns:a="http://schemas.openxmlformats.org/drawingml/2006/main" noChangeAspect="1"/>
             </wp:cNvGraphicFramePr>
@@ -8015,11 +9175,17 @@
               <a:graphicData uri="http://schemas.openxmlformats.org/drawingml/2006/picture">
                 <pic:pic xmlns:pic="http://schemas.openxmlformats.org/drawingml/2006/picture">
                   <pic:nvPicPr>
-                    <pic:cNvPr id="1733711800" name=""/>
+                    <pic:cNvPr id="2113214306" name="Hình ảnh 1"/>
                     <pic:cNvPicPr/>
                   </pic:nvPicPr>
                   <pic:blipFill>
-                    <a:blip r:embed="rId17"/>
+                    <a:blip r:embed="rId15" cstate="print">
+                      <a:extLst>
+                        <a:ext uri="{28A0092B-C50C-407E-A947-70E740481C1C}">
+                          <a14:useLocalDpi xmlns:a14="http://schemas.microsoft.com/office/drawing/2010/main" val="0"/>
+                        </a:ext>
+                      </a:extLst>
+                    </a:blip>
                     <a:stretch>
                       <a:fillRect/>
                     </a:stretch>
@@ -8027,7 +9193,7 @@
                   <pic:spPr>
                     <a:xfrm>
                       <a:off x="0" y="0"/>
-                      <a:ext cx="5580380" cy="1866900"/>
+                      <a:ext cx="5568021" cy="2526665"/>
                     </a:xfrm>
                     <a:prstGeom prst="rect">
                       <a:avLst/>
@@ -8043,23 +9209,77 @@
     <w:p>
       <w:pPr>
         <w:rPr>
-          <w:lang w:val="en-US"/>
-        </w:rPr>
-      </w:pPr>
-      <w:r>
-        <w:rPr>
-          <w:lang w:val="en-US"/>
-        </w:rPr>
-        <w:t>Quản lý mượn trả:</w:t>
-      </w:r>
-    </w:p>
-    <w:p>
-      <w:pPr>
-        <w:rPr>
-          <w:lang w:val="en-US"/>
-        </w:rPr>
-      </w:pPr>
-      <w:r>
+          <w:b/>
+          <w:bCs/>
+          <w:lang w:val="en-US"/>
+        </w:rPr>
+      </w:pPr>
+      <w:r>
+        <w:rPr>
+          <w:b/>
+          <w:bCs/>
+          <w:lang w:val="en-US"/>
+        </w:rPr>
+        <w:t xml:space="preserve">Quản </w:t>
+      </w:r>
+      <w:proofErr w:type="spellStart"/>
+      <w:r>
+        <w:rPr>
+          <w:b/>
+          <w:bCs/>
+          <w:lang w:val="en-US"/>
+        </w:rPr>
+        <w:t>lý</w:t>
+      </w:r>
+      <w:proofErr w:type="spellEnd"/>
+      <w:r>
+        <w:rPr>
+          <w:b/>
+          <w:bCs/>
+          <w:lang w:val="en-US"/>
+        </w:rPr>
+        <w:t xml:space="preserve"> </w:t>
+      </w:r>
+      <w:proofErr w:type="spellStart"/>
+      <w:r>
+        <w:rPr>
+          <w:b/>
+          <w:bCs/>
+          <w:lang w:val="en-US"/>
+        </w:rPr>
+        <w:t>người</w:t>
+      </w:r>
+      <w:proofErr w:type="spellEnd"/>
+      <w:r>
+        <w:rPr>
+          <w:b/>
+          <w:bCs/>
+          <w:lang w:val="en-US"/>
+        </w:rPr>
+        <w:t xml:space="preserve"> </w:t>
+      </w:r>
+      <w:proofErr w:type="spellStart"/>
+      <w:r>
+        <w:rPr>
+          <w:b/>
+          <w:bCs/>
+          <w:lang w:val="en-US"/>
+        </w:rPr>
+        <w:t>dùng</w:t>
+      </w:r>
+      <w:proofErr w:type="spellEnd"/>
+      <w:r>
+        <w:rPr>
+          <w:b/>
+          <w:bCs/>
+          <w:lang w:val="en-US"/>
+        </w:rPr>
+        <w:t>:</w:t>
+      </w:r>
+    </w:p>
+    <w:p>
+      <w:r>
+        <w:lastRenderedPageBreak/>
         <w:t xml:space="preserve">Trang </w:t>
       </w:r>
       <w:r>
@@ -8075,20 +9295,27 @@
         <w:rPr>
           <w:lang w:val="en-US"/>
         </w:rPr>
-        <w:t>p</w:t>
-      </w:r>
-      <w:r>
-        <w:t xml:space="preserve">hiếu </w:t>
-      </w:r>
-      <w:r>
-        <w:rPr>
-          <w:lang w:val="en-US"/>
-        </w:rPr>
-        <w:t>m</w:t>
-      </w:r>
-      <w:r>
-        <w:t>ượn cho phép theo dõi toàn bộ thông tin mượn – trả sách của người đọc trong thư viện. Hệ thống hiển thị danh sách chi tiết gồm tên độc giả, tên sách, ngày mượn, hạn trả, chi phí thuê, tiền phạt nếu trả trễ và trạng thái hiện tại của phiếu mượn. Người quản trị có thể nhanh chóng thao tác Sửa, Xóa hoặc đánh dấu Trả sách ngay trên bảng dữ liệu. Ngoài ra, trang hỗ trợ tạo phiếu mượn mới với nút “+ Tạo phiếu mượn”, giúp quá trình xử lý nghiệp vụ diễn ra nhanh chóng, chính xác và thuận tiện.</w:t>
-      </w:r>
+        <w:t>n</w:t>
+      </w:r>
+      <w:r>
+        <w:t xml:space="preserve">gười </w:t>
+      </w:r>
+      <w:r>
+        <w:rPr>
+          <w:lang w:val="en-US"/>
+        </w:rPr>
+        <w:t>d</w:t>
+      </w:r>
+      <w:r>
+        <w:t>ùng cho phép quản trị viên theo dõi và cập nhật thông tin tài khoản trong hệ thống. Danh sách người dùng được hiển thị đầy đủ gồm ảnh đại diện, họ tên, email, số điện thoại và vai trò (Admin, Thủ thư). Người quản trị có thể dễ dàng thao tác Sửa hoặc Xóa tài khoản trực tiếp trên bảng dữ liệu, đồng thời có thể thêm tài khoản mới thông qua nút “Thêm người dùng”. Chức năng này hỗ trợ quản lý phân quyền và đảm bảo tính an toàn, bảo mật cho hệ thống.</w:t>
+      </w:r>
+    </w:p>
+    <w:p>
+      <w:pPr>
+        <w:rPr>
+          <w:lang w:val="en-US"/>
+        </w:rPr>
+      </w:pPr>
     </w:p>
     <w:p>
       <w:pPr>
@@ -8101,12 +9328,11 @@
           <w:noProof/>
           <w:lang w:val="en-US"/>
         </w:rPr>
-        <w:lastRenderedPageBreak/>
         <w:drawing>
-          <wp:inline distT="0" distB="0" distL="0" distR="0" wp14:anchorId="3A0BC470" wp14:editId="7B4D5E5D">
-            <wp:extent cx="5580380" cy="2526665"/>
-            <wp:effectExtent l="0" t="0" r="1270" b="6985"/>
-            <wp:docPr id="2113214306" name="Hình ảnh 1"/>
+          <wp:inline distT="0" distB="0" distL="0" distR="0" wp14:anchorId="00F6A30C" wp14:editId="1BB925C4">
+            <wp:extent cx="5163088" cy="2339975"/>
+            <wp:effectExtent l="0" t="0" r="6350" b="0"/>
+            <wp:docPr id="22481831" name="Hình ảnh 1"/>
             <wp:cNvGraphicFramePr>
               <a:graphicFrameLocks xmlns:a="http://schemas.openxmlformats.org/drawingml/2006/main" noChangeAspect="1"/>
             </wp:cNvGraphicFramePr>
@@ -8114,11 +9340,17 @@
               <a:graphicData uri="http://schemas.openxmlformats.org/drawingml/2006/picture">
                 <pic:pic xmlns:pic="http://schemas.openxmlformats.org/drawingml/2006/picture">
                   <pic:nvPicPr>
-                    <pic:cNvPr id="2113214306" name=""/>
+                    <pic:cNvPr id="22481831" name="Hình ảnh 1"/>
                     <pic:cNvPicPr/>
                   </pic:nvPicPr>
                   <pic:blipFill>
-                    <a:blip r:embed="rId18"/>
+                    <a:blip r:embed="rId16" cstate="print">
+                      <a:extLst>
+                        <a:ext uri="{28A0092B-C50C-407E-A947-70E740481C1C}">
+                          <a14:useLocalDpi xmlns:a14="http://schemas.microsoft.com/office/drawing/2010/main" val="0"/>
+                        </a:ext>
+                      </a:extLst>
+                    </a:blip>
                     <a:stretch>
                       <a:fillRect/>
                     </a:stretch>
@@ -8126,7 +9358,7 @@
                   <pic:spPr>
                     <a:xfrm>
                       <a:off x="0" y="0"/>
-                      <a:ext cx="5580380" cy="2526665"/>
+                      <a:ext cx="5163088" cy="2339975"/>
                     </a:xfrm>
                     <a:prstGeom prst="rect">
                       <a:avLst/>
@@ -8145,51 +9377,32 @@
           <w:lang w:val="en-US"/>
         </w:rPr>
       </w:pPr>
-      <w:r>
-        <w:rPr>
-          <w:lang w:val="en-US"/>
-        </w:rPr>
-        <w:t>Quản lý người dùng:</w:t>
-      </w:r>
-    </w:p>
-    <w:p>
-      <w:r>
-        <w:t xml:space="preserve">Trang </w:t>
-      </w:r>
-      <w:r>
-        <w:rPr>
-          <w:lang w:val="en-US"/>
-        </w:rPr>
-        <w:t>q</w:t>
-      </w:r>
-      <w:r>
-        <w:t xml:space="preserve">uản lý </w:t>
-      </w:r>
-      <w:r>
-        <w:rPr>
-          <w:lang w:val="en-US"/>
-        </w:rPr>
-        <w:t>n</w:t>
-      </w:r>
-      <w:r>
-        <w:t xml:space="preserve">gười </w:t>
-      </w:r>
-      <w:r>
-        <w:rPr>
-          <w:lang w:val="en-US"/>
-        </w:rPr>
-        <w:t>d</w:t>
-      </w:r>
-      <w:r>
-        <w:t>ùng cho phép quản trị viên theo dõi và cập nhật thông tin tài khoản trong hệ thống. Danh sách người dùng được hiển thị đầy đủ gồm ảnh đại diện, họ tên, email, số điện thoại và vai trò (Admin, Thủ thư, Độc giả). Người quản trị có thể dễ dàng thao tác Sửa hoặc Xóa tài khoản trực tiếp trên bảng dữ liệu, đồng thời có thể thêm tài khoản mới thông qua nút “Thêm người dùng”. Chức năng này hỗ trợ quản lý phân quyền và đảm bảo tính an toàn, bảo mật cho hệ thống.</w:t>
-      </w:r>
-    </w:p>
-    <w:p>
-      <w:pPr>
-        <w:rPr>
-          <w:lang w:val="en-US"/>
-        </w:rPr>
-      </w:pPr>
+    </w:p>
+    <w:p>
+      <w:pPr>
+        <w:pStyle w:val="p1"/>
+        <w:rPr>
+          <w:sz w:val="26"/>
+          <w:szCs w:val="26"/>
+        </w:rPr>
+      </w:pPr>
+      <w:r>
+        <w:rPr>
+          <w:b/>
+          <w:bCs/>
+          <w:sz w:val="26"/>
+          <w:szCs w:val="26"/>
+        </w:rPr>
+        <w:t>Quản lý thể loại sách:</w:t>
+      </w:r>
+      <w:r>
+        <w:rPr>
+          <w:sz w:val="26"/>
+          <w:szCs w:val="26"/>
+        </w:rPr>
+        <w:br/>
+        <w:t>Trang quản lý thể loại sách cho phép quản trị viên theo dõi và quản lý các danh mục sách trong hệ thống thư viện. Danh sách thể loại được hiển thị đầy đủ với tên thể loại, mô tả và trạng thái hoạt động, giúp việc phân loại sách trở nên dễ dàng và khoa học hơn. Người quản trị có thể thực hiện các thao tác Thêm, Sửa hoặc Xóa thể loại trực tiếp trên bảng dữ liệu thông qua giao diện trực quan và thuận tiện. Chức năng này hỗ trợ tổ chức kho sách hiệu quả, tối ưu việc tìm kiếm và quản lý dữ liệu trong hệ thống.</w:t>
+      </w:r>
     </w:p>
     <w:p>
       <w:pPr>
@@ -8202,11 +9415,12 @@
           <w:noProof/>
           <w:lang w:val="en-US"/>
         </w:rPr>
+        <w:lastRenderedPageBreak/>
         <w:drawing>
-          <wp:inline distT="0" distB="0" distL="0" distR="0" wp14:anchorId="00F6A30C" wp14:editId="58C70AB0">
-            <wp:extent cx="5580380" cy="2339975"/>
-            <wp:effectExtent l="0" t="0" r="1270" b="3175"/>
-            <wp:docPr id="22481831" name="Hình ảnh 1"/>
+          <wp:inline distT="0" distB="0" distL="0" distR="0" wp14:anchorId="18FB11BD" wp14:editId="3E24901B">
+            <wp:extent cx="5580380" cy="2502535"/>
+            <wp:effectExtent l="0" t="0" r="0" b="0"/>
+            <wp:docPr id="1000159052" name="Picture 5" descr="A screenshot of a computer&#10;&#10;AI-generated content may be incorrect."/>
             <wp:cNvGraphicFramePr>
               <a:graphicFrameLocks xmlns:a="http://schemas.openxmlformats.org/drawingml/2006/main" noChangeAspect="1"/>
             </wp:cNvGraphicFramePr>
@@ -8214,11 +9428,17 @@
               <a:graphicData uri="http://schemas.openxmlformats.org/drawingml/2006/picture">
                 <pic:pic xmlns:pic="http://schemas.openxmlformats.org/drawingml/2006/picture">
                   <pic:nvPicPr>
-                    <pic:cNvPr id="22481831" name=""/>
+                    <pic:cNvPr id="1000159052" name="Picture 5" descr="A screenshot of a computer&#10;&#10;AI-generated content may be incorrect."/>
                     <pic:cNvPicPr/>
                   </pic:nvPicPr>
                   <pic:blipFill>
-                    <a:blip r:embed="rId19"/>
+                    <a:blip r:embed="rId17" cstate="print">
+                      <a:extLst>
+                        <a:ext uri="{28A0092B-C50C-407E-A947-70E740481C1C}">
+                          <a14:useLocalDpi xmlns:a14="http://schemas.microsoft.com/office/drawing/2010/main" val="0"/>
+                        </a:ext>
+                      </a:extLst>
+                    </a:blip>
                     <a:stretch>
                       <a:fillRect/>
                     </a:stretch>
@@ -8226,7 +9446,7 @@
                   <pic:spPr>
                     <a:xfrm>
                       <a:off x="0" y="0"/>
-                      <a:ext cx="5580380" cy="2339975"/>
+                      <a:ext cx="5580380" cy="2502535"/>
                     </a:xfrm>
                     <a:prstGeom prst="rect">
                       <a:avLst/>
@@ -8241,41 +9461,28 @@
     </w:p>
     <w:p>
       <w:pPr>
-        <w:rPr>
-          <w:lang w:val="en-US"/>
-        </w:rPr>
-      </w:pPr>
-      <w:r>
-        <w:rPr>
-          <w:lang w:val="en-US"/>
-        </w:rPr>
-        <w:t>Thống kê theo thể loại</w:t>
-      </w:r>
-      <w:r>
-        <w:rPr>
-          <w:lang w:val="en-US"/>
-        </w:rPr>
-        <w:t>:</w:t>
-      </w:r>
-    </w:p>
-    <w:p>
-      <w:pPr>
-        <w:rPr>
-          <w:lang w:val="en-US"/>
-        </w:rPr>
-      </w:pPr>
-      <w:r>
-        <w:lastRenderedPageBreak/>
-        <w:t xml:space="preserve">Trang </w:t>
-      </w:r>
-      <w:r>
-        <w:rPr>
-          <w:lang w:val="en-US"/>
-        </w:rPr>
-        <w:t>t</w:t>
-      </w:r>
-      <w:r>
-        <w:t>hống kê sách theo thể loại cung cấp cái nhìn tổng quan về số lượng sách hiện có trong thư viện dựa trên từng loại sách. Hệ thống hiển thị thông tin thống kê như số đầu sách, tổng số lượng bản sách và tổng số lượt mượn của mỗi thể loại. Nhờ đó, quản trị viên có thể đánh giá nhu cầu sử dụng và xu hướng mượn sách của người đọc, hỗ trợ việc bổ sung và quản lý tài nguyên thư viện một cách hiệu quả.</w:t>
+        <w:pStyle w:val="p1"/>
+        <w:rPr>
+          <w:sz w:val="26"/>
+          <w:szCs w:val="26"/>
+        </w:rPr>
+      </w:pPr>
+      <w:r>
+        <w:rPr>
+          <w:b/>
+          <w:bCs/>
+          <w:sz w:val="26"/>
+          <w:szCs w:val="26"/>
+        </w:rPr>
+        <w:t>Quản lý nhân viên:</w:t>
+      </w:r>
+      <w:r>
+        <w:rPr>
+          <w:sz w:val="26"/>
+          <w:szCs w:val="26"/>
+        </w:rPr>
+        <w:br/>
+        <w:t>Trang quản lý nhân viên cho phép quản trị viên theo dõi và quản lý thông tin nhân sự trong hệ thống thư viện. Danh sách nhân viên được hiển thị đầy đủ gồm ảnh đại diện, họ tên, email, số điện thoại, chức vụ và trạng thái làm việc. Người quản trị có thể dễ dàng thực hiện các thao tác Thêm, Sửa hoặc Xóa thông tin nhân viên trực tiếp trên bảng dữ liệu thông qua giao diện trực quan và thuận tiện. Chức năng này hỗ trợ quản lý nhân sự hiệu quả, phân công công việc hợp lý và đảm bảo hoạt động của hệ thống diễn ra ổn định.</w:t>
       </w:r>
     </w:p>
     <w:p>
@@ -8290,10 +9497,10 @@
           <w:lang w:val="en-US"/>
         </w:rPr>
         <w:drawing>
-          <wp:inline distT="0" distB="0" distL="0" distR="0" wp14:anchorId="3100EA5A" wp14:editId="51A115C7">
-            <wp:extent cx="5580380" cy="1735455"/>
-            <wp:effectExtent l="0" t="0" r="1270" b="0"/>
-            <wp:docPr id="1986922697" name="Hình ảnh 1"/>
+          <wp:inline distT="0" distB="0" distL="0" distR="0" wp14:anchorId="4498E330" wp14:editId="25EE32EE">
+            <wp:extent cx="5580380" cy="2536190"/>
+            <wp:effectExtent l="0" t="0" r="0" b="3810"/>
+            <wp:docPr id="815789545" name="Picture 6" descr="A screenshot of a computer&#10;&#10;AI-generated content may be incorrect."/>
             <wp:cNvGraphicFramePr>
               <a:graphicFrameLocks xmlns:a="http://schemas.openxmlformats.org/drawingml/2006/main" noChangeAspect="1"/>
             </wp:cNvGraphicFramePr>
@@ -8301,11 +9508,17 @@
               <a:graphicData uri="http://schemas.openxmlformats.org/drawingml/2006/picture">
                 <pic:pic xmlns:pic="http://schemas.openxmlformats.org/drawingml/2006/picture">
                   <pic:nvPicPr>
-                    <pic:cNvPr id="1986922697" name=""/>
+                    <pic:cNvPr id="815789545" name="Picture 6" descr="A screenshot of a computer&#10;&#10;AI-generated content may be incorrect."/>
                     <pic:cNvPicPr/>
                   </pic:nvPicPr>
                   <pic:blipFill>
-                    <a:blip r:embed="rId20"/>
+                    <a:blip r:embed="rId18" cstate="print">
+                      <a:extLst>
+                        <a:ext uri="{28A0092B-C50C-407E-A947-70E740481C1C}">
+                          <a14:useLocalDpi xmlns:a14="http://schemas.microsoft.com/office/drawing/2010/main" val="0"/>
+                        </a:ext>
+                      </a:extLst>
+                    </a:blip>
                     <a:stretch>
                       <a:fillRect/>
                     </a:stretch>
@@ -8313,7 +9526,7 @@
                   <pic:spPr>
                     <a:xfrm>
                       <a:off x="0" y="0"/>
-                      <a:ext cx="5580380" cy="1735455"/>
+                      <a:ext cx="5580380" cy="2536190"/>
                     </a:xfrm>
                     <a:prstGeom prst="rect">
                       <a:avLst/>
@@ -8332,48 +9545,39 @@
           <w:lang w:val="en-US"/>
         </w:rPr>
       </w:pPr>
-      <w:r>
-        <w:rPr>
-          <w:lang w:val="en-US"/>
-        </w:rPr>
-        <w:t>Lịch sử mượn trả:</w:t>
-      </w:r>
-    </w:p>
-    <w:p>
-      <w:pPr>
-        <w:rPr>
-          <w:lang w:val="en-US"/>
-        </w:rPr>
-      </w:pPr>
-      <w:r>
-        <w:t xml:space="preserve">Trang </w:t>
-      </w:r>
-      <w:r>
-        <w:rPr>
-          <w:lang w:val="en-US"/>
-        </w:rPr>
-        <w:t>l</w:t>
-      </w:r>
-      <w:r>
-        <w:t xml:space="preserve">ịch sử </w:t>
-      </w:r>
-      <w:r>
-        <w:rPr>
-          <w:lang w:val="en-US"/>
-        </w:rPr>
-        <w:t>m</w:t>
-      </w:r>
-      <w:r>
-        <w:t xml:space="preserve">ượn </w:t>
-      </w:r>
-      <w:r>
-        <w:rPr>
-          <w:lang w:val="en-US"/>
-        </w:rPr>
-        <w:t>s</w:t>
-      </w:r>
-      <w:r>
-        <w:t>ách cho phép người dùng theo dõi toàn bộ các phiếu mượn mà họ đã thực hiện. Thông tin hiển thị gồm tên sách, ngày mượn, hạn trả, trạng thái, tiền thuê và các khoản phạt nếu có. Nhờ đó, người dùng có thể kiểm soát thời gian trả sách, tránh bị quá hạn và xem lại lịch sử sử dụng tài liệu của mình. Giao diện đơn giản, dễ quan sát và cung cấp nút quay lại để thuận tiện trong thao tác.</w:t>
+    </w:p>
+    <w:p>
+      <w:pPr>
+        <w:pStyle w:val="p1"/>
+        <w:rPr>
+          <w:sz w:val="26"/>
+          <w:szCs w:val="26"/>
+        </w:rPr>
+      </w:pPr>
+      <w:r>
+        <w:rPr>
+          <w:b/>
+          <w:bCs/>
+          <w:sz w:val="26"/>
+          <w:szCs w:val="26"/>
+        </w:rPr>
+        <w:t>Trang thống kê:</w:t>
+      </w:r>
+      <w:r>
+        <w:rPr>
+          <w:sz w:val="26"/>
+          <w:szCs w:val="26"/>
+        </w:rPr>
+        <w:br/>
+        <w:t xml:space="preserve">Trang thống kê cung cấp cho quản trị viên cái nhìn tổng quan về tình hình hoạt động của hệ thống thư viện thông qua các số liệu và biểu đồ trực quan. Hệ thống </w:t>
+      </w:r>
+      <w:r>
+        <w:rPr>
+          <w:sz w:val="26"/>
+          <w:szCs w:val="26"/>
+        </w:rPr>
+        <w:lastRenderedPageBreak/>
+        <w:t>hiển thị các thông tin quan trọng như tổng số sách, số lượng độc giả, lượt mượn trả, sách quá hạn và số lượng nhân viên đang hoạt động. Ngoài ra, quản trị viên có thể theo dõi doanh thu, tần suất mượn sách theo thời gian và các thể loại sách được yêu thích nhất. Chức năng này hỗ trợ việc quản lý, đánh giá hiệu quả hoạt động và đưa ra các quyết định phù hợp nhằm nâng cao chất lượng vận hành của hệ thống.</w:t>
       </w:r>
     </w:p>
     <w:p>
@@ -8388,10 +9592,10 @@
           <w:lang w:val="en-US"/>
         </w:rPr>
         <w:drawing>
-          <wp:inline distT="0" distB="0" distL="0" distR="0" wp14:anchorId="1FA6D180" wp14:editId="2EAA1586">
-            <wp:extent cx="5580380" cy="2174240"/>
-            <wp:effectExtent l="0" t="0" r="1270" b="0"/>
-            <wp:docPr id="1429007127" name="Hình ảnh 1"/>
+          <wp:inline distT="0" distB="0" distL="0" distR="0" wp14:anchorId="3FBDD0FD" wp14:editId="539F6B8F">
+            <wp:extent cx="5580380" cy="2546985"/>
+            <wp:effectExtent l="0" t="0" r="0" b="5715"/>
+            <wp:docPr id="397073996" name="Picture 7" descr="A screenshot of a computer&#10;&#10;AI-generated content may be incorrect."/>
             <wp:cNvGraphicFramePr>
               <a:graphicFrameLocks xmlns:a="http://schemas.openxmlformats.org/drawingml/2006/main" noChangeAspect="1"/>
             </wp:cNvGraphicFramePr>
@@ -8399,11 +9603,17 @@
               <a:graphicData uri="http://schemas.openxmlformats.org/drawingml/2006/picture">
                 <pic:pic xmlns:pic="http://schemas.openxmlformats.org/drawingml/2006/picture">
                   <pic:nvPicPr>
-                    <pic:cNvPr id="1429007127" name=""/>
+                    <pic:cNvPr id="397073996" name="Picture 7" descr="A screenshot of a computer&#10;&#10;AI-generated content may be incorrect."/>
                     <pic:cNvPicPr/>
                   </pic:nvPicPr>
                   <pic:blipFill>
-                    <a:blip r:embed="rId21"/>
+                    <a:blip r:embed="rId19" cstate="print">
+                      <a:extLst>
+                        <a:ext uri="{28A0092B-C50C-407E-A947-70E740481C1C}">
+                          <a14:useLocalDpi xmlns:a14="http://schemas.microsoft.com/office/drawing/2010/main" val="0"/>
+                        </a:ext>
+                      </a:extLst>
+                    </a:blip>
                     <a:stretch>
                       <a:fillRect/>
                     </a:stretch>
@@ -8411,7 +9621,7 @@
                   <pic:spPr>
                     <a:xfrm>
                       <a:off x="0" y="0"/>
-                      <a:ext cx="5580380" cy="2174240"/>
+                      <a:ext cx="5580380" cy="2546985"/>
                     </a:xfrm>
                     <a:prstGeom prst="rect">
                       <a:avLst/>
@@ -8428,11 +9638,11 @@
       <w:pPr>
         <w:pStyle w:val="Heading2"/>
       </w:pPr>
-      <w:bookmarkStart w:id="22" w:name="_Toc215954095"/>
+      <w:bookmarkStart w:id="21" w:name="_Toc215954095"/>
       <w:r>
         <w:t>3.4. Kiểm thử hệ thống</w:t>
       </w:r>
-      <w:bookmarkEnd w:id="22"/>
+      <w:bookmarkEnd w:id="21"/>
     </w:p>
     <w:p>
       <w:r>
@@ -8473,7 +9683,6 @@
                 <w:b/>
                 <w:bCs/>
               </w:rPr>
-              <w:lastRenderedPageBreak/>
               <w:t>Chức năng</w:t>
             </w:r>
           </w:p>
@@ -8571,7 +9780,16 @@
               <w:spacing w:after="160"/>
             </w:pPr>
             <w:r>
-              <w:t>Phân biệt rõ 3 vai trò</w:t>
+              <w:t xml:space="preserve">Phân biệt rõ </w:t>
+            </w:r>
+            <w:r>
+              <w:rPr>
+                <w:lang w:val="en-US"/>
+              </w:rPr>
+              <w:t>2</w:t>
+            </w:r>
+            <w:r>
+              <w:t xml:space="preserve"> vai trò</w:t>
             </w:r>
           </w:p>
         </w:tc>
@@ -8749,7 +9967,7 @@
               <w:spacing w:after="160"/>
             </w:pPr>
             <w:r>
-              <w:t>Xem lịch sử mượn</w:t>
+              <w:t>Khả năng bảo mật</w:t>
             </w:r>
           </w:p>
         </w:tc>
@@ -8783,59 +10001,6 @@
               <w:spacing w:after="160"/>
             </w:pPr>
             <w:r>
-              <w:t>User chỉ xem được dữ liệu của chính mình</w:t>
-            </w:r>
-          </w:p>
-        </w:tc>
-      </w:tr>
-      <w:tr>
-        <w:trPr>
-          <w:jc w:val="center"/>
-        </w:trPr>
-        <w:tc>
-          <w:tcPr>
-            <w:tcW w:w="0" w:type="auto"/>
-            <w:hideMark/>
-          </w:tcPr>
-          <w:p>
-            <w:pPr>
-              <w:spacing w:after="160"/>
-            </w:pPr>
-            <w:r>
-              <w:t>Khả năng bảo mật</w:t>
-            </w:r>
-          </w:p>
-        </w:tc>
-        <w:tc>
-          <w:tcPr>
-            <w:tcW w:w="0" w:type="auto"/>
-            <w:hideMark/>
-          </w:tcPr>
-          <w:p>
-            <w:pPr>
-              <w:spacing w:after="160"/>
-            </w:pPr>
-            <w:r>
-              <w:rPr>
-                <w:rFonts w:ascii="Segoe UI Symbol" w:hAnsi="Segoe UI Symbol" w:cs="Segoe UI Symbol"/>
-              </w:rPr>
-              <w:t>✔</w:t>
-            </w:r>
-            <w:r>
-              <w:t xml:space="preserve"> Đạt</w:t>
-            </w:r>
-          </w:p>
-        </w:tc>
-        <w:tc>
-          <w:tcPr>
-            <w:tcW w:w="0" w:type="auto"/>
-            <w:hideMark/>
-          </w:tcPr>
-          <w:p>
-            <w:pPr>
-              <w:spacing w:after="160"/>
-            </w:pPr>
-            <w:r>
               <w:t>Chặn truy cập trái phép vào URL controller</w:t>
             </w:r>
           </w:p>
@@ -8856,11 +10021,11 @@
       <w:pPr>
         <w:pStyle w:val="Heading2"/>
       </w:pPr>
-      <w:bookmarkStart w:id="23" w:name="_Toc215954096"/>
+      <w:bookmarkStart w:id="22" w:name="_Toc215954096"/>
       <w:r>
         <w:t>3.5. Đánh giá hệ thống</w:t>
       </w:r>
-      <w:bookmarkEnd w:id="23"/>
+      <w:bookmarkEnd w:id="22"/>
     </w:p>
     <w:p>
       <w:r>
@@ -8882,6 +10047,7 @@
         </w:tabs>
       </w:pPr>
       <w:r>
+        <w:lastRenderedPageBreak/>
         <w:t>Giao diện dễ sử dụng, thân thiện với người dùng</w:t>
       </w:r>
     </w:p>
@@ -9085,84 +10251,85 @@
           <w:lang w:val="en-US"/>
         </w:rPr>
       </w:pPr>
-      <w:bookmarkStart w:id="24" w:name="_Toc215954097"/>
-      <w:r>
-        <w:rPr>
-          <w:lang w:val="en-US"/>
-        </w:rPr>
+      <w:bookmarkStart w:id="23" w:name="_Toc215954097"/>
+      <w:r>
+        <w:rPr>
+          <w:lang w:val="en-US"/>
+        </w:rPr>
+        <w:lastRenderedPageBreak/>
         <w:t>KẾT LUẬN</w:t>
       </w:r>
+      <w:bookmarkEnd w:id="23"/>
+    </w:p>
+    <w:p>
+      <w:r>
+        <w:t>Trong thời đại công nghệ số phát triển mạnh mẽ, việc tự động hóa và tối ưu hóa quy trình quản lý tại các cơ quan, tổ chức là điều tất yếu. Đối với thư viện, nhu cầu quản lý sách, theo dõi mượn trả và phục vụ người đọc ngày càng cao, đòi hỏi phải có một hệ thống hỗ trợ hiệu quả và minh bạch.</w:t>
+      </w:r>
+    </w:p>
+    <w:p>
+      <w:r>
+        <w:t>Đề tài “</w:t>
+      </w:r>
+      <w:r>
+        <w:rPr>
+          <w:lang w:val="en-US"/>
+        </w:rPr>
+        <w:t>Q</w:t>
+      </w:r>
+      <w:r>
+        <w:t>uản lý thư viện số và mượn trả tài liệu</w:t>
+      </w:r>
+      <w:r>
+        <w:t>” đã được triển khai dựa trên nền tảng ASP.NET Core MVC, theo mô hình kiến trúc tách lớp giúp dễ dàng phát triển và bảo trì. Hệ thống đã đáp ứng đầy đủ các yêu cầu nghiệp vụ cơ bản như: quản lý sách, quản lý người dùng, quản lý mượn trả và thống kê theo thể loại. Đồng thời, cơ chế bảo mật và phân quyền đã được áp dụng hiệu quả để đảm bảo an toàn trong quá trình truy cập và thao tác dữ liệu.</w:t>
+      </w:r>
+    </w:p>
+    <w:p>
+      <w:r>
+        <w:t>Kết quả xây dựng cho thấy sản phẩm có tính ứng dụng thực tế tốt trong môi trường quản lý thư viện vừa và nhỏ, giao diện thân thiện, quá trình vận hành nhanh nhờ sử dụng caching và thiết kế cơ sở dữ liệu hợp lý.</w:t>
+      </w:r>
+    </w:p>
+    <w:p>
+      <w:r>
+        <w:t>Tuy nhiên, hệ thống vẫn còn một số hạn chế do giới hạn thời gian và phạm vi nghiên cứu như: chưa có cơ chế đặt giữ sách trực tuyến, chưa mã hóa mật khẩu, chưa có tính năng thông báo tự động và chưa có báo cáo chi tiết cho hoạt động tài chính của thư viện. Đây cũng chính là những định hướng phát triển quan trọng trong tương lai.</w:t>
+      </w:r>
+    </w:p>
+    <w:p>
+      <w:r>
+        <w:t>Qua quá trình thực hiện đề tài, nhóm sinh viên đã tích lũy thêm nhiều kiến thức và kỹ năng mới về lập trình web, thiết kế cơ sở dữ liệu, làm việc nhóm và triển khai phần mềm thực tế. Đây là nền tảng quan trọng để tiếp tục học tập và hoàn thiện bản thân trong lĩnh vực công nghệ thông tin.</w:t>
+      </w:r>
+    </w:p>
+    <w:p>
+      <w:r>
+        <w:t>Nhóm xin chân thành cảm ơn thầy/cô đã tận tình hướng dẫn và tạo điều kiện thuận lợi để nhóm hoàn thành đề tài này.</w:t>
+      </w:r>
+    </w:p>
+    <w:p>
+      <w:pPr>
+        <w:rPr>
+          <w:lang w:val="en-US"/>
+        </w:rPr>
+      </w:pPr>
+    </w:p>
+    <w:p>
+      <w:pPr>
+        <w:pStyle w:val="Heading1"/>
+      </w:pPr>
+      <w:bookmarkStart w:id="24" w:name="_Toc66461613"/>
+      <w:bookmarkStart w:id="25" w:name="_Toc67010475"/>
+      <w:bookmarkStart w:id="26" w:name="_Toc73899318"/>
+      <w:bookmarkStart w:id="27" w:name="_Toc78119219"/>
+      <w:bookmarkStart w:id="28" w:name="_Toc181455992"/>
+      <w:bookmarkStart w:id="29" w:name="_Toc215954098"/>
+      <w:r>
+        <w:lastRenderedPageBreak/>
+        <w:t>TÀI LIỆU THAM KHẢO</w:t>
+      </w:r>
       <w:bookmarkEnd w:id="24"/>
-    </w:p>
-    <w:p>
-      <w:r>
-        <w:t>Trong thời đại công nghệ số phát triển mạnh mẽ, việc tự động hóa và tối ưu hóa quy trình quản lý tại các cơ quan, tổ chức là điều tất yếu. Đối với thư viện, nhu cầu quản lý sách, theo dõi mượn trả và phục vụ người đọc ngày càng cao, đòi hỏi phải có một hệ thống hỗ trợ hiệu quả và minh bạch.</w:t>
-      </w:r>
-    </w:p>
-    <w:p>
-      <w:r>
-        <w:t>Đề tài “</w:t>
-      </w:r>
-      <w:r>
-        <w:rPr>
-          <w:lang w:val="en-US"/>
-        </w:rPr>
-        <w:t>Q</w:t>
-      </w:r>
-      <w:r>
-        <w:t>uản lý thư viện số và mượn trả tài liệu</w:t>
-      </w:r>
-      <w:r>
-        <w:t>” đã được triển khai dựa trên nền tảng ASP.NET Core MVC, theo mô hình kiến trúc tách lớp giúp dễ dàng phát triển và bảo trì. Hệ thống đã đáp ứng đầy đủ các yêu cầu nghiệp vụ cơ bản như: quản lý sách, quản lý người dùng, quản lý mượn trả và thống kê theo thể loại. Đồng thời, cơ chế bảo mật và phân quyền đã được áp dụng hiệu quả để đảm bảo an toàn trong quá trình truy cập và thao tác dữ liệu.</w:t>
-      </w:r>
-    </w:p>
-    <w:p>
-      <w:r>
-        <w:lastRenderedPageBreak/>
-        <w:t>Kết quả xây dựng cho thấy sản phẩm có tính ứng dụng thực tế tốt trong môi trường quản lý thư viện vừa và nhỏ, giao diện thân thiện, quá trình vận hành nhanh nhờ sử dụng caching và thiết kế cơ sở dữ liệu hợp lý.</w:t>
-      </w:r>
-    </w:p>
-    <w:p>
-      <w:r>
-        <w:t>Tuy nhiên, hệ thống vẫn còn một số hạn chế do giới hạn thời gian và phạm vi nghiên cứu như: chưa có cơ chế đặt giữ sách trực tuyến, chưa mã hóa mật khẩu, chưa có tính năng thông báo tự động và chưa có báo cáo chi tiết cho hoạt động tài chính của thư viện. Đây cũng chính là những định hướng phát triển quan trọng trong tương lai.</w:t>
-      </w:r>
-    </w:p>
-    <w:p>
-      <w:r>
-        <w:t>Qua quá trình thực hiện đề tài, nhóm sinh viên đã tích lũy thêm nhiều kiến thức và kỹ năng mới về lập trình web, thiết kế cơ sở dữ liệu, làm việc nhóm và triển khai phần mềm thực tế. Đây là nền tảng quan trọng để tiếp tục học tập và hoàn thiện bản thân trong lĩnh vực công nghệ thông tin.</w:t>
-      </w:r>
-    </w:p>
-    <w:p>
-      <w:r>
-        <w:t>Nhóm xin chân thành cảm ơn thầy/cô đã tận tình hướng dẫn và tạo điều kiện thuận lợi để nhóm hoàn thành đề tài này.</w:t>
-      </w:r>
-    </w:p>
-    <w:p>
-      <w:pPr>
-        <w:rPr>
-          <w:lang w:val="en-US"/>
-        </w:rPr>
-      </w:pPr>
-    </w:p>
-    <w:p>
-      <w:pPr>
-        <w:pStyle w:val="Heading1"/>
-      </w:pPr>
-      <w:bookmarkStart w:id="25" w:name="_Toc66461613"/>
-      <w:bookmarkStart w:id="26" w:name="_Toc67010475"/>
-      <w:bookmarkStart w:id="27" w:name="_Toc73899318"/>
-      <w:bookmarkStart w:id="28" w:name="_Toc78119219"/>
-      <w:bookmarkStart w:id="29" w:name="_Toc181455992"/>
-      <w:bookmarkStart w:id="30" w:name="_Toc215954098"/>
-      <w:r>
-        <w:t>TÀI LIỆU THAM KHẢO</w:t>
-      </w:r>
       <w:bookmarkEnd w:id="25"/>
       <w:bookmarkEnd w:id="26"/>
       <w:bookmarkEnd w:id="27"/>
       <w:bookmarkEnd w:id="28"/>
       <w:bookmarkEnd w:id="29"/>
-      <w:bookmarkEnd w:id="30"/>
     </w:p>
     <w:p>
       <w:pPr>
@@ -9217,7 +10384,7 @@
       <w:r>
         <w:br/>
       </w:r>
-      <w:hyperlink r:id="rId22" w:tgtFrame="_new" w:history="1">
+      <w:hyperlink r:id="rId20" w:tgtFrame="_new" w:history="1">
         <w:r>
           <w:rPr>
             <w:rStyle w:val="Hyperlink"/>
@@ -9246,7 +10413,6 @@
         <w:jc w:val="left"/>
       </w:pPr>
       <w:r>
-        <w:lastRenderedPageBreak/>
         <w:t>[4] Tutorialspoint, “SQL Server – Database Design &amp; Queries”, truy cập từ:</w:t>
       </w:r>
       <w:r>
@@ -9301,7 +10467,7 @@
       </w:pPr>
     </w:p>
     <w:sectPr>
-      <w:footerReference w:type="default" r:id="rId23"/>
+      <w:footerReference w:type="default" r:id="rId21"/>
       <w:pgSz w:w="11907" w:h="16839" w:code="9"/>
       <w:pgMar w:top="1985" w:right="1134" w:bottom="1701" w:left="1985" w:header="850" w:footer="510" w:gutter="0"/>
       <w:pgNumType w:start="1"/>
@@ -10003,6 +11169,304 @@
     </w:lvl>
   </w:abstractNum>
   <w:abstractNum w:abstractNumId="4" w15:restartNumberingAfterBreak="0">
+    <w:nsid w:val="0A9E7904"/>
+    <w:multiLevelType w:val="multilevel"/>
+    <w:tmpl w:val="D1BE1124"/>
+    <w:lvl w:ilvl="0">
+      <w:start w:val="1"/>
+      <w:numFmt w:val="bullet"/>
+      <w:lvlText w:val=""/>
+      <w:lvlJc w:val="left"/>
+      <w:pPr>
+        <w:tabs>
+          <w:tab w:val="num" w:pos="720"/>
+        </w:tabs>
+        <w:ind w:left="720" w:hanging="360"/>
+      </w:pPr>
+      <w:rPr>
+        <w:rFonts w:ascii="Symbol" w:hAnsi="Symbol" w:hint="default"/>
+        <w:sz w:val="20"/>
+      </w:rPr>
+    </w:lvl>
+    <w:lvl w:ilvl="1" w:tentative="1">
+      <w:start w:val="1"/>
+      <w:numFmt w:val="bullet"/>
+      <w:lvlText w:val="o"/>
+      <w:lvlJc w:val="left"/>
+      <w:pPr>
+        <w:tabs>
+          <w:tab w:val="num" w:pos="1440"/>
+        </w:tabs>
+        <w:ind w:left="1440" w:hanging="360"/>
+      </w:pPr>
+      <w:rPr>
+        <w:rFonts w:ascii="Courier New" w:hAnsi="Courier New" w:hint="default"/>
+        <w:sz w:val="20"/>
+      </w:rPr>
+    </w:lvl>
+    <w:lvl w:ilvl="2" w:tentative="1">
+      <w:start w:val="1"/>
+      <w:numFmt w:val="bullet"/>
+      <w:lvlText w:val=""/>
+      <w:lvlJc w:val="left"/>
+      <w:pPr>
+        <w:tabs>
+          <w:tab w:val="num" w:pos="2160"/>
+        </w:tabs>
+        <w:ind w:left="2160" w:hanging="360"/>
+      </w:pPr>
+      <w:rPr>
+        <w:rFonts w:ascii="Wingdings" w:hAnsi="Wingdings" w:hint="default"/>
+        <w:sz w:val="20"/>
+      </w:rPr>
+    </w:lvl>
+    <w:lvl w:ilvl="3" w:tentative="1">
+      <w:start w:val="1"/>
+      <w:numFmt w:val="bullet"/>
+      <w:lvlText w:val=""/>
+      <w:lvlJc w:val="left"/>
+      <w:pPr>
+        <w:tabs>
+          <w:tab w:val="num" w:pos="2880"/>
+        </w:tabs>
+        <w:ind w:left="2880" w:hanging="360"/>
+      </w:pPr>
+      <w:rPr>
+        <w:rFonts w:ascii="Wingdings" w:hAnsi="Wingdings" w:hint="default"/>
+        <w:sz w:val="20"/>
+      </w:rPr>
+    </w:lvl>
+    <w:lvl w:ilvl="4" w:tentative="1">
+      <w:start w:val="1"/>
+      <w:numFmt w:val="bullet"/>
+      <w:lvlText w:val=""/>
+      <w:lvlJc w:val="left"/>
+      <w:pPr>
+        <w:tabs>
+          <w:tab w:val="num" w:pos="3600"/>
+        </w:tabs>
+        <w:ind w:left="3600" w:hanging="360"/>
+      </w:pPr>
+      <w:rPr>
+        <w:rFonts w:ascii="Wingdings" w:hAnsi="Wingdings" w:hint="default"/>
+        <w:sz w:val="20"/>
+      </w:rPr>
+    </w:lvl>
+    <w:lvl w:ilvl="5" w:tentative="1">
+      <w:start w:val="1"/>
+      <w:numFmt w:val="bullet"/>
+      <w:lvlText w:val=""/>
+      <w:lvlJc w:val="left"/>
+      <w:pPr>
+        <w:tabs>
+          <w:tab w:val="num" w:pos="4320"/>
+        </w:tabs>
+        <w:ind w:left="4320" w:hanging="360"/>
+      </w:pPr>
+      <w:rPr>
+        <w:rFonts w:ascii="Wingdings" w:hAnsi="Wingdings" w:hint="default"/>
+        <w:sz w:val="20"/>
+      </w:rPr>
+    </w:lvl>
+    <w:lvl w:ilvl="6" w:tentative="1">
+      <w:start w:val="1"/>
+      <w:numFmt w:val="bullet"/>
+      <w:lvlText w:val=""/>
+      <w:lvlJc w:val="left"/>
+      <w:pPr>
+        <w:tabs>
+          <w:tab w:val="num" w:pos="5040"/>
+        </w:tabs>
+        <w:ind w:left="5040" w:hanging="360"/>
+      </w:pPr>
+      <w:rPr>
+        <w:rFonts w:ascii="Wingdings" w:hAnsi="Wingdings" w:hint="default"/>
+        <w:sz w:val="20"/>
+      </w:rPr>
+    </w:lvl>
+    <w:lvl w:ilvl="7" w:tentative="1">
+      <w:start w:val="1"/>
+      <w:numFmt w:val="bullet"/>
+      <w:lvlText w:val=""/>
+      <w:lvlJc w:val="left"/>
+      <w:pPr>
+        <w:tabs>
+          <w:tab w:val="num" w:pos="5760"/>
+        </w:tabs>
+        <w:ind w:left="5760" w:hanging="360"/>
+      </w:pPr>
+      <w:rPr>
+        <w:rFonts w:ascii="Wingdings" w:hAnsi="Wingdings" w:hint="default"/>
+        <w:sz w:val="20"/>
+      </w:rPr>
+    </w:lvl>
+    <w:lvl w:ilvl="8" w:tentative="1">
+      <w:start w:val="1"/>
+      <w:numFmt w:val="bullet"/>
+      <w:lvlText w:val=""/>
+      <w:lvlJc w:val="left"/>
+      <w:pPr>
+        <w:tabs>
+          <w:tab w:val="num" w:pos="6480"/>
+        </w:tabs>
+        <w:ind w:left="6480" w:hanging="360"/>
+      </w:pPr>
+      <w:rPr>
+        <w:rFonts w:ascii="Wingdings" w:hAnsi="Wingdings" w:hint="default"/>
+        <w:sz w:val="20"/>
+      </w:rPr>
+    </w:lvl>
+  </w:abstractNum>
+  <w:abstractNum w:abstractNumId="5" w15:restartNumberingAfterBreak="0">
+    <w:nsid w:val="0D6F7F13"/>
+    <w:multiLevelType w:val="multilevel"/>
+    <w:tmpl w:val="B1E415AA"/>
+    <w:lvl w:ilvl="0">
+      <w:start w:val="1"/>
+      <w:numFmt w:val="bullet"/>
+      <w:lvlText w:val=""/>
+      <w:lvlJc w:val="left"/>
+      <w:pPr>
+        <w:tabs>
+          <w:tab w:val="num" w:pos="720"/>
+        </w:tabs>
+        <w:ind w:left="720" w:hanging="360"/>
+      </w:pPr>
+      <w:rPr>
+        <w:rFonts w:ascii="Symbol" w:hAnsi="Symbol" w:hint="default"/>
+        <w:sz w:val="20"/>
+      </w:rPr>
+    </w:lvl>
+    <w:lvl w:ilvl="1" w:tentative="1">
+      <w:start w:val="1"/>
+      <w:numFmt w:val="bullet"/>
+      <w:lvlText w:val="o"/>
+      <w:lvlJc w:val="left"/>
+      <w:pPr>
+        <w:tabs>
+          <w:tab w:val="num" w:pos="1440"/>
+        </w:tabs>
+        <w:ind w:left="1440" w:hanging="360"/>
+      </w:pPr>
+      <w:rPr>
+        <w:rFonts w:ascii="Courier New" w:hAnsi="Courier New" w:hint="default"/>
+        <w:sz w:val="20"/>
+      </w:rPr>
+    </w:lvl>
+    <w:lvl w:ilvl="2" w:tentative="1">
+      <w:start w:val="1"/>
+      <w:numFmt w:val="bullet"/>
+      <w:lvlText w:val=""/>
+      <w:lvlJc w:val="left"/>
+      <w:pPr>
+        <w:tabs>
+          <w:tab w:val="num" w:pos="2160"/>
+        </w:tabs>
+        <w:ind w:left="2160" w:hanging="360"/>
+      </w:pPr>
+      <w:rPr>
+        <w:rFonts w:ascii="Wingdings" w:hAnsi="Wingdings" w:hint="default"/>
+        <w:sz w:val="20"/>
+      </w:rPr>
+    </w:lvl>
+    <w:lvl w:ilvl="3" w:tentative="1">
+      <w:start w:val="1"/>
+      <w:numFmt w:val="bullet"/>
+      <w:lvlText w:val=""/>
+      <w:lvlJc w:val="left"/>
+      <w:pPr>
+        <w:tabs>
+          <w:tab w:val="num" w:pos="2880"/>
+        </w:tabs>
+        <w:ind w:left="2880" w:hanging="360"/>
+      </w:pPr>
+      <w:rPr>
+        <w:rFonts w:ascii="Wingdings" w:hAnsi="Wingdings" w:hint="default"/>
+        <w:sz w:val="20"/>
+      </w:rPr>
+    </w:lvl>
+    <w:lvl w:ilvl="4" w:tentative="1">
+      <w:start w:val="1"/>
+      <w:numFmt w:val="bullet"/>
+      <w:lvlText w:val=""/>
+      <w:lvlJc w:val="left"/>
+      <w:pPr>
+        <w:tabs>
+          <w:tab w:val="num" w:pos="3600"/>
+        </w:tabs>
+        <w:ind w:left="3600" w:hanging="360"/>
+      </w:pPr>
+      <w:rPr>
+        <w:rFonts w:ascii="Wingdings" w:hAnsi="Wingdings" w:hint="default"/>
+        <w:sz w:val="20"/>
+      </w:rPr>
+    </w:lvl>
+    <w:lvl w:ilvl="5" w:tentative="1">
+      <w:start w:val="1"/>
+      <w:numFmt w:val="bullet"/>
+      <w:lvlText w:val=""/>
+      <w:lvlJc w:val="left"/>
+      <w:pPr>
+        <w:tabs>
+          <w:tab w:val="num" w:pos="4320"/>
+        </w:tabs>
+        <w:ind w:left="4320" w:hanging="360"/>
+      </w:pPr>
+      <w:rPr>
+        <w:rFonts w:ascii="Wingdings" w:hAnsi="Wingdings" w:hint="default"/>
+        <w:sz w:val="20"/>
+      </w:rPr>
+    </w:lvl>
+    <w:lvl w:ilvl="6" w:tentative="1">
+      <w:start w:val="1"/>
+      <w:numFmt w:val="bullet"/>
+      <w:lvlText w:val=""/>
+      <w:lvlJc w:val="left"/>
+      <w:pPr>
+        <w:tabs>
+          <w:tab w:val="num" w:pos="5040"/>
+        </w:tabs>
+        <w:ind w:left="5040" w:hanging="360"/>
+      </w:pPr>
+      <w:rPr>
+        <w:rFonts w:ascii="Wingdings" w:hAnsi="Wingdings" w:hint="default"/>
+        <w:sz w:val="20"/>
+      </w:rPr>
+    </w:lvl>
+    <w:lvl w:ilvl="7" w:tentative="1">
+      <w:start w:val="1"/>
+      <w:numFmt w:val="bullet"/>
+      <w:lvlText w:val=""/>
+      <w:lvlJc w:val="left"/>
+      <w:pPr>
+        <w:tabs>
+          <w:tab w:val="num" w:pos="5760"/>
+        </w:tabs>
+        <w:ind w:left="5760" w:hanging="360"/>
+      </w:pPr>
+      <w:rPr>
+        <w:rFonts w:ascii="Wingdings" w:hAnsi="Wingdings" w:hint="default"/>
+        <w:sz w:val="20"/>
+      </w:rPr>
+    </w:lvl>
+    <w:lvl w:ilvl="8" w:tentative="1">
+      <w:start w:val="1"/>
+      <w:numFmt w:val="bullet"/>
+      <w:lvlText w:val=""/>
+      <w:lvlJc w:val="left"/>
+      <w:pPr>
+        <w:tabs>
+          <w:tab w:val="num" w:pos="6480"/>
+        </w:tabs>
+        <w:ind w:left="6480" w:hanging="360"/>
+      </w:pPr>
+      <w:rPr>
+        <w:rFonts w:ascii="Wingdings" w:hAnsi="Wingdings" w:hint="default"/>
+        <w:sz w:val="20"/>
+      </w:rPr>
+    </w:lvl>
+  </w:abstractNum>
+  <w:abstractNum w:abstractNumId="6" w15:restartNumberingAfterBreak="0">
     <w:nsid w:val="1430360A"/>
     <w:multiLevelType w:val="multilevel"/>
     <w:tmpl w:val="6288943C"/>
@@ -10147,7 +11611,7 @@
       </w:rPr>
     </w:lvl>
   </w:abstractNum>
-  <w:abstractNum w:abstractNumId="5" w15:restartNumberingAfterBreak="0">
+  <w:abstractNum w:abstractNumId="7" w15:restartNumberingAfterBreak="0">
     <w:nsid w:val="18AE727C"/>
     <w:multiLevelType w:val="hybridMultilevel"/>
     <w:tmpl w:val="983CD34E"/>
@@ -10260,7 +11724,7 @@
       </w:rPr>
     </w:lvl>
   </w:abstractNum>
-  <w:abstractNum w:abstractNumId="6" w15:restartNumberingAfterBreak="0">
+  <w:abstractNum w:abstractNumId="8" w15:restartNumberingAfterBreak="0">
     <w:nsid w:val="1A9C04D4"/>
     <w:multiLevelType w:val="multilevel"/>
     <w:tmpl w:val="282A166E"/>
@@ -10409,7 +11873,7 @@
       </w:rPr>
     </w:lvl>
   </w:abstractNum>
-  <w:abstractNum w:abstractNumId="7" w15:restartNumberingAfterBreak="0">
+  <w:abstractNum w:abstractNumId="9" w15:restartNumberingAfterBreak="0">
     <w:nsid w:val="1ACA6BA9"/>
     <w:multiLevelType w:val="multilevel"/>
     <w:tmpl w:val="2114561C"/>
@@ -10558,7 +12022,7 @@
       </w:rPr>
     </w:lvl>
   </w:abstractNum>
-  <w:abstractNum w:abstractNumId="8" w15:restartNumberingAfterBreak="0">
+  <w:abstractNum w:abstractNumId="10" w15:restartNumberingAfterBreak="0">
     <w:nsid w:val="1B7517AB"/>
     <w:multiLevelType w:val="multilevel"/>
     <w:tmpl w:val="6C78AFF4"/>
@@ -10707,7 +12171,305 @@
       </w:rPr>
     </w:lvl>
   </w:abstractNum>
-  <w:abstractNum w:abstractNumId="9" w15:restartNumberingAfterBreak="0">
+  <w:abstractNum w:abstractNumId="11" w15:restartNumberingAfterBreak="0">
+    <w:nsid w:val="1E2823BA"/>
+    <w:multiLevelType w:val="multilevel"/>
+    <w:tmpl w:val="A0CE75A0"/>
+    <w:lvl w:ilvl="0">
+      <w:start w:val="1"/>
+      <w:numFmt w:val="bullet"/>
+      <w:lvlText w:val=""/>
+      <w:lvlJc w:val="left"/>
+      <w:pPr>
+        <w:tabs>
+          <w:tab w:val="num" w:pos="720"/>
+        </w:tabs>
+        <w:ind w:left="720" w:hanging="360"/>
+      </w:pPr>
+      <w:rPr>
+        <w:rFonts w:ascii="Symbol" w:hAnsi="Symbol" w:hint="default"/>
+        <w:sz w:val="20"/>
+      </w:rPr>
+    </w:lvl>
+    <w:lvl w:ilvl="1" w:tentative="1">
+      <w:start w:val="1"/>
+      <w:numFmt w:val="bullet"/>
+      <w:lvlText w:val="o"/>
+      <w:lvlJc w:val="left"/>
+      <w:pPr>
+        <w:tabs>
+          <w:tab w:val="num" w:pos="1440"/>
+        </w:tabs>
+        <w:ind w:left="1440" w:hanging="360"/>
+      </w:pPr>
+      <w:rPr>
+        <w:rFonts w:ascii="Courier New" w:hAnsi="Courier New" w:hint="default"/>
+        <w:sz w:val="20"/>
+      </w:rPr>
+    </w:lvl>
+    <w:lvl w:ilvl="2" w:tentative="1">
+      <w:start w:val="1"/>
+      <w:numFmt w:val="bullet"/>
+      <w:lvlText w:val=""/>
+      <w:lvlJc w:val="left"/>
+      <w:pPr>
+        <w:tabs>
+          <w:tab w:val="num" w:pos="2160"/>
+        </w:tabs>
+        <w:ind w:left="2160" w:hanging="360"/>
+      </w:pPr>
+      <w:rPr>
+        <w:rFonts w:ascii="Wingdings" w:hAnsi="Wingdings" w:hint="default"/>
+        <w:sz w:val="20"/>
+      </w:rPr>
+    </w:lvl>
+    <w:lvl w:ilvl="3" w:tentative="1">
+      <w:start w:val="1"/>
+      <w:numFmt w:val="bullet"/>
+      <w:lvlText w:val=""/>
+      <w:lvlJc w:val="left"/>
+      <w:pPr>
+        <w:tabs>
+          <w:tab w:val="num" w:pos="2880"/>
+        </w:tabs>
+        <w:ind w:left="2880" w:hanging="360"/>
+      </w:pPr>
+      <w:rPr>
+        <w:rFonts w:ascii="Wingdings" w:hAnsi="Wingdings" w:hint="default"/>
+        <w:sz w:val="20"/>
+      </w:rPr>
+    </w:lvl>
+    <w:lvl w:ilvl="4" w:tentative="1">
+      <w:start w:val="1"/>
+      <w:numFmt w:val="bullet"/>
+      <w:lvlText w:val=""/>
+      <w:lvlJc w:val="left"/>
+      <w:pPr>
+        <w:tabs>
+          <w:tab w:val="num" w:pos="3600"/>
+        </w:tabs>
+        <w:ind w:left="3600" w:hanging="360"/>
+      </w:pPr>
+      <w:rPr>
+        <w:rFonts w:ascii="Wingdings" w:hAnsi="Wingdings" w:hint="default"/>
+        <w:sz w:val="20"/>
+      </w:rPr>
+    </w:lvl>
+    <w:lvl w:ilvl="5" w:tentative="1">
+      <w:start w:val="1"/>
+      <w:numFmt w:val="bullet"/>
+      <w:lvlText w:val=""/>
+      <w:lvlJc w:val="left"/>
+      <w:pPr>
+        <w:tabs>
+          <w:tab w:val="num" w:pos="4320"/>
+        </w:tabs>
+        <w:ind w:left="4320" w:hanging="360"/>
+      </w:pPr>
+      <w:rPr>
+        <w:rFonts w:ascii="Wingdings" w:hAnsi="Wingdings" w:hint="default"/>
+        <w:sz w:val="20"/>
+      </w:rPr>
+    </w:lvl>
+    <w:lvl w:ilvl="6" w:tentative="1">
+      <w:start w:val="1"/>
+      <w:numFmt w:val="bullet"/>
+      <w:lvlText w:val=""/>
+      <w:lvlJc w:val="left"/>
+      <w:pPr>
+        <w:tabs>
+          <w:tab w:val="num" w:pos="5040"/>
+        </w:tabs>
+        <w:ind w:left="5040" w:hanging="360"/>
+      </w:pPr>
+      <w:rPr>
+        <w:rFonts w:ascii="Wingdings" w:hAnsi="Wingdings" w:hint="default"/>
+        <w:sz w:val="20"/>
+      </w:rPr>
+    </w:lvl>
+    <w:lvl w:ilvl="7" w:tentative="1">
+      <w:start w:val="1"/>
+      <w:numFmt w:val="bullet"/>
+      <w:lvlText w:val=""/>
+      <w:lvlJc w:val="left"/>
+      <w:pPr>
+        <w:tabs>
+          <w:tab w:val="num" w:pos="5760"/>
+        </w:tabs>
+        <w:ind w:left="5760" w:hanging="360"/>
+      </w:pPr>
+      <w:rPr>
+        <w:rFonts w:ascii="Wingdings" w:hAnsi="Wingdings" w:hint="default"/>
+        <w:sz w:val="20"/>
+      </w:rPr>
+    </w:lvl>
+    <w:lvl w:ilvl="8" w:tentative="1">
+      <w:start w:val="1"/>
+      <w:numFmt w:val="bullet"/>
+      <w:lvlText w:val=""/>
+      <w:lvlJc w:val="left"/>
+      <w:pPr>
+        <w:tabs>
+          <w:tab w:val="num" w:pos="6480"/>
+        </w:tabs>
+        <w:ind w:left="6480" w:hanging="360"/>
+      </w:pPr>
+      <w:rPr>
+        <w:rFonts w:ascii="Wingdings" w:hAnsi="Wingdings" w:hint="default"/>
+        <w:sz w:val="20"/>
+      </w:rPr>
+    </w:lvl>
+  </w:abstractNum>
+  <w:abstractNum w:abstractNumId="12" w15:restartNumberingAfterBreak="0">
+    <w:nsid w:val="215F6165"/>
+    <w:multiLevelType w:val="multilevel"/>
+    <w:tmpl w:val="43544772"/>
+    <w:lvl w:ilvl="0">
+      <w:start w:val="1"/>
+      <w:numFmt w:val="bullet"/>
+      <w:lvlText w:val=""/>
+      <w:lvlJc w:val="left"/>
+      <w:pPr>
+        <w:tabs>
+          <w:tab w:val="num" w:pos="720"/>
+        </w:tabs>
+        <w:ind w:left="720" w:hanging="360"/>
+      </w:pPr>
+      <w:rPr>
+        <w:rFonts w:ascii="Symbol" w:hAnsi="Symbol" w:hint="default"/>
+        <w:sz w:val="20"/>
+      </w:rPr>
+    </w:lvl>
+    <w:lvl w:ilvl="1" w:tentative="1">
+      <w:start w:val="1"/>
+      <w:numFmt w:val="bullet"/>
+      <w:lvlText w:val="o"/>
+      <w:lvlJc w:val="left"/>
+      <w:pPr>
+        <w:tabs>
+          <w:tab w:val="num" w:pos="1440"/>
+        </w:tabs>
+        <w:ind w:left="1440" w:hanging="360"/>
+      </w:pPr>
+      <w:rPr>
+        <w:rFonts w:ascii="Courier New" w:hAnsi="Courier New" w:hint="default"/>
+        <w:sz w:val="20"/>
+      </w:rPr>
+    </w:lvl>
+    <w:lvl w:ilvl="2" w:tentative="1">
+      <w:start w:val="1"/>
+      <w:numFmt w:val="bullet"/>
+      <w:lvlText w:val=""/>
+      <w:lvlJc w:val="left"/>
+      <w:pPr>
+        <w:tabs>
+          <w:tab w:val="num" w:pos="2160"/>
+        </w:tabs>
+        <w:ind w:left="2160" w:hanging="360"/>
+      </w:pPr>
+      <w:rPr>
+        <w:rFonts w:ascii="Wingdings" w:hAnsi="Wingdings" w:hint="default"/>
+        <w:sz w:val="20"/>
+      </w:rPr>
+    </w:lvl>
+    <w:lvl w:ilvl="3" w:tentative="1">
+      <w:start w:val="1"/>
+      <w:numFmt w:val="bullet"/>
+      <w:lvlText w:val=""/>
+      <w:lvlJc w:val="left"/>
+      <w:pPr>
+        <w:tabs>
+          <w:tab w:val="num" w:pos="2880"/>
+        </w:tabs>
+        <w:ind w:left="2880" w:hanging="360"/>
+      </w:pPr>
+      <w:rPr>
+        <w:rFonts w:ascii="Wingdings" w:hAnsi="Wingdings" w:hint="default"/>
+        <w:sz w:val="20"/>
+      </w:rPr>
+    </w:lvl>
+    <w:lvl w:ilvl="4" w:tentative="1">
+      <w:start w:val="1"/>
+      <w:numFmt w:val="bullet"/>
+      <w:lvlText w:val=""/>
+      <w:lvlJc w:val="left"/>
+      <w:pPr>
+        <w:tabs>
+          <w:tab w:val="num" w:pos="3600"/>
+        </w:tabs>
+        <w:ind w:left="3600" w:hanging="360"/>
+      </w:pPr>
+      <w:rPr>
+        <w:rFonts w:ascii="Wingdings" w:hAnsi="Wingdings" w:hint="default"/>
+        <w:sz w:val="20"/>
+      </w:rPr>
+    </w:lvl>
+    <w:lvl w:ilvl="5" w:tentative="1">
+      <w:start w:val="1"/>
+      <w:numFmt w:val="bullet"/>
+      <w:lvlText w:val=""/>
+      <w:lvlJc w:val="left"/>
+      <w:pPr>
+        <w:tabs>
+          <w:tab w:val="num" w:pos="4320"/>
+        </w:tabs>
+        <w:ind w:left="4320" w:hanging="360"/>
+      </w:pPr>
+      <w:rPr>
+        <w:rFonts w:ascii="Wingdings" w:hAnsi="Wingdings" w:hint="default"/>
+        <w:sz w:val="20"/>
+      </w:rPr>
+    </w:lvl>
+    <w:lvl w:ilvl="6" w:tentative="1">
+      <w:start w:val="1"/>
+      <w:numFmt w:val="bullet"/>
+      <w:lvlText w:val=""/>
+      <w:lvlJc w:val="left"/>
+      <w:pPr>
+        <w:tabs>
+          <w:tab w:val="num" w:pos="5040"/>
+        </w:tabs>
+        <w:ind w:left="5040" w:hanging="360"/>
+      </w:pPr>
+      <w:rPr>
+        <w:rFonts w:ascii="Wingdings" w:hAnsi="Wingdings" w:hint="default"/>
+        <w:sz w:val="20"/>
+      </w:rPr>
+    </w:lvl>
+    <w:lvl w:ilvl="7" w:tentative="1">
+      <w:start w:val="1"/>
+      <w:numFmt w:val="bullet"/>
+      <w:lvlText w:val=""/>
+      <w:lvlJc w:val="left"/>
+      <w:pPr>
+        <w:tabs>
+          <w:tab w:val="num" w:pos="5760"/>
+        </w:tabs>
+        <w:ind w:left="5760" w:hanging="360"/>
+      </w:pPr>
+      <w:rPr>
+        <w:rFonts w:ascii="Wingdings" w:hAnsi="Wingdings" w:hint="default"/>
+        <w:sz w:val="20"/>
+      </w:rPr>
+    </w:lvl>
+    <w:lvl w:ilvl="8" w:tentative="1">
+      <w:start w:val="1"/>
+      <w:numFmt w:val="bullet"/>
+      <w:lvlText w:val=""/>
+      <w:lvlJc w:val="left"/>
+      <w:pPr>
+        <w:tabs>
+          <w:tab w:val="num" w:pos="6480"/>
+        </w:tabs>
+        <w:ind w:left="6480" w:hanging="360"/>
+      </w:pPr>
+      <w:rPr>
+        <w:rFonts w:ascii="Wingdings" w:hAnsi="Wingdings" w:hint="default"/>
+        <w:sz w:val="20"/>
+      </w:rPr>
+    </w:lvl>
+  </w:abstractNum>
+  <w:abstractNum w:abstractNumId="13" w15:restartNumberingAfterBreak="0">
     <w:nsid w:val="21684574"/>
     <w:multiLevelType w:val="multilevel"/>
     <w:tmpl w:val="BD1A4876"/>
@@ -10856,7 +12618,7 @@
       </w:rPr>
     </w:lvl>
   </w:abstractNum>
-  <w:abstractNum w:abstractNumId="10" w15:restartNumberingAfterBreak="0">
+  <w:abstractNum w:abstractNumId="14" w15:restartNumberingAfterBreak="0">
     <w:nsid w:val="23EF479D"/>
     <w:multiLevelType w:val="multilevel"/>
     <w:tmpl w:val="3F3078E8"/>
@@ -10969,7 +12731,7 @@
       </w:pPr>
     </w:lvl>
   </w:abstractNum>
-  <w:abstractNum w:abstractNumId="11" w15:restartNumberingAfterBreak="0">
+  <w:abstractNum w:abstractNumId="15" w15:restartNumberingAfterBreak="0">
     <w:nsid w:val="27011D47"/>
     <w:multiLevelType w:val="multilevel"/>
     <w:tmpl w:val="DB56F01E"/>
@@ -11118,7 +12880,7 @@
       </w:rPr>
     </w:lvl>
   </w:abstractNum>
-  <w:abstractNum w:abstractNumId="12" w15:restartNumberingAfterBreak="0">
+  <w:abstractNum w:abstractNumId="16" w15:restartNumberingAfterBreak="0">
     <w:nsid w:val="27FE7747"/>
     <w:multiLevelType w:val="multilevel"/>
     <w:tmpl w:val="47F84B56"/>
@@ -11267,7 +13029,156 @@
       </w:rPr>
     </w:lvl>
   </w:abstractNum>
-  <w:abstractNum w:abstractNumId="13" w15:restartNumberingAfterBreak="0">
+  <w:abstractNum w:abstractNumId="17" w15:restartNumberingAfterBreak="0">
+    <w:nsid w:val="28A0499C"/>
+    <w:multiLevelType w:val="multilevel"/>
+    <w:tmpl w:val="60C8704C"/>
+    <w:lvl w:ilvl="0">
+      <w:start w:val="1"/>
+      <w:numFmt w:val="bullet"/>
+      <w:lvlText w:val=""/>
+      <w:lvlJc w:val="left"/>
+      <w:pPr>
+        <w:tabs>
+          <w:tab w:val="num" w:pos="720"/>
+        </w:tabs>
+        <w:ind w:left="720" w:hanging="360"/>
+      </w:pPr>
+      <w:rPr>
+        <w:rFonts w:ascii="Symbol" w:hAnsi="Symbol" w:hint="default"/>
+        <w:sz w:val="20"/>
+      </w:rPr>
+    </w:lvl>
+    <w:lvl w:ilvl="1" w:tentative="1">
+      <w:start w:val="1"/>
+      <w:numFmt w:val="bullet"/>
+      <w:lvlText w:val="o"/>
+      <w:lvlJc w:val="left"/>
+      <w:pPr>
+        <w:tabs>
+          <w:tab w:val="num" w:pos="1440"/>
+        </w:tabs>
+        <w:ind w:left="1440" w:hanging="360"/>
+      </w:pPr>
+      <w:rPr>
+        <w:rFonts w:ascii="Courier New" w:hAnsi="Courier New" w:hint="default"/>
+        <w:sz w:val="20"/>
+      </w:rPr>
+    </w:lvl>
+    <w:lvl w:ilvl="2" w:tentative="1">
+      <w:start w:val="1"/>
+      <w:numFmt w:val="bullet"/>
+      <w:lvlText w:val=""/>
+      <w:lvlJc w:val="left"/>
+      <w:pPr>
+        <w:tabs>
+          <w:tab w:val="num" w:pos="2160"/>
+        </w:tabs>
+        <w:ind w:left="2160" w:hanging="360"/>
+      </w:pPr>
+      <w:rPr>
+        <w:rFonts w:ascii="Wingdings" w:hAnsi="Wingdings" w:hint="default"/>
+        <w:sz w:val="20"/>
+      </w:rPr>
+    </w:lvl>
+    <w:lvl w:ilvl="3" w:tentative="1">
+      <w:start w:val="1"/>
+      <w:numFmt w:val="bullet"/>
+      <w:lvlText w:val=""/>
+      <w:lvlJc w:val="left"/>
+      <w:pPr>
+        <w:tabs>
+          <w:tab w:val="num" w:pos="2880"/>
+        </w:tabs>
+        <w:ind w:left="2880" w:hanging="360"/>
+      </w:pPr>
+      <w:rPr>
+        <w:rFonts w:ascii="Wingdings" w:hAnsi="Wingdings" w:hint="default"/>
+        <w:sz w:val="20"/>
+      </w:rPr>
+    </w:lvl>
+    <w:lvl w:ilvl="4" w:tentative="1">
+      <w:start w:val="1"/>
+      <w:numFmt w:val="bullet"/>
+      <w:lvlText w:val=""/>
+      <w:lvlJc w:val="left"/>
+      <w:pPr>
+        <w:tabs>
+          <w:tab w:val="num" w:pos="3600"/>
+        </w:tabs>
+        <w:ind w:left="3600" w:hanging="360"/>
+      </w:pPr>
+      <w:rPr>
+        <w:rFonts w:ascii="Wingdings" w:hAnsi="Wingdings" w:hint="default"/>
+        <w:sz w:val="20"/>
+      </w:rPr>
+    </w:lvl>
+    <w:lvl w:ilvl="5" w:tentative="1">
+      <w:start w:val="1"/>
+      <w:numFmt w:val="bullet"/>
+      <w:lvlText w:val=""/>
+      <w:lvlJc w:val="left"/>
+      <w:pPr>
+        <w:tabs>
+          <w:tab w:val="num" w:pos="4320"/>
+        </w:tabs>
+        <w:ind w:left="4320" w:hanging="360"/>
+      </w:pPr>
+      <w:rPr>
+        <w:rFonts w:ascii="Wingdings" w:hAnsi="Wingdings" w:hint="default"/>
+        <w:sz w:val="20"/>
+      </w:rPr>
+    </w:lvl>
+    <w:lvl w:ilvl="6" w:tentative="1">
+      <w:start w:val="1"/>
+      <w:numFmt w:val="bullet"/>
+      <w:lvlText w:val=""/>
+      <w:lvlJc w:val="left"/>
+      <w:pPr>
+        <w:tabs>
+          <w:tab w:val="num" w:pos="5040"/>
+        </w:tabs>
+        <w:ind w:left="5040" w:hanging="360"/>
+      </w:pPr>
+      <w:rPr>
+        <w:rFonts w:ascii="Wingdings" w:hAnsi="Wingdings" w:hint="default"/>
+        <w:sz w:val="20"/>
+      </w:rPr>
+    </w:lvl>
+    <w:lvl w:ilvl="7" w:tentative="1">
+      <w:start w:val="1"/>
+      <w:numFmt w:val="bullet"/>
+      <w:lvlText w:val=""/>
+      <w:lvlJc w:val="left"/>
+      <w:pPr>
+        <w:tabs>
+          <w:tab w:val="num" w:pos="5760"/>
+        </w:tabs>
+        <w:ind w:left="5760" w:hanging="360"/>
+      </w:pPr>
+      <w:rPr>
+        <w:rFonts w:ascii="Wingdings" w:hAnsi="Wingdings" w:hint="default"/>
+        <w:sz w:val="20"/>
+      </w:rPr>
+    </w:lvl>
+    <w:lvl w:ilvl="8" w:tentative="1">
+      <w:start w:val="1"/>
+      <w:numFmt w:val="bullet"/>
+      <w:lvlText w:val=""/>
+      <w:lvlJc w:val="left"/>
+      <w:pPr>
+        <w:tabs>
+          <w:tab w:val="num" w:pos="6480"/>
+        </w:tabs>
+        <w:ind w:left="6480" w:hanging="360"/>
+      </w:pPr>
+      <w:rPr>
+        <w:rFonts w:ascii="Wingdings" w:hAnsi="Wingdings" w:hint="default"/>
+        <w:sz w:val="20"/>
+      </w:rPr>
+    </w:lvl>
+  </w:abstractNum>
+  <w:abstractNum w:abstractNumId="18" w15:restartNumberingAfterBreak="0">
     <w:nsid w:val="2CC66EF9"/>
     <w:multiLevelType w:val="multilevel"/>
     <w:tmpl w:val="779896A0"/>
@@ -11416,7 +13327,7 @@
       </w:rPr>
     </w:lvl>
   </w:abstractNum>
-  <w:abstractNum w:abstractNumId="14" w15:restartNumberingAfterBreak="0">
+  <w:abstractNum w:abstractNumId="19" w15:restartNumberingAfterBreak="0">
     <w:nsid w:val="2E081C54"/>
     <w:multiLevelType w:val="multilevel"/>
     <w:tmpl w:val="FF82A7F0"/>
@@ -11565,7 +13476,7 @@
       </w:rPr>
     </w:lvl>
   </w:abstractNum>
-  <w:abstractNum w:abstractNumId="15" w15:restartNumberingAfterBreak="0">
+  <w:abstractNum w:abstractNumId="20" w15:restartNumberingAfterBreak="0">
     <w:nsid w:val="301B2B96"/>
     <w:multiLevelType w:val="multilevel"/>
     <w:tmpl w:val="9C145AEC"/>
@@ -11678,7 +13589,7 @@
       </w:pPr>
     </w:lvl>
   </w:abstractNum>
-  <w:abstractNum w:abstractNumId="16" w15:restartNumberingAfterBreak="0">
+  <w:abstractNum w:abstractNumId="21" w15:restartNumberingAfterBreak="0">
     <w:nsid w:val="30F72401"/>
     <w:multiLevelType w:val="multilevel"/>
     <w:tmpl w:val="2AD465C6"/>
@@ -11827,7 +13738,7 @@
       </w:rPr>
     </w:lvl>
   </w:abstractNum>
-  <w:abstractNum w:abstractNumId="17" w15:restartNumberingAfterBreak="0">
+  <w:abstractNum w:abstractNumId="22" w15:restartNumberingAfterBreak="0">
     <w:nsid w:val="365A4DED"/>
     <w:multiLevelType w:val="multilevel"/>
     <w:tmpl w:val="7772C7D2"/>
@@ -11976,7 +13887,7 @@
       </w:rPr>
     </w:lvl>
   </w:abstractNum>
-  <w:abstractNum w:abstractNumId="18" w15:restartNumberingAfterBreak="0">
+  <w:abstractNum w:abstractNumId="23" w15:restartNumberingAfterBreak="0">
     <w:nsid w:val="39635791"/>
     <w:multiLevelType w:val="multilevel"/>
     <w:tmpl w:val="37D2F980"/>
@@ -12125,7 +14036,7 @@
       </w:rPr>
     </w:lvl>
   </w:abstractNum>
-  <w:abstractNum w:abstractNumId="19" w15:restartNumberingAfterBreak="0">
+  <w:abstractNum w:abstractNumId="24" w15:restartNumberingAfterBreak="0">
     <w:nsid w:val="39A6658A"/>
     <w:multiLevelType w:val="multilevel"/>
     <w:tmpl w:val="355A21CE"/>
@@ -12274,7 +14185,7 @@
       </w:rPr>
     </w:lvl>
   </w:abstractNum>
-  <w:abstractNum w:abstractNumId="20" w15:restartNumberingAfterBreak="0">
+  <w:abstractNum w:abstractNumId="25" w15:restartNumberingAfterBreak="0">
     <w:nsid w:val="3B3642B8"/>
     <w:multiLevelType w:val="multilevel"/>
     <w:tmpl w:val="78AE1E6C"/>
@@ -12423,7 +14334,7 @@
       </w:rPr>
     </w:lvl>
   </w:abstractNum>
-  <w:abstractNum w:abstractNumId="21" w15:restartNumberingAfterBreak="0">
+  <w:abstractNum w:abstractNumId="26" w15:restartNumberingAfterBreak="0">
     <w:nsid w:val="431A7C3C"/>
     <w:multiLevelType w:val="multilevel"/>
     <w:tmpl w:val="F53465C4"/>
@@ -12572,7 +14483,7 @@
       </w:rPr>
     </w:lvl>
   </w:abstractNum>
-  <w:abstractNum w:abstractNumId="22" w15:restartNumberingAfterBreak="0">
+  <w:abstractNum w:abstractNumId="27" w15:restartNumberingAfterBreak="0">
     <w:nsid w:val="43AA0A3E"/>
     <w:multiLevelType w:val="multilevel"/>
     <w:tmpl w:val="3BB84C2A"/>
@@ -12689,7 +14600,156 @@
       </w:pPr>
     </w:lvl>
   </w:abstractNum>
-  <w:abstractNum w:abstractNumId="23" w15:restartNumberingAfterBreak="0">
+  <w:abstractNum w:abstractNumId="28" w15:restartNumberingAfterBreak="0">
+    <w:nsid w:val="4C841E8F"/>
+    <w:multiLevelType w:val="multilevel"/>
+    <w:tmpl w:val="0DDACFB4"/>
+    <w:lvl w:ilvl="0">
+      <w:start w:val="1"/>
+      <w:numFmt w:val="bullet"/>
+      <w:lvlText w:val=""/>
+      <w:lvlJc w:val="left"/>
+      <w:pPr>
+        <w:tabs>
+          <w:tab w:val="num" w:pos="720"/>
+        </w:tabs>
+        <w:ind w:left="720" w:hanging="360"/>
+      </w:pPr>
+      <w:rPr>
+        <w:rFonts w:ascii="Symbol" w:hAnsi="Symbol" w:hint="default"/>
+        <w:sz w:val="20"/>
+      </w:rPr>
+    </w:lvl>
+    <w:lvl w:ilvl="1" w:tentative="1">
+      <w:start w:val="1"/>
+      <w:numFmt w:val="bullet"/>
+      <w:lvlText w:val="o"/>
+      <w:lvlJc w:val="left"/>
+      <w:pPr>
+        <w:tabs>
+          <w:tab w:val="num" w:pos="1440"/>
+        </w:tabs>
+        <w:ind w:left="1440" w:hanging="360"/>
+      </w:pPr>
+      <w:rPr>
+        <w:rFonts w:ascii="Courier New" w:hAnsi="Courier New" w:hint="default"/>
+        <w:sz w:val="20"/>
+      </w:rPr>
+    </w:lvl>
+    <w:lvl w:ilvl="2" w:tentative="1">
+      <w:start w:val="1"/>
+      <w:numFmt w:val="bullet"/>
+      <w:lvlText w:val=""/>
+      <w:lvlJc w:val="left"/>
+      <w:pPr>
+        <w:tabs>
+          <w:tab w:val="num" w:pos="2160"/>
+        </w:tabs>
+        <w:ind w:left="2160" w:hanging="360"/>
+      </w:pPr>
+      <w:rPr>
+        <w:rFonts w:ascii="Wingdings" w:hAnsi="Wingdings" w:hint="default"/>
+        <w:sz w:val="20"/>
+      </w:rPr>
+    </w:lvl>
+    <w:lvl w:ilvl="3" w:tentative="1">
+      <w:start w:val="1"/>
+      <w:numFmt w:val="bullet"/>
+      <w:lvlText w:val=""/>
+      <w:lvlJc w:val="left"/>
+      <w:pPr>
+        <w:tabs>
+          <w:tab w:val="num" w:pos="2880"/>
+        </w:tabs>
+        <w:ind w:left="2880" w:hanging="360"/>
+      </w:pPr>
+      <w:rPr>
+        <w:rFonts w:ascii="Wingdings" w:hAnsi="Wingdings" w:hint="default"/>
+        <w:sz w:val="20"/>
+      </w:rPr>
+    </w:lvl>
+    <w:lvl w:ilvl="4" w:tentative="1">
+      <w:start w:val="1"/>
+      <w:numFmt w:val="bullet"/>
+      <w:lvlText w:val=""/>
+      <w:lvlJc w:val="left"/>
+      <w:pPr>
+        <w:tabs>
+          <w:tab w:val="num" w:pos="3600"/>
+        </w:tabs>
+        <w:ind w:left="3600" w:hanging="360"/>
+      </w:pPr>
+      <w:rPr>
+        <w:rFonts w:ascii="Wingdings" w:hAnsi="Wingdings" w:hint="default"/>
+        <w:sz w:val="20"/>
+      </w:rPr>
+    </w:lvl>
+    <w:lvl w:ilvl="5" w:tentative="1">
+      <w:start w:val="1"/>
+      <w:numFmt w:val="bullet"/>
+      <w:lvlText w:val=""/>
+      <w:lvlJc w:val="left"/>
+      <w:pPr>
+        <w:tabs>
+          <w:tab w:val="num" w:pos="4320"/>
+        </w:tabs>
+        <w:ind w:left="4320" w:hanging="360"/>
+      </w:pPr>
+      <w:rPr>
+        <w:rFonts w:ascii="Wingdings" w:hAnsi="Wingdings" w:hint="default"/>
+        <w:sz w:val="20"/>
+      </w:rPr>
+    </w:lvl>
+    <w:lvl w:ilvl="6" w:tentative="1">
+      <w:start w:val="1"/>
+      <w:numFmt w:val="bullet"/>
+      <w:lvlText w:val=""/>
+      <w:lvlJc w:val="left"/>
+      <w:pPr>
+        <w:tabs>
+          <w:tab w:val="num" w:pos="5040"/>
+        </w:tabs>
+        <w:ind w:left="5040" w:hanging="360"/>
+      </w:pPr>
+      <w:rPr>
+        <w:rFonts w:ascii="Wingdings" w:hAnsi="Wingdings" w:hint="default"/>
+        <w:sz w:val="20"/>
+      </w:rPr>
+    </w:lvl>
+    <w:lvl w:ilvl="7" w:tentative="1">
+      <w:start w:val="1"/>
+      <w:numFmt w:val="bullet"/>
+      <w:lvlText w:val=""/>
+      <w:lvlJc w:val="left"/>
+      <w:pPr>
+        <w:tabs>
+          <w:tab w:val="num" w:pos="5760"/>
+        </w:tabs>
+        <w:ind w:left="5760" w:hanging="360"/>
+      </w:pPr>
+      <w:rPr>
+        <w:rFonts w:ascii="Wingdings" w:hAnsi="Wingdings" w:hint="default"/>
+        <w:sz w:val="20"/>
+      </w:rPr>
+    </w:lvl>
+    <w:lvl w:ilvl="8" w:tentative="1">
+      <w:start w:val="1"/>
+      <w:numFmt w:val="bullet"/>
+      <w:lvlText w:val=""/>
+      <w:lvlJc w:val="left"/>
+      <w:pPr>
+        <w:tabs>
+          <w:tab w:val="num" w:pos="6480"/>
+        </w:tabs>
+        <w:ind w:left="6480" w:hanging="360"/>
+      </w:pPr>
+      <w:rPr>
+        <w:rFonts w:ascii="Wingdings" w:hAnsi="Wingdings" w:hint="default"/>
+        <w:sz w:val="20"/>
+      </w:rPr>
+    </w:lvl>
+  </w:abstractNum>
+  <w:abstractNum w:abstractNumId="29" w15:restartNumberingAfterBreak="0">
     <w:nsid w:val="51126291"/>
     <w:multiLevelType w:val="multilevel"/>
     <w:tmpl w:val="DC64A3BC"/>
@@ -12838,7 +14898,7 @@
       </w:rPr>
     </w:lvl>
   </w:abstractNum>
-  <w:abstractNum w:abstractNumId="24" w15:restartNumberingAfterBreak="0">
+  <w:abstractNum w:abstractNumId="30" w15:restartNumberingAfterBreak="0">
     <w:nsid w:val="52746142"/>
     <w:multiLevelType w:val="multilevel"/>
     <w:tmpl w:val="C310DB24"/>
@@ -12987,7 +15047,7 @@
       </w:rPr>
     </w:lvl>
   </w:abstractNum>
-  <w:abstractNum w:abstractNumId="25" w15:restartNumberingAfterBreak="0">
+  <w:abstractNum w:abstractNumId="31" w15:restartNumberingAfterBreak="0">
     <w:nsid w:val="53DB3E1A"/>
     <w:multiLevelType w:val="multilevel"/>
     <w:tmpl w:val="63DA1446"/>
@@ -13136,7 +15196,7 @@
       </w:rPr>
     </w:lvl>
   </w:abstractNum>
-  <w:abstractNum w:abstractNumId="26" w15:restartNumberingAfterBreak="0">
+  <w:abstractNum w:abstractNumId="32" w15:restartNumberingAfterBreak="0">
     <w:nsid w:val="54E35850"/>
     <w:multiLevelType w:val="multilevel"/>
     <w:tmpl w:val="74AA2CE6"/>
@@ -13285,7 +15345,7 @@
       </w:rPr>
     </w:lvl>
   </w:abstractNum>
-  <w:abstractNum w:abstractNumId="27" w15:restartNumberingAfterBreak="0">
+  <w:abstractNum w:abstractNumId="33" w15:restartNumberingAfterBreak="0">
     <w:nsid w:val="5CE46184"/>
     <w:multiLevelType w:val="multilevel"/>
     <w:tmpl w:val="BEBCB50C"/>
@@ -13434,7 +15494,7 @@
       </w:rPr>
     </w:lvl>
   </w:abstractNum>
-  <w:abstractNum w:abstractNumId="28" w15:restartNumberingAfterBreak="0">
+  <w:abstractNum w:abstractNumId="34" w15:restartNumberingAfterBreak="0">
     <w:nsid w:val="62B7566D"/>
     <w:multiLevelType w:val="multilevel"/>
     <w:tmpl w:val="CC80F640"/>
@@ -13583,7 +15643,7 @@
       </w:rPr>
     </w:lvl>
   </w:abstractNum>
-  <w:abstractNum w:abstractNumId="29" w15:restartNumberingAfterBreak="0">
+  <w:abstractNum w:abstractNumId="35" w15:restartNumberingAfterBreak="0">
     <w:nsid w:val="651E79D9"/>
     <w:multiLevelType w:val="multilevel"/>
     <w:tmpl w:val="99248AE6"/>
@@ -13696,7 +15756,156 @@
       </w:pPr>
     </w:lvl>
   </w:abstractNum>
-  <w:abstractNum w:abstractNumId="30" w15:restartNumberingAfterBreak="0">
+  <w:abstractNum w:abstractNumId="36" w15:restartNumberingAfterBreak="0">
+    <w:nsid w:val="66593F00"/>
+    <w:multiLevelType w:val="multilevel"/>
+    <w:tmpl w:val="2A0EAF70"/>
+    <w:lvl w:ilvl="0">
+      <w:start w:val="1"/>
+      <w:numFmt w:val="bullet"/>
+      <w:lvlText w:val=""/>
+      <w:lvlJc w:val="left"/>
+      <w:pPr>
+        <w:tabs>
+          <w:tab w:val="num" w:pos="720"/>
+        </w:tabs>
+        <w:ind w:left="720" w:hanging="360"/>
+      </w:pPr>
+      <w:rPr>
+        <w:rFonts w:ascii="Symbol" w:hAnsi="Symbol" w:hint="default"/>
+        <w:sz w:val="20"/>
+      </w:rPr>
+    </w:lvl>
+    <w:lvl w:ilvl="1" w:tentative="1">
+      <w:start w:val="1"/>
+      <w:numFmt w:val="bullet"/>
+      <w:lvlText w:val="o"/>
+      <w:lvlJc w:val="left"/>
+      <w:pPr>
+        <w:tabs>
+          <w:tab w:val="num" w:pos="1440"/>
+        </w:tabs>
+        <w:ind w:left="1440" w:hanging="360"/>
+      </w:pPr>
+      <w:rPr>
+        <w:rFonts w:ascii="Courier New" w:hAnsi="Courier New" w:hint="default"/>
+        <w:sz w:val="20"/>
+      </w:rPr>
+    </w:lvl>
+    <w:lvl w:ilvl="2" w:tentative="1">
+      <w:start w:val="1"/>
+      <w:numFmt w:val="bullet"/>
+      <w:lvlText w:val=""/>
+      <w:lvlJc w:val="left"/>
+      <w:pPr>
+        <w:tabs>
+          <w:tab w:val="num" w:pos="2160"/>
+        </w:tabs>
+        <w:ind w:left="2160" w:hanging="360"/>
+      </w:pPr>
+      <w:rPr>
+        <w:rFonts w:ascii="Wingdings" w:hAnsi="Wingdings" w:hint="default"/>
+        <w:sz w:val="20"/>
+      </w:rPr>
+    </w:lvl>
+    <w:lvl w:ilvl="3" w:tentative="1">
+      <w:start w:val="1"/>
+      <w:numFmt w:val="bullet"/>
+      <w:lvlText w:val=""/>
+      <w:lvlJc w:val="left"/>
+      <w:pPr>
+        <w:tabs>
+          <w:tab w:val="num" w:pos="2880"/>
+        </w:tabs>
+        <w:ind w:left="2880" w:hanging="360"/>
+      </w:pPr>
+      <w:rPr>
+        <w:rFonts w:ascii="Wingdings" w:hAnsi="Wingdings" w:hint="default"/>
+        <w:sz w:val="20"/>
+      </w:rPr>
+    </w:lvl>
+    <w:lvl w:ilvl="4" w:tentative="1">
+      <w:start w:val="1"/>
+      <w:numFmt w:val="bullet"/>
+      <w:lvlText w:val=""/>
+      <w:lvlJc w:val="left"/>
+      <w:pPr>
+        <w:tabs>
+          <w:tab w:val="num" w:pos="3600"/>
+        </w:tabs>
+        <w:ind w:left="3600" w:hanging="360"/>
+      </w:pPr>
+      <w:rPr>
+        <w:rFonts w:ascii="Wingdings" w:hAnsi="Wingdings" w:hint="default"/>
+        <w:sz w:val="20"/>
+      </w:rPr>
+    </w:lvl>
+    <w:lvl w:ilvl="5" w:tentative="1">
+      <w:start w:val="1"/>
+      <w:numFmt w:val="bullet"/>
+      <w:lvlText w:val=""/>
+      <w:lvlJc w:val="left"/>
+      <w:pPr>
+        <w:tabs>
+          <w:tab w:val="num" w:pos="4320"/>
+        </w:tabs>
+        <w:ind w:left="4320" w:hanging="360"/>
+      </w:pPr>
+      <w:rPr>
+        <w:rFonts w:ascii="Wingdings" w:hAnsi="Wingdings" w:hint="default"/>
+        <w:sz w:val="20"/>
+      </w:rPr>
+    </w:lvl>
+    <w:lvl w:ilvl="6" w:tentative="1">
+      <w:start w:val="1"/>
+      <w:numFmt w:val="bullet"/>
+      <w:lvlText w:val=""/>
+      <w:lvlJc w:val="left"/>
+      <w:pPr>
+        <w:tabs>
+          <w:tab w:val="num" w:pos="5040"/>
+        </w:tabs>
+        <w:ind w:left="5040" w:hanging="360"/>
+      </w:pPr>
+      <w:rPr>
+        <w:rFonts w:ascii="Wingdings" w:hAnsi="Wingdings" w:hint="default"/>
+        <w:sz w:val="20"/>
+      </w:rPr>
+    </w:lvl>
+    <w:lvl w:ilvl="7" w:tentative="1">
+      <w:start w:val="1"/>
+      <w:numFmt w:val="bullet"/>
+      <w:lvlText w:val=""/>
+      <w:lvlJc w:val="left"/>
+      <w:pPr>
+        <w:tabs>
+          <w:tab w:val="num" w:pos="5760"/>
+        </w:tabs>
+        <w:ind w:left="5760" w:hanging="360"/>
+      </w:pPr>
+      <w:rPr>
+        <w:rFonts w:ascii="Wingdings" w:hAnsi="Wingdings" w:hint="default"/>
+        <w:sz w:val="20"/>
+      </w:rPr>
+    </w:lvl>
+    <w:lvl w:ilvl="8" w:tentative="1">
+      <w:start w:val="1"/>
+      <w:numFmt w:val="bullet"/>
+      <w:lvlText w:val=""/>
+      <w:lvlJc w:val="left"/>
+      <w:pPr>
+        <w:tabs>
+          <w:tab w:val="num" w:pos="6480"/>
+        </w:tabs>
+        <w:ind w:left="6480" w:hanging="360"/>
+      </w:pPr>
+      <w:rPr>
+        <w:rFonts w:ascii="Wingdings" w:hAnsi="Wingdings" w:hint="default"/>
+        <w:sz w:val="20"/>
+      </w:rPr>
+    </w:lvl>
+  </w:abstractNum>
+  <w:abstractNum w:abstractNumId="37" w15:restartNumberingAfterBreak="0">
     <w:nsid w:val="66D70AE3"/>
     <w:multiLevelType w:val="multilevel"/>
     <w:tmpl w:val="8E8C1730"/>
@@ -13845,7 +16054,7 @@
       </w:rPr>
     </w:lvl>
   </w:abstractNum>
-  <w:abstractNum w:abstractNumId="31" w15:restartNumberingAfterBreak="0">
+  <w:abstractNum w:abstractNumId="38" w15:restartNumberingAfterBreak="0">
     <w:nsid w:val="67364B59"/>
     <w:multiLevelType w:val="multilevel"/>
     <w:tmpl w:val="9E407B80"/>
@@ -13994,7 +16203,7 @@
       </w:rPr>
     </w:lvl>
   </w:abstractNum>
-  <w:abstractNum w:abstractNumId="32" w15:restartNumberingAfterBreak="0">
+  <w:abstractNum w:abstractNumId="39" w15:restartNumberingAfterBreak="0">
     <w:nsid w:val="6BD47CEE"/>
     <w:multiLevelType w:val="multilevel"/>
     <w:tmpl w:val="2AFED286"/>
@@ -14143,7 +16352,7 @@
       </w:rPr>
     </w:lvl>
   </w:abstractNum>
-  <w:abstractNum w:abstractNumId="33" w15:restartNumberingAfterBreak="0">
+  <w:abstractNum w:abstractNumId="40" w15:restartNumberingAfterBreak="0">
     <w:nsid w:val="6DC0382A"/>
     <w:multiLevelType w:val="multilevel"/>
     <w:tmpl w:val="D4487142"/>
@@ -14292,7 +16501,7 @@
       </w:rPr>
     </w:lvl>
   </w:abstractNum>
-  <w:abstractNum w:abstractNumId="34" w15:restartNumberingAfterBreak="0">
+  <w:abstractNum w:abstractNumId="41" w15:restartNumberingAfterBreak="0">
     <w:nsid w:val="6E5F0C8E"/>
     <w:multiLevelType w:val="multilevel"/>
     <w:tmpl w:val="94DA1CBC"/>
@@ -14441,7 +16650,7 @@
       </w:rPr>
     </w:lvl>
   </w:abstractNum>
-  <w:abstractNum w:abstractNumId="35" w15:restartNumberingAfterBreak="0">
+  <w:abstractNum w:abstractNumId="42" w15:restartNumberingAfterBreak="0">
     <w:nsid w:val="6F34762C"/>
     <w:multiLevelType w:val="multilevel"/>
     <w:tmpl w:val="99DC268E"/>
@@ -14590,7 +16799,7 @@
       </w:rPr>
     </w:lvl>
   </w:abstractNum>
-  <w:abstractNum w:abstractNumId="36" w15:restartNumberingAfterBreak="0">
+  <w:abstractNum w:abstractNumId="43" w15:restartNumberingAfterBreak="0">
     <w:nsid w:val="6F9E416D"/>
     <w:multiLevelType w:val="multilevel"/>
     <w:tmpl w:val="04F8EF02"/>
@@ -14739,7 +16948,7 @@
       </w:rPr>
     </w:lvl>
   </w:abstractNum>
-  <w:abstractNum w:abstractNumId="37" w15:restartNumberingAfterBreak="0">
+  <w:abstractNum w:abstractNumId="44" w15:restartNumberingAfterBreak="0">
     <w:nsid w:val="75FF795D"/>
     <w:multiLevelType w:val="multilevel"/>
     <w:tmpl w:val="0409001D"/>
@@ -14826,7 +17035,7 @@
       </w:pPr>
     </w:lvl>
   </w:abstractNum>
-  <w:abstractNum w:abstractNumId="38" w15:restartNumberingAfterBreak="0">
+  <w:abstractNum w:abstractNumId="45" w15:restartNumberingAfterBreak="0">
     <w:nsid w:val="77F07D25"/>
     <w:multiLevelType w:val="multilevel"/>
     <w:tmpl w:val="4C9A1444"/>
@@ -14975,7 +17184,7 @@
       </w:rPr>
     </w:lvl>
   </w:abstractNum>
-  <w:abstractNum w:abstractNumId="39" w15:restartNumberingAfterBreak="0">
+  <w:abstractNum w:abstractNumId="46" w15:restartNumberingAfterBreak="0">
     <w:nsid w:val="7BA12DED"/>
     <w:multiLevelType w:val="multilevel"/>
     <w:tmpl w:val="0EA8A22C"/>
@@ -15125,124 +17334,145 @@
     </w:lvl>
   </w:abstractNum>
   <w:num w:numId="1" w16cid:durableId="64567560">
-    <w:abstractNumId w:val="37"/>
+    <w:abstractNumId w:val="44"/>
   </w:num>
   <w:num w:numId="2" w16cid:durableId="616912503">
-    <w:abstractNumId w:val="11"/>
+    <w:abstractNumId w:val="15"/>
   </w:num>
   <w:num w:numId="3" w16cid:durableId="1859150831">
-    <w:abstractNumId w:val="26"/>
+    <w:abstractNumId w:val="32"/>
   </w:num>
   <w:num w:numId="4" w16cid:durableId="45643886">
     <w:abstractNumId w:val="2"/>
   </w:num>
   <w:num w:numId="5" w16cid:durableId="9569304">
-    <w:abstractNumId w:val="30"/>
+    <w:abstractNumId w:val="37"/>
   </w:num>
   <w:num w:numId="6" w16cid:durableId="876741010">
-    <w:abstractNumId w:val="22"/>
+    <w:abstractNumId w:val="27"/>
   </w:num>
   <w:num w:numId="7" w16cid:durableId="1143355652">
+    <w:abstractNumId w:val="40"/>
+  </w:num>
+  <w:num w:numId="8" w16cid:durableId="67196231">
     <w:abstractNumId w:val="33"/>
   </w:num>
-  <w:num w:numId="8" w16cid:durableId="67196231">
-    <w:abstractNumId w:val="27"/>
+  <w:num w:numId="9" w16cid:durableId="2080786544">
+    <w:abstractNumId w:val="14"/>
   </w:num>
-  <w:num w:numId="9" w16cid:durableId="2080786544">
+  <w:num w:numId="10" w16cid:durableId="632367052">
+    <w:abstractNumId w:val="24"/>
+  </w:num>
+  <w:num w:numId="11" w16cid:durableId="1816339289">
     <w:abstractNumId w:val="10"/>
   </w:num>
-  <w:num w:numId="10" w16cid:durableId="632367052">
-    <w:abstractNumId w:val="19"/>
-  </w:num>
-  <w:num w:numId="11" w16cid:durableId="1816339289">
-    <w:abstractNumId w:val="8"/>
-  </w:num>
   <w:num w:numId="12" w16cid:durableId="760640314">
-    <w:abstractNumId w:val="18"/>
+    <w:abstractNumId w:val="23"/>
   </w:num>
   <w:num w:numId="13" w16cid:durableId="426199105">
-    <w:abstractNumId w:val="25"/>
+    <w:abstractNumId w:val="31"/>
   </w:num>
   <w:num w:numId="14" w16cid:durableId="1116947906">
-    <w:abstractNumId w:val="20"/>
+    <w:abstractNumId w:val="25"/>
   </w:num>
   <w:num w:numId="15" w16cid:durableId="579564738">
     <w:abstractNumId w:val="1"/>
   </w:num>
   <w:num w:numId="16" w16cid:durableId="420151760">
-    <w:abstractNumId w:val="29"/>
+    <w:abstractNumId w:val="35"/>
   </w:num>
   <w:num w:numId="17" w16cid:durableId="510491909">
-    <w:abstractNumId w:val="17"/>
+    <w:abstractNumId w:val="22"/>
   </w:num>
   <w:num w:numId="18" w16cid:durableId="2034838029">
-    <w:abstractNumId w:val="32"/>
+    <w:abstractNumId w:val="39"/>
   </w:num>
   <w:num w:numId="19" w16cid:durableId="1755710770">
-    <w:abstractNumId w:val="34"/>
+    <w:abstractNumId w:val="41"/>
   </w:num>
   <w:num w:numId="20" w16cid:durableId="275676960">
-    <w:abstractNumId w:val="14"/>
+    <w:abstractNumId w:val="19"/>
   </w:num>
   <w:num w:numId="21" w16cid:durableId="506596796">
-    <w:abstractNumId w:val="31"/>
+    <w:abstractNumId w:val="38"/>
   </w:num>
   <w:num w:numId="22" w16cid:durableId="1874463377">
-    <w:abstractNumId w:val="39"/>
+    <w:abstractNumId w:val="46"/>
   </w:num>
   <w:num w:numId="23" w16cid:durableId="2005085460">
-    <w:abstractNumId w:val="4"/>
+    <w:abstractNumId w:val="6"/>
   </w:num>
   <w:num w:numId="24" w16cid:durableId="926884924">
-    <w:abstractNumId w:val="13"/>
+    <w:abstractNumId w:val="18"/>
   </w:num>
   <w:num w:numId="25" w16cid:durableId="1263880496">
-    <w:abstractNumId w:val="28"/>
+    <w:abstractNumId w:val="34"/>
   </w:num>
   <w:num w:numId="26" w16cid:durableId="709689599">
     <w:abstractNumId w:val="3"/>
   </w:num>
   <w:num w:numId="27" w16cid:durableId="686954219">
-    <w:abstractNumId w:val="38"/>
+    <w:abstractNumId w:val="45"/>
   </w:num>
   <w:num w:numId="28" w16cid:durableId="1862551316">
+    <w:abstractNumId w:val="26"/>
+  </w:num>
+  <w:num w:numId="29" w16cid:durableId="378478278">
     <w:abstractNumId w:val="21"/>
   </w:num>
-  <w:num w:numId="29" w16cid:durableId="378478278">
+  <w:num w:numId="30" w16cid:durableId="1391268472">
+    <w:abstractNumId w:val="30"/>
+  </w:num>
+  <w:num w:numId="31" w16cid:durableId="214513680">
+    <w:abstractNumId w:val="8"/>
+  </w:num>
+  <w:num w:numId="32" w16cid:durableId="441415158">
+    <w:abstractNumId w:val="29"/>
+  </w:num>
+  <w:num w:numId="33" w16cid:durableId="2044986176">
     <w:abstractNumId w:val="16"/>
   </w:num>
-  <w:num w:numId="30" w16cid:durableId="1391268472">
-    <w:abstractNumId w:val="24"/>
-  </w:num>
-  <w:num w:numId="31" w16cid:durableId="214513680">
-    <w:abstractNumId w:val="6"/>
-  </w:num>
-  <w:num w:numId="32" w16cid:durableId="441415158">
-    <w:abstractNumId w:val="23"/>
-  </w:num>
-  <w:num w:numId="33" w16cid:durableId="2044986176">
-    <w:abstractNumId w:val="12"/>
-  </w:num>
   <w:num w:numId="34" w16cid:durableId="1031372492">
-    <w:abstractNumId w:val="35"/>
+    <w:abstractNumId w:val="42"/>
   </w:num>
   <w:num w:numId="35" w16cid:durableId="347025171">
-    <w:abstractNumId w:val="9"/>
+    <w:abstractNumId w:val="13"/>
   </w:num>
   <w:num w:numId="36" w16cid:durableId="2058695581">
     <w:abstractNumId w:val="0"/>
   </w:num>
   <w:num w:numId="37" w16cid:durableId="1673724767">
+    <w:abstractNumId w:val="43"/>
+  </w:num>
+  <w:num w:numId="38" w16cid:durableId="1842893009">
+    <w:abstractNumId w:val="7"/>
+  </w:num>
+  <w:num w:numId="39" w16cid:durableId="384573756">
+    <w:abstractNumId w:val="9"/>
+  </w:num>
+  <w:num w:numId="40" w16cid:durableId="1346439119">
+    <w:abstractNumId w:val="20"/>
+  </w:num>
+  <w:num w:numId="41" w16cid:durableId="104734669">
+    <w:abstractNumId w:val="11"/>
+  </w:num>
+  <w:num w:numId="42" w16cid:durableId="961039759">
+    <w:abstractNumId w:val="5"/>
+  </w:num>
+  <w:num w:numId="43" w16cid:durableId="1083453857">
+    <w:abstractNumId w:val="17"/>
+  </w:num>
+  <w:num w:numId="44" w16cid:durableId="1948735967">
     <w:abstractNumId w:val="36"/>
   </w:num>
-  <w:num w:numId="38" w16cid:durableId="1842893009">
-    <w:abstractNumId w:val="5"/>
+  <w:num w:numId="45" w16cid:durableId="1511604407">
+    <w:abstractNumId w:val="28"/>
   </w:num>
-  <w:num w:numId="39" w16cid:durableId="384573756">
-    <w:abstractNumId w:val="7"/>
+  <w:num w:numId="46" w16cid:durableId="906107370">
+    <w:abstractNumId w:val="12"/>
   </w:num>
-  <w:num w:numId="40" w16cid:durableId="1346439119">
-    <w:abstractNumId w:val="15"/>
+  <w:num w:numId="47" w16cid:durableId="2007052561">
+    <w:abstractNumId w:val="4"/>
   </w:num>
   <w:numIdMacAtCleanup w:val="20"/>
 </w:numbering>
@@ -17036,6 +19266,56 @@
       </w:tcPr>
     </w:tblStylePr>
   </w:style>
+  <w:style w:type="paragraph" w:customStyle="1" w:styleId="p1">
+    <w:name w:val="p1"/>
+    <w:basedOn w:val="Normal"/>
+    <w:rsid w:val="00791AF5"/>
+    <w:pPr>
+      <w:spacing w:before="100" w:beforeAutospacing="1" w:after="100" w:afterAutospacing="1" w:line="240" w:lineRule="auto"/>
+      <w:jc w:val="left"/>
+    </w:pPr>
+    <w:rPr>
+      <w:rFonts w:eastAsia="Times New Roman" w:cs="Times New Roman"/>
+      <w:sz w:val="24"/>
+      <w:szCs w:val="24"/>
+      <w:lang w:val="en-VN"/>
+    </w:rPr>
+  </w:style>
+  <w:style w:type="character" w:customStyle="1" w:styleId="s1">
+    <w:name w:val="s1"/>
+    <w:basedOn w:val="DefaultParagraphFont"/>
+    <w:rsid w:val="00AE3DE7"/>
+  </w:style>
+  <w:style w:type="paragraph" w:customStyle="1" w:styleId="p2">
+    <w:name w:val="p2"/>
+    <w:basedOn w:val="Normal"/>
+    <w:rsid w:val="00AE3DE7"/>
+    <w:pPr>
+      <w:spacing w:before="100" w:beforeAutospacing="1" w:after="100" w:afterAutospacing="1" w:line="240" w:lineRule="auto"/>
+      <w:jc w:val="left"/>
+    </w:pPr>
+    <w:rPr>
+      <w:rFonts w:eastAsia="Times New Roman" w:cs="Times New Roman"/>
+      <w:sz w:val="24"/>
+      <w:szCs w:val="24"/>
+      <w:lang w:val="en-VN"/>
+    </w:rPr>
+  </w:style>
+  <w:style w:type="paragraph" w:customStyle="1" w:styleId="p3">
+    <w:name w:val="p3"/>
+    <w:basedOn w:val="Normal"/>
+    <w:rsid w:val="00AE3DE7"/>
+    <w:pPr>
+      <w:spacing w:before="100" w:beforeAutospacing="1" w:after="100" w:afterAutospacing="1" w:line="240" w:lineRule="auto"/>
+      <w:jc w:val="left"/>
+    </w:pPr>
+    <w:rPr>
+      <w:rFonts w:eastAsia="Times New Roman" w:cs="Times New Roman"/>
+      <w:sz w:val="24"/>
+      <w:szCs w:val="24"/>
+      <w:lang w:val="en-VN"/>
+    </w:rPr>
+  </w:style>
 </w:styles>
 </file>
 
